--- a/output/doc/项目成果汇编_20260416.docx
+++ b/output/doc/项目成果汇编_20260416.docx
@@ -9,1416 +9,7709 @@
       </w:pPr>
       <w:r>
         <w:rPr>
-          <w:rFonts w:ascii="Times New Roman" w:hAnsi="Times New Roman" w:eastAsia="黑体"/>
-          <w:b/>
-          <w:sz w:val="32"/>
+          <w:rFonts w:ascii="Times New Roman" w:hAnsi="Times New Roman" w:eastAsia="方正小标宋简体" w:cs="Times New Roman"/>
+          <w:b w:val="0"/>
+          <w:sz w:val="44"/>
         </w:rPr>
         <w:t>面向互联网基础资源的大模型多智能体协作与可信认知标识技术研究</w:t>
-      </w:r>
-    </w:p>
-    <w:p>
-      <w:pPr>
-        <w:spacing w:line="360" w:lineRule="auto" w:after="0"/>
-        <w:ind w:firstLine="476"/>
-      </w:pPr>
-      <w:r>
-        <w:rPr>
-          <w:rFonts w:ascii="Times New Roman" w:hAnsi="Times New Roman" w:eastAsia="宋体"/>
-          <w:b w:val="0"/>
-          <w:sz w:val="24"/>
-        </w:rPr>
-        <w:t>本材料围绕“面向互联网基础资源的大模型多智能体协作与可信认知标识技术研究”项目形成的阶段性成果进行汇编整理，重点归纳项目在互联网基础资源场景下围绕智能体命名、语义路由、协作复核与可信留痕等方面形成的研究思路、关键内容、创新点、实验验证结果和成果体系。全文坚持不附论文原文、专利原件及其他附件材料，仅对研究成果要点进行系统梳理，并在文末补充项目标签信息，便于后续归档、审阅和成果报送。</w:t>
       </w:r>
     </w:p>
     <w:p>
       <w:pPr>
         <w:spacing w:before="160" w:after="80"/>
+        <w:ind w:firstLine="641"/>
       </w:pPr>
       <w:r>
         <w:rPr>
-          <w:rFonts w:ascii="Times New Roman" w:hAnsi="Times New Roman" w:eastAsia="黑体"/>
-          <w:b/>
-          <w:sz w:val="28"/>
-        </w:rPr>
-        <w:t>一、研究背景与立项意义</w:t>
+          <w:rFonts w:ascii="黑体" w:hAnsi="黑体" w:eastAsia="黑体" w:cs="黑体"/>
+          <w:b w:val="0"/>
+          <w:sz w:val="32"/>
+        </w:rPr>
+        <w:t>一、研究背景</w:t>
+      </w:r>
+    </w:p>
+    <w:p>
+      <w:pPr>
+        <w:spacing w:after="0"/>
+        <w:ind w:firstLine="641"/>
+        <w:jc w:val="left"/>
+      </w:pPr>
+      <w:r>
+        <w:rPr>
+          <w:rFonts w:ascii="仿宋" w:hAnsi="仿宋" w:eastAsia="仿宋" w:cs="仿宋"/>
+          <w:b w:val="0"/>
+          <w:sz w:val="32"/>
+        </w:rPr>
+        <w:t>大模型应用正在从问答工具进入办公、出行、商务、教育、金融、政务等在线服务入口，自然语言请求开始触发政策解释、票务办理、订单处理、内容生成、数据查询和外部工具调用。互联网基础资源长期围绕网络对象的命名、寻址、发现、调用和可信核验开展组织管理，智能体服务规模化接入后，服务对象从传统域名、地址、接口和平台资源，进一步扩展到智能体能力、候选实例和任务入口。此时，系统需要先识别请求对应的能力对象，再判断是否需要协作复核，最后选择执行实例并保留过程证据；主能力错选、相关能力遗漏、风险任务误派发和调用过程不可追溯，将直接影响服务调用效率、风险处置和责任核验。</w:t>
+      </w:r>
+    </w:p>
+    <w:p>
+      <w:pPr>
+        <w:spacing w:after="0"/>
+        <w:ind w:firstLine="641"/>
+        <w:jc w:val="left"/>
+      </w:pPr>
+      <w:r>
+        <w:rPr>
+          <w:rFonts w:ascii="仿宋" w:hAnsi="仿宋" w:eastAsia="仿宋" w:cs="仿宋"/>
+          <w:b w:val="0"/>
+          <w:sz w:val="32"/>
+        </w:rPr>
+        <w:t>现实服务中已经出现智能化入口误导用户并引发责任认定的案例。2024 年 2 月，加拿大不列颠哥伦比亚省民事解决法庭在 Moffatt v. Air Canada</w:t>
+      </w:r>
+      <w:r>
+        <w:rPr>
+          <w:rFonts w:ascii="仿宋" w:hAnsi="仿宋" w:eastAsia="仿宋" w:cs="仿宋"/>
+          <w:b w:val="0"/>
+          <w:sz w:val="32"/>
+        </w:rPr>
+        <w:footnoteReference w:id="1"/>
+      </w:r>
+      <w:r>
+        <w:rPr>
+          <w:rFonts w:ascii="仿宋" w:hAnsi="仿宋" w:eastAsia="仿宋" w:cs="仿宋"/>
+          <w:b w:val="0"/>
+          <w:sz w:val="32"/>
+        </w:rPr>
+        <w:t xml:space="preserve"> 案中认定，航空公司应对其官网聊天机器人提供的错误丧亲票价信息承担责任；该聊天机器人给出的退改说明与网页正式政策不一致，用户据此购票和申请退款后产生争议。从智能体服务组织角度看，该事件涉及四个连续环节：用户请求需要被识别为丧亲票价政策咨询和退票办理，系统回答需要对应正式政策和可执行流程，存在政策冲突或退款风险时需要触发复核，事后需要还原系统当时依据了什么政策、给出了什么建议、用户据此执行了什么操作。</w:t>
+      </w:r>
+    </w:p>
+    <w:p>
+      <w:pPr>
+        <w:spacing w:after="0"/>
+        <w:ind w:firstLine="641"/>
+        <w:jc w:val="left"/>
+      </w:pPr>
+      <w:r>
+        <w:rPr>
+          <w:rFonts w:ascii="仿宋" w:hAnsi="仿宋" w:eastAsia="仿宋" w:cs="仿宋"/>
+          <w:b w:val="0"/>
+          <w:sz w:val="32"/>
+        </w:rPr>
+        <w:t>该类事件与本项目研究对象直接对应。首先，正式政策、办理流程、人工复核和执行接口需要在同一能力目录下被命名和区分，对应智能体能力命名空间问题；其次，自然语言请求需要从多个候选能力中选择主能力并识别相关能力，对应结构化语义路由问题；再次，政策冲突、退款风险和用户权益场景需要任务匹配、风险判断、层级粒度和用户偏好等不同职责共同复核，对应大模型多智能体协作问题；最后，系统需要记录候选快照、裁决证据、角色提案、授权判断和实例映射结果，对应可信认知标识问题。</w:t>
+      </w:r>
+    </w:p>
+    <w:p>
+      <w:pPr>
+        <w:spacing w:after="0"/>
+        <w:ind w:firstLine="641"/>
+        <w:jc w:val="left"/>
+      </w:pPr>
+      <w:r>
+        <w:rPr>
+          <w:rFonts w:ascii="仿宋" w:hAnsi="仿宋" w:eastAsia="仿宋" w:cs="仿宋"/>
+          <w:b w:val="0"/>
+          <w:sz w:val="32"/>
+        </w:rPr>
+        <w:t>传统关键词规则、标签索引和单模型一步式裁决在语义边界清晰的请求中具备一定效果，但在层级竞争、多意图表达、跨域重叠和高风险约束场景中，容易出现主能力错选、相关能力遗漏和复核依据不足。项目在统一测试集上建立规则路由基线，主标签准确率为 78.76%（89/113），相关能力召回率为 28.95%；典型误判包括把文档处理请求判为课程学习、把整体交通安排判为航班查询、把活动计划判为酒店预订，说明复杂语义请求需要在固定能力边界内完成候选比较、协作复核和过程留痕。</w:t>
+      </w:r>
+    </w:p>
+    <w:p>
+      <w:pPr>
+        <w:spacing w:after="0"/>
+        <w:ind w:firstLine="641"/>
+        <w:jc w:val="left"/>
+      </w:pPr>
+      <w:r>
+        <w:rPr>
+          <w:rFonts w:ascii="仿宋" w:hAnsi="仿宋" w:eastAsia="仿宋" w:cs="仿宋"/>
+          <w:b w:val="0"/>
+          <w:sz w:val="32"/>
+        </w:rPr>
+        <w:t>本项目面向互联网基础资源中的智能体服务组织与调用入口，开展大模型多智能体协作与可信认知标识技术研究。项目以能力命名空间解决“能力对象如何组织”，以结构化语义路由解决“请求如何指向主能力和相关能力”，以职责化协作复核解决“复杂边界样本如何受控改判”，以候选快照、裁决证据、角色提案、授权判断和实例映射记录解决“判断过程如何核验”。项目组依托前期智能体语义路由原型、评测样本构建和专利技术交底工作，已形成 50 个能力节点、45 类主标签、563 条样本、冻结 train/test 评测协议、结构化语义路由算法、职责化协作复核算法、执行实例过滤模型和原型系统，并形成论文、技术报告和发明专利申请材料。本文所称“命名”“地址”“发现”等概念，均限定在智能体能力目录、逻辑地址、候选选择和实例映射范围内。</w:t>
+      </w:r>
+    </w:p>
+    <w:p>
+      <w:pPr>
+        <w:spacing w:before="160" w:after="80"/>
+        <w:ind w:firstLine="641"/>
+      </w:pPr>
+      <w:r>
+        <w:rPr>
+          <w:rFonts w:ascii="黑体" w:hAnsi="黑体" w:eastAsia="黑体" w:cs="黑体"/>
+          <w:b w:val="0"/>
+          <w:sz w:val="32"/>
+        </w:rPr>
+        <w:t>二、研究重点</w:t>
       </w:r>
     </w:p>
     <w:p>
       <w:pPr>
         <w:spacing w:before="120" w:after="80"/>
+        <w:ind w:firstLine="641"/>
       </w:pPr>
       <w:r>
         <w:rPr>
-          <w:rFonts w:ascii="Times New Roman" w:hAnsi="Times New Roman" w:eastAsia="黑体"/>
-          <w:b/>
-          <w:sz w:val="24"/>
-        </w:rPr>
-        <w:t>（一）互联网基础资源场景对智能体服务组织提出了新的基础问题</w:t>
+          <w:rFonts w:ascii="楷体" w:hAnsi="楷体" w:eastAsia="楷体" w:cs="楷体"/>
+          <w:b w:val="0"/>
+          <w:sz w:val="32"/>
+        </w:rPr>
+        <w:t>（一）研究目标</w:t>
       </w:r>
     </w:p>
     <w:p>
       <w:pPr>
-        <w:spacing w:line="360" w:lineRule="auto" w:after="0"/>
-        <w:ind w:firstLine="476"/>
+        <w:spacing w:after="0"/>
+        <w:ind w:firstLine="641"/>
+        <w:jc w:val="left"/>
       </w:pPr>
       <w:r>
         <w:rPr>
-          <w:rFonts w:ascii="Times New Roman" w:hAnsi="Times New Roman" w:eastAsia="宋体"/>
-          <w:b w:val="0"/>
-          <w:sz w:val="24"/>
-        </w:rPr>
-        <w:t>随着大模型和智能体应用加快发展，互联网基础资源的服务对象正在由传统静态资源向可调用、可协同、可演化的智能体服务延伸。在传统互联网环境中，域名、地址、标识、解析和服务发现等机制主要面向网页、接口、平台和静态内容对象；而在智能体时代，服务主体开始呈现出能力边界动态变化、角色职责可组合、任务执行依赖上下文语义的显著特点。这意味着，互联网基础资源不仅需要继续承担资源标识和连接支撑功能，还需要逐步支撑智能体能力的组织表达、语义寻址、可信调用和过程留痕。</w:t>
+          <w:rFonts w:ascii="仿宋" w:hAnsi="仿宋" w:eastAsia="仿宋" w:cs="仿宋"/>
+          <w:b w:val="0"/>
+          <w:sz w:val="32"/>
+        </w:rPr>
+        <w:t>本项目面向互联网基础资源场景中的智能体能力组织和服务调用入口，研究智能体能力命名、结构化语义路由、多智能体职责化复核和可信过程记录方法，形成处理自然语言请求、候选能力组织、主能力选择、相关能力识别、协作复核、执行实例映射和过程回放的原型系统。</w:t>
       </w:r>
     </w:p>
     <w:p>
       <w:pPr>
-        <w:spacing w:line="360" w:lineRule="auto" w:after="0"/>
-        <w:ind w:firstLine="476"/>
+        <w:spacing w:after="0"/>
+        <w:ind w:firstLine="641"/>
+        <w:jc w:val="left"/>
       </w:pPr>
       <w:r>
         <w:rPr>
-          <w:rFonts w:ascii="Times New Roman" w:hAnsi="Times New Roman" w:eastAsia="宋体"/>
-          <w:b w:val="0"/>
-          <w:sz w:val="24"/>
-        </w:rPr>
-        <w:t>在这一变化过程中，互联网基础资源场景面临三个突出的基础问题。一是如何对能力类型多样、边界交叉明显的智能体服务形成相对稳定、可扩展的命名与地址表达方式，使能力能够被统一描述、统一组织和统一调用。二是如何把自然语言形式的复杂请求稳定映射到正确的能力入口，在面对多意图表达、层级竞争、跨域重叠和风险约束时仍然保持较高的准确率和一致性。三是如何在结果输出之外保留足够的过程证据，使系统不仅能给出路由结论，还能够说明为什么这样判断、何时需要复核、复核依据来自哪里，从而为互联网基础资源场景中的可信认知标识提供方法支撑。</w:t>
+          <w:rFonts w:ascii="仿宋" w:hAnsi="仿宋" w:eastAsia="仿宋" w:cs="仿宋"/>
+          <w:b w:val="0"/>
+          <w:sz w:val="32"/>
+        </w:rPr>
+        <w:t>项目目标包括四项：一是建立面向智能体服务调用入口的能力命名空间和逻辑地址表达方式；二是提出固定候选边界内的结构化语义路由算法；三是提出大模型多智能体职责化协作复核和显式授权算法；四是构建面向可信认知标识的过程轨迹记录和执行实例过滤模型。</w:t>
       </w:r>
     </w:p>
     <w:p>
       <w:pPr>
         <w:spacing w:before="120" w:after="80"/>
+        <w:ind w:firstLine="641"/>
       </w:pPr>
       <w:r>
         <w:rPr>
-          <w:rFonts w:ascii="Times New Roman" w:hAnsi="Times New Roman" w:eastAsia="黑体"/>
-          <w:b/>
-          <w:sz w:val="24"/>
-        </w:rPr>
-        <w:t>（二）现有方法在复杂语义任务中存在准确性与可信性双重不足</w:t>
+          <w:rFonts w:ascii="楷体" w:hAnsi="楷体" w:eastAsia="楷体" w:cs="楷体"/>
+          <w:b w:val="0"/>
+          <w:sz w:val="32"/>
+        </w:rPr>
+        <w:t>（二）重点问题</w:t>
       </w:r>
     </w:p>
     <w:p>
       <w:pPr>
-        <w:spacing w:line="360" w:lineRule="auto" w:after="0"/>
-        <w:ind w:firstLine="476"/>
+        <w:spacing w:after="0"/>
+        <w:ind w:firstLine="641"/>
+        <w:jc w:val="left"/>
       </w:pPr>
       <w:r>
         <w:rPr>
-          <w:rFonts w:ascii="Times New Roman" w:hAnsi="Times New Roman" w:eastAsia="宋体"/>
-          <w:b w:val="0"/>
-          <w:sz w:val="24"/>
-        </w:rPr>
-        <w:t>围绕语义匹配、意图识别和服务选择，现有方法大致可以分为规则或轻量打分方法，以及一步式大模型裁决方法两类。前者实现成本较低、运行效率较高，在关键词清晰、语义边界明确的场景下具有一定实用性，但当请求中同时包含主任务、次要诉求、上下文条件与治理约束时，规则方法往往难以在多个候选能力之间做出稳定比较，容易产生父子层级错选、跨域误判或相关能力遗漏。后者具备更强的语义泛化能力，能够更好理解复杂自然语言，但如果缺乏清晰的候选边界、结构化证据组织和可控改判机制，则容易把开放式生成能力直接带入需要稳定决策的场景，导致结论漂移、证据不足和结果不可复盘。</w:t>
+          <w:rFonts w:ascii="仿宋" w:hAnsi="仿宋" w:eastAsia="仿宋" w:cs="仿宋"/>
+          <w:b w:val="0"/>
+          <w:sz w:val="32"/>
+        </w:rPr>
+        <w:t>项目重点解决以下技术问题：</w:t>
       </w:r>
     </w:p>
     <w:p>
       <w:pPr>
-        <w:spacing w:line="360" w:lineRule="auto" w:after="0"/>
-        <w:ind w:firstLine="476"/>
+        <w:spacing w:after="0"/>
+        <w:ind w:firstLine="641"/>
+        <w:jc w:val="left"/>
       </w:pPr>
       <w:r>
         <w:rPr>
-          <w:rFonts w:ascii="Times New Roman" w:hAnsi="Times New Roman" w:eastAsia="宋体"/>
-          <w:b w:val="0"/>
-          <w:sz w:val="24"/>
-        </w:rPr>
-        <w:t>对于互联网基础资源场景而言，准确率并不是唯一目标。由于路由结果往往直接关联后续执行实例、服务调用流程和治理责任边界，系统必须同时满足三个条件：一是候选边界清晰，便于区分召回错误、裁决错误和执行落点错误；二是输出结构稳定，能够支持主能力判断、相关能力识别以及下游实例选择；三是过程可审计，能够保留候选快照、语义交接、复核提案和改判来源。也就是说，该类问题本质上不是“开放式生成一个看起来合理的答案”，而是“在固定候选边界内做出可解释、可复核、可回放的受约束判断”。</w:t>
+          <w:rFonts w:ascii="仿宋" w:hAnsi="仿宋" w:eastAsia="仿宋" w:cs="仿宋"/>
+          <w:b w:val="0"/>
+          <w:sz w:val="32"/>
+        </w:rPr>
+        <w:t>1. 互联网基础资源场景中的智能体能力节点存在层级、别名、场景标签和功能描述差异，缺少统一的命名空间组织方式，导致候选召回、主能力选择和实例映射难以在同一对象集合下比较。</w:t>
+      </w:r>
+    </w:p>
+    <w:p>
+      <w:pPr>
+        <w:spacing w:after="0"/>
+        <w:ind w:firstLine="641"/>
+        <w:jc w:val="left"/>
+      </w:pPr>
+      <w:r>
+        <w:rPr>
+          <w:rFonts w:ascii="仿宋" w:hAnsi="仿宋" w:eastAsia="仿宋" w:cs="仿宋"/>
+          <w:b w:val="0"/>
+          <w:sz w:val="32"/>
+        </w:rPr>
+        <w:t>2. 自然语言请求通常包含主任务、辅助诉求、上下文限制和风险约束，规则方法和单模型一步式裁决难以稳定区分层级相近、跨域重叠和多意图混杂的候选。</w:t>
+      </w:r>
+    </w:p>
+    <w:p>
+      <w:pPr>
+        <w:spacing w:after="0"/>
+        <w:ind w:firstLine="641"/>
+        <w:jc w:val="left"/>
+      </w:pPr>
+      <w:r>
+        <w:rPr>
+          <w:rFonts w:ascii="仿宋" w:hAnsi="仿宋" w:eastAsia="仿宋" w:cs="仿宋"/>
+          <w:b w:val="0"/>
+          <w:sz w:val="32"/>
+        </w:rPr>
+        <w:t>3. 大模型多智能体协作需要明确触发条件、角色职责和授权边界，缺少约束的多角色讨论容易引入成本和不稳定改判。</w:t>
+      </w:r>
+    </w:p>
+    <w:p>
+      <w:pPr>
+        <w:spacing w:after="0"/>
+        <w:ind w:firstLine="641"/>
+        <w:jc w:val="left"/>
+      </w:pPr>
+      <w:r>
+        <w:rPr>
+          <w:rFonts w:ascii="仿宋" w:hAnsi="仿宋" w:eastAsia="仿宋" w:cs="仿宋"/>
+          <w:b w:val="0"/>
+          <w:sz w:val="32"/>
+        </w:rPr>
+        <w:t>4. 可信认知标识需要落实到可记录、可回放、可核验的数据对象上，候选快照、规则基线输出、结构化语义证据、复核提案、授权原因和执行实例选择需要形成统一过程记录。</w:t>
       </w:r>
     </w:p>
     <w:p>
       <w:pPr>
         <w:spacing w:before="120" w:after="80"/>
+        <w:ind w:firstLine="641"/>
       </w:pPr>
       <w:r>
         <w:rPr>
-          <w:rFonts w:ascii="Times New Roman" w:hAnsi="Times New Roman" w:eastAsia="黑体"/>
-          <w:b/>
-          <w:sz w:val="24"/>
-        </w:rPr>
-        <w:t>（三）项目以典型场景牵引总体研究目标落地</w:t>
+          <w:rFonts w:ascii="楷体" w:hAnsi="楷体" w:eastAsia="楷体" w:cs="楷体"/>
+          <w:b w:val="0"/>
+          <w:sz w:val="32"/>
+        </w:rPr>
+        <w:t>（三）研究内容</w:t>
       </w:r>
     </w:p>
     <w:p>
       <w:pPr>
-        <w:spacing w:line="360" w:lineRule="auto" w:after="0"/>
-        <w:ind w:firstLine="476"/>
+        <w:spacing w:after="0"/>
+        <w:ind w:firstLine="641"/>
+        <w:jc w:val="left"/>
       </w:pPr>
       <w:r>
         <w:rPr>
-          <w:rFonts w:ascii="Times New Roman" w:hAnsi="Times New Roman" w:eastAsia="宋体"/>
-          <w:b w:val="0"/>
-          <w:sz w:val="24"/>
-        </w:rPr>
-        <w:t>本项目从任务书设定出发，面向互联网基础资源相关语义任务，探索大模型多智能体协作机制、认知异质性表达方式、协作共识演化路径和过程可信标识能力，并要求形成可运行原型系统、研究报告或论文、专利材料以及成果展示支撑材料。在具体实施过程中，项目选择“智能体命名与语义路由”作为最具代表性的典型场景，将总体目标收敛到一个更可验证、更可复盘、也更便于与互联网基础资源主业结合的问题上。</w:t>
+          <w:rFonts w:ascii="仿宋" w:hAnsi="仿宋" w:eastAsia="仿宋" w:cs="仿宋"/>
+          <w:b w:val="0"/>
+          <w:sz w:val="32"/>
+        </w:rPr>
+        <w:t>1. 智能体能力命名空间与逻辑地址表达。面向互联网基础资源中的智能体服务组织需求，整理一级能力域、二级能力域、可执行能力节点、别名、层级关系和场景标签，形成能力逻辑地址和实例逻辑地址两类对象。能力逻辑地址用于表示请求应匹配的能力类型，实例逻辑地址用于表示最终承接调用的智能体实例。</w:t>
       </w:r>
     </w:p>
     <w:p>
       <w:pPr>
-        <w:spacing w:line="360" w:lineRule="auto" w:after="0"/>
-        <w:ind w:firstLine="476"/>
+        <w:spacing w:after="0"/>
+        <w:ind w:firstLine="641"/>
+        <w:jc w:val="left"/>
       </w:pPr>
       <w:r>
         <w:rPr>
-          <w:rFonts w:ascii="Times New Roman" w:hAnsi="Times New Roman" w:eastAsia="宋体"/>
-          <w:b w:val="0"/>
-          <w:sz w:val="24"/>
-        </w:rPr>
-        <w:t>围绕这一典型场景，项目的总体目标可以概括为三个方面。第一，形成一套面向互联网基础资源场景的能力命名与地址表达方式，为智能体服务组织、候选管理和能力展示提供统一语义底座。第二，构建兼顾准确率、稳定性和可解释性的高可信语义路由方法，在固定候选命名空间内同时完成主能力判断、相关能力识别与执行落点衔接。第三，建立结构化过程记录和受控协作复核机制，使系统能够对复杂样本进行有边界的智能体协同处理，并把关键判断过程沉淀为可审计、可复盘、可核验的过程轨迹。</w:t>
+          <w:rFonts w:ascii="仿宋" w:hAnsi="仿宋" w:eastAsia="仿宋" w:cs="仿宋"/>
+          <w:b w:val="0"/>
+          <w:sz w:val="32"/>
+        </w:rPr>
+        <w:t>2. 固定候选边界内的结构化语义路由。围绕候选集合构造、规则基线对照、单智能体结构化语义判别、相关能力识别和竞争候选说明，构建主能力选择算法。该算法将大模型输出约束为主能力、相关能力、置信度、风险提示和候选级证据，提升复杂请求在固定能力集合内的可比性和稳定性。</w:t>
+      </w:r>
+    </w:p>
+    <w:p>
+      <w:pPr>
+        <w:spacing w:after="0"/>
+        <w:ind w:firstLine="641"/>
+        <w:jc w:val="left"/>
+      </w:pPr>
+      <w:r>
+        <w:rPr>
+          <w:rFonts w:ascii="仿宋" w:hAnsi="仿宋" w:eastAsia="仿宋" w:cs="仿宋"/>
+          <w:b w:val="0"/>
+          <w:sz w:val="32"/>
+        </w:rPr>
+        <w:t>3. 大模型多智能体职责化协作复核。设置任务匹配、治理风险、层级解析和用户偏好四类角色，对低置信、高风险、候选差距小和多意图不稳定样本开展复核。各角色围绕同一候选集合开展定向判断，系统通过显式授权规则控制最终改判。</w:t>
+      </w:r>
+    </w:p>
+    <w:p>
+      <w:pPr>
+        <w:spacing w:after="0"/>
+        <w:ind w:firstLine="641"/>
+        <w:jc w:val="left"/>
+      </w:pPr>
+      <w:r>
+        <w:rPr>
+          <w:rFonts w:ascii="仿宋" w:hAnsi="仿宋" w:eastAsia="仿宋" w:cs="仿宋"/>
+          <w:b w:val="0"/>
+          <w:sz w:val="32"/>
+        </w:rPr>
+        <w:t>4. 可信过程轨迹与执行实例过滤。记录候选、判断、复核、授权和实例选择全过程，构建面向执行接口的实例过滤和排序模型。过程轨迹用于保存语义路由和协作复核中的认知证据，实例过滤模型用于在主能力地址确定后选择可执行智能体实例。</w:t>
+      </w:r>
+    </w:p>
+    <w:p>
+      <w:pPr>
+        <w:spacing w:before="120" w:after="80"/>
+        <w:ind w:firstLine="641"/>
+      </w:pPr>
+      <w:r>
+        <w:rPr>
+          <w:rFonts w:ascii="楷体" w:hAnsi="楷体" w:eastAsia="楷体" w:cs="楷体"/>
+          <w:b w:val="0"/>
+          <w:sz w:val="32"/>
+        </w:rPr>
+        <w:t>（四）技术路线</w:t>
+      </w:r>
+    </w:p>
+    <w:p>
+      <w:pPr>
+        <w:spacing w:after="0"/>
+        <w:ind w:firstLine="641"/>
+        <w:jc w:val="left"/>
+      </w:pPr>
+      <w:r>
+        <w:rPr>
+          <w:rFonts w:ascii="仿宋" w:hAnsi="仿宋" w:eastAsia="仿宋" w:cs="仿宋"/>
+          <w:b w:val="0"/>
+          <w:sz w:val="32"/>
+        </w:rPr>
+        <w:t>项目围绕总体目标分解为四项任务开展。任务一构建能力命名空间和评测数据，形成面向互联网基础资源智能体服务入口的固定候选边界；任务二建立结构化语义路由算法，在同一候选集合中完成主能力和相关能力判断；任务三建立大模型多智能体职责化协作复核算法，对复杂边界样本进行多角色复核和授权改判；任务四建设原型系统并开展冻结训练/测试集、配对消融、后验诊断和累计稳定性实验。图1给出了候选集合构造、单智能体结构化语义判别、职责化协作复核、共识授权控制、执行实例映射和过程记录的总体关系。图中的候选集合构造用于生成候选集合和候选证据包；规则基线基于同一候选快照计算候选级规则分数，用于实验对照和结构化语义判别后的分数融合。单智能体结构化语义判别是每个请求的主判别环节，多智能体协作复核按触发条件启动，并通过显式授权控制改判。</w:t>
+      </w:r>
+    </w:p>
+    <w:p>
+      <w:pPr>
+        <w:jc w:val="center"/>
+      </w:pPr>
+      <w:r>
+        <w:drawing>
+          <wp:inline xmlns:a="http://schemas.openxmlformats.org/drawingml/2006/main" xmlns:pic="http://schemas.openxmlformats.org/drawingml/2006/picture">
+            <wp:extent cx="5472000" cy="1824000"/>
+            <wp:docPr id="1" name="Picture 1"/>
+            <wp:cNvGraphicFramePr>
+              <a:graphicFrameLocks noChangeAspect="1"/>
+            </wp:cNvGraphicFramePr>
+            <a:graphic>
+              <a:graphicData uri="http://schemas.openxmlformats.org/drawingml/2006/picture">
+                <pic:pic>
+                  <pic:nvPicPr>
+                    <pic:cNvPr id="0" name="fig1_framework.png"/>
+                    <pic:cNvPicPr/>
+                  </pic:nvPicPr>
+                  <pic:blipFill>
+                    <a:blip r:embed="rId9"/>
+                    <a:stretch>
+                      <a:fillRect/>
+                    </a:stretch>
+                  </pic:blipFill>
+                  <pic:spPr>
+                    <a:xfrm>
+                      <a:off x="0" y="0"/>
+                      <a:ext cx="5472000" cy="1824000"/>
+                    </a:xfrm>
+                    <a:prstGeom prst="rect"/>
+                  </pic:spPr>
+                </pic:pic>
+              </a:graphicData>
+            </a:graphic>
+          </wp:inline>
+        </w:drawing>
+      </w:r>
+    </w:p>
+    <w:p>
+      <w:pPr>
+        <w:spacing w:after="80"/>
+        <w:jc w:val="center"/>
+      </w:pPr>
+      <w:r>
+        <w:rPr>
+          <w:rFonts w:ascii="仿宋" w:hAnsi="仿宋" w:eastAsia="仿宋" w:cs="仿宋"/>
+          <w:b w:val="0"/>
+          <w:sz w:val="32"/>
+        </w:rPr>
+        <w:t>图1 单智能体与多智能体协同语义路由方法流程</w:t>
+      </w:r>
+    </w:p>
+    <w:p>
+      <w:pPr>
+        <w:spacing w:before="120" w:after="80"/>
+        <w:ind w:firstLine="641"/>
+      </w:pPr>
+      <w:r>
+        <w:rPr>
+          <w:rFonts w:ascii="楷体" w:hAnsi="楷体" w:eastAsia="楷体" w:cs="楷体"/>
+          <w:b w:val="0"/>
+          <w:sz w:val="32"/>
+        </w:rPr>
+        <w:t>（五）创新点</w:t>
+      </w:r>
+    </w:p>
+    <w:p>
+      <w:pPr>
+        <w:spacing w:after="0"/>
+        <w:ind w:firstLine="641"/>
+        <w:jc w:val="left"/>
+      </w:pPr>
+      <w:r>
+        <w:rPr>
+          <w:rFonts w:ascii="仿宋" w:hAnsi="仿宋" w:eastAsia="仿宋" w:cs="仿宋"/>
+          <w:b w:val="0"/>
+          <w:sz w:val="32"/>
+        </w:rPr>
+        <w:t>1. 提出面向互联网基础资源场景的受限能力命名空间语义路由任务，把主能力选择、可接受层级回落、相关能力识别和执行实例映射纳入同一评测边界。</w:t>
+      </w:r>
+    </w:p>
+    <w:p>
+      <w:pPr>
+        <w:spacing w:after="0"/>
+        <w:ind w:firstLine="641"/>
+        <w:jc w:val="left"/>
+      </w:pPr>
+      <w:r>
+        <w:rPr>
+          <w:rFonts w:ascii="仿宋" w:hAnsi="仿宋" w:eastAsia="仿宋" w:cs="仿宋"/>
+          <w:b w:val="0"/>
+          <w:sz w:val="32"/>
+        </w:rPr>
+        <w:t>2. 提出结构化语义裁决包，将大模型输出约束为主能力、相关能力、置信度、层级风险提示和竞争候选说明，形成可复核的候选级语义证据。</w:t>
+      </w:r>
+    </w:p>
+    <w:p>
+      <w:pPr>
+        <w:spacing w:after="0"/>
+        <w:ind w:firstLine="641"/>
+        <w:jc w:val="left"/>
+      </w:pPr>
+      <w:r>
+        <w:rPr>
+          <w:rFonts w:ascii="仿宋" w:hAnsi="仿宋" w:eastAsia="仿宋" w:cs="仿宋"/>
+          <w:b w:val="0"/>
+          <w:sz w:val="32"/>
+        </w:rPr>
+        <w:t>3. 提出大模型多智能体职责化协作复核算法，按任务匹配、治理风险、层级解析和用户偏好分工复核，并用显式授权规则控制最终改判。</w:t>
+      </w:r>
+    </w:p>
+    <w:p>
+      <w:pPr>
+        <w:spacing w:after="0"/>
+        <w:ind w:firstLine="641"/>
+        <w:jc w:val="left"/>
+      </w:pPr>
+      <w:r>
+        <w:rPr>
+          <w:rFonts w:ascii="仿宋" w:hAnsi="仿宋" w:eastAsia="仿宋" w:cs="仿宋"/>
+          <w:b w:val="0"/>
+          <w:sz w:val="32"/>
+        </w:rPr>
+        <w:t>4. 构建候选快照、规则基线输出、结构化裁决、角色提案、授权判断和执行实例选择组成的过程轨迹，为可信认知标识提供可核验记录。</w:t>
       </w:r>
     </w:p>
     <w:p>
       <w:pPr>
         <w:spacing w:before="160" w:after="80"/>
+        <w:ind w:firstLine="641"/>
       </w:pPr>
       <w:r>
         <w:rPr>
-          <w:rFonts w:ascii="Times New Roman" w:hAnsi="Times New Roman" w:eastAsia="黑体"/>
-          <w:b/>
-          <w:sz w:val="28"/>
-        </w:rPr>
-        <w:t>二、研究重点问题与总体思路</w:t>
+          <w:rFonts w:ascii="黑体" w:hAnsi="黑体" w:eastAsia="黑体" w:cs="黑体"/>
+          <w:b w:val="0"/>
+          <w:sz w:val="32"/>
+        </w:rPr>
+        <w:t>三、研究成果</w:t>
       </w:r>
     </w:p>
     <w:p>
       <w:pPr>
         <w:spacing w:before="120" w:after="80"/>
+        <w:ind w:firstLine="641"/>
       </w:pPr>
       <w:r>
         <w:rPr>
-          <w:rFonts w:ascii="Times New Roman" w:hAnsi="Times New Roman" w:eastAsia="黑体"/>
-          <w:b/>
-          <w:sz w:val="24"/>
-        </w:rPr>
-        <w:t>（一）围绕受限能力命名空间界定核心研究对象</w:t>
+          <w:rFonts w:ascii="楷体" w:hAnsi="楷体" w:eastAsia="楷体" w:cs="楷体"/>
+          <w:b w:val="0"/>
+          <w:sz w:val="32"/>
+        </w:rPr>
+        <w:t>（一）建立智能体能力命名空间和统一评测样本集</w:t>
       </w:r>
     </w:p>
     <w:p>
       <w:pPr>
-        <w:spacing w:line="360" w:lineRule="auto" w:after="0"/>
-        <w:ind w:firstLine="476"/>
+        <w:spacing w:after="0"/>
+        <w:ind w:firstLine="641"/>
+        <w:jc w:val="left"/>
       </w:pPr>
       <w:r>
         <w:rPr>
-          <w:rFonts w:ascii="Times New Roman" w:hAnsi="Times New Roman" w:eastAsia="宋体"/>
-          <w:b w:val="0"/>
-          <w:sz w:val="24"/>
-        </w:rPr>
-        <w:t>项目研究首先对问题边界进行了明确界定。与开放式问答或通用文本生成不同，本项目面对的是受限能力命名空间内的语义路由问题，即所有候选能力都来自既定命名空间，系统必须在固定候选集合中完成主能力选择，并在必要时识别相关能力，再把主能力结果映射到后续执行实例。这样的界定使研究能够聚焦在候选内比较、层级粒度判断、多意图拆分和复杂样本修正等关键环节，而不是把不同阶段的误差混在一起。</w:t>
+          <w:rFonts w:ascii="仿宋" w:hAnsi="仿宋" w:eastAsia="仿宋" w:cs="仿宋"/>
+          <w:b w:val="0"/>
+          <w:sz w:val="32"/>
+        </w:rPr>
+        <w:t>1. 建立受限能力命名空间。项目面向互联网基础资源智能化演进中的智能体服务调用入口，整理形成 50 个智能体能力节点，覆盖 45 类主标签，其中包含 9 个一级能力域和 24 个二级能力域。每个节点记录能力名称、逻辑地址、上级节点、别名、场景标签和节点描述。命名空间用于限定候选集合，所有主能力、相关能力和竞争候选均来自该集合，并将模型输出约束在可执行标签范围内。</w:t>
       </w:r>
     </w:p>
     <w:p>
       <w:pPr>
-        <w:spacing w:line="360" w:lineRule="auto" w:after="0"/>
-        <w:ind w:firstLine="476"/>
+        <w:spacing w:after="0"/>
+        <w:ind w:firstLine="641"/>
+        <w:jc w:val="left"/>
       </w:pPr>
       <w:r>
         <w:rPr>
-          <w:rFonts w:ascii="Times New Roman" w:hAnsi="Times New Roman" w:eastAsia="宋体"/>
-          <w:b w:val="0"/>
-          <w:sz w:val="24"/>
-        </w:rPr>
-        <w:t>这一界定具有重要方法意义。其一，它把“能力命名”“语义路由”“实例落点”纳入同一链路，使研究既能覆盖方法问题，也能兼顾工程衔接。其二，它把召回边界显式化，使后续所有决策都在统一候选范围内进行，便于追踪错误来源。其三，它为可信认知标识奠定基础，因为只有当决策发生在受限边界内时，过程记录和审计分析才具有可解释性和可复用性。</w:t>
+          <w:rFonts w:ascii="仿宋" w:hAnsi="仿宋" w:eastAsia="仿宋" w:cs="仿宋"/>
+          <w:b w:val="0"/>
+          <w:sz w:val="32"/>
+        </w:rPr>
+        <w:t>2. 区分能力逻辑地址和实例逻辑地址。能力逻辑地址表示“请求应交给哪类能力处理”，实例逻辑地址表示“最终由哪个具体实例执行”。该分层把语义判断和运行承接分开记录，便于分别定位主能力选择错误、相关能力遗漏、实例过滤错误和执行联动错误。图2对应展示能力逻辑地址与实例逻辑地址的两层关系。</w:t>
+      </w:r>
+    </w:p>
+    <w:p>
+      <w:pPr>
+        <w:jc w:val="center"/>
+      </w:pPr>
+      <w:r>
+        <w:drawing>
+          <wp:inline xmlns:a="http://schemas.openxmlformats.org/drawingml/2006/main" xmlns:pic="http://schemas.openxmlformats.org/drawingml/2006/picture">
+            <wp:extent cx="5472000" cy="3468899"/>
+            <wp:docPr id="2" name="Picture 2"/>
+            <wp:cNvGraphicFramePr>
+              <a:graphicFrameLocks noChangeAspect="1"/>
+            </wp:cNvGraphicFramePr>
+            <a:graphic>
+              <a:graphicData uri="http://schemas.openxmlformats.org/drawingml/2006/picture">
+                <pic:pic>
+                  <pic:nvPicPr>
+                    <pic:cNvPr id="0" name="图2_两层地址关系示意图.png"/>
+                    <pic:cNvPicPr/>
+                  </pic:nvPicPr>
+                  <pic:blipFill>
+                    <a:blip r:embed="rId10"/>
+                    <a:stretch>
+                      <a:fillRect/>
+                    </a:stretch>
+                  </pic:blipFill>
+                  <pic:spPr>
+                    <a:xfrm>
+                      <a:off x="0" y="0"/>
+                      <a:ext cx="5472000" cy="3468899"/>
+                    </a:xfrm>
+                    <a:prstGeom prst="rect"/>
+                  </pic:spPr>
+                </pic:pic>
+              </a:graphicData>
+            </a:graphic>
+          </wp:inline>
+        </w:drawing>
+      </w:r>
+    </w:p>
+    <w:p>
+      <w:pPr>
+        <w:spacing w:after="80"/>
+        <w:jc w:val="center"/>
+      </w:pPr>
+      <w:r>
+        <w:rPr>
+          <w:rFonts w:ascii="仿宋" w:hAnsi="仿宋" w:eastAsia="仿宋" w:cs="仿宋"/>
+          <w:b w:val="0"/>
+          <w:sz w:val="32"/>
+        </w:rPr>
+        <w:t>图2 语义能力地址与智能体实例地址的两层地址关系示意图</w:t>
+      </w:r>
+    </w:p>
+    <w:p>
+      <w:pPr>
+        <w:spacing w:after="0"/>
+        <w:ind w:firstLine="641"/>
+        <w:jc w:val="left"/>
+      </w:pPr>
+      <w:r>
+        <w:rPr>
+          <w:rFonts w:ascii="仿宋" w:hAnsi="仿宋" w:eastAsia="仿宋" w:cs="仿宋"/>
+          <w:b w:val="0"/>
+          <w:sz w:val="32"/>
+        </w:rPr>
+        <w:t>3. 构建统一评测样本集。项目围绕智能体命名与语义路由任务整理 563 条样本，冻结划分为训练集 450 条、测试集 113 条。训练集用于提示词、触发阈值、改判授权门槛和协作配置开发；测试集用于固定配置下的一次性结果报告。测试集 top-8 候选包的标准答案覆盖率为 97.35%（110/113），主能力判断主要考察候选内语义比较能力。</w:t>
+      </w:r>
+    </w:p>
+    <w:p>
+      <w:pPr>
+        <w:spacing w:after="0"/>
+        <w:ind w:firstLine="641"/>
+        <w:jc w:val="left"/>
+      </w:pPr>
+      <w:r>
+        <w:rPr>
+          <w:rFonts w:ascii="仿宋" w:hAnsi="仿宋" w:eastAsia="仿宋" w:cs="仿宋"/>
+          <w:b w:val="0"/>
+          <w:sz w:val="32"/>
+        </w:rPr>
+        <w:t>4. 设计三类标注字段。样本标注字段包括标准主能力字段、可接受能力字段和相关能力字段。标准主能力字段用于统计主标签准确率；可接受能力字段用于覆盖父子层级合理回落或等价入口；相关能力字段用于统计相关能力召回率和精确率。该标注方式把主能力、可接受回落和相关能力识别分开评价。</w:t>
+      </w:r>
+    </w:p>
+    <w:p>
+      <w:pPr>
+        <w:spacing w:after="0"/>
+        <w:ind w:firstLine="641"/>
+        <w:jc w:val="left"/>
+      </w:pPr>
+      <w:r>
+        <w:rPr>
+          <w:rFonts w:ascii="仿宋" w:hAnsi="仿宋" w:eastAsia="仿宋" w:cs="仿宋"/>
+          <w:b w:val="0"/>
+          <w:sz w:val="32"/>
+        </w:rPr>
+        <w:t>5. 保留五类困难样本。样本集中专门保留层级竞争、跨域重叠、主次意图拆分、高风险治理和常规样本。层级竞争样本检验父节点、子节点和同层节点之间的粒度选择；跨域重叠样本检验词面命中与真实任务中心的区分；主次意图拆分样本检验主能力和相关能力是否混淆；高风险治理样本检验改判授权是否足够保守；常规样本用于观察规则基线和结构化语义路由的基础能力。该样本结构为后续算法实验、样本诊断和典型案例分析提供统一对象。</w:t>
       </w:r>
     </w:p>
     <w:p>
       <w:pPr>
         <w:spacing w:before="120" w:after="80"/>
+        <w:ind w:firstLine="641"/>
       </w:pPr>
       <w:r>
         <w:rPr>
-          <w:rFonts w:ascii="Times New Roman" w:hAnsi="Times New Roman" w:eastAsia="黑体"/>
-          <w:b/>
-          <w:sz w:val="24"/>
-        </w:rPr>
-        <w:t>（二）围绕主能力、相关能力和执行落点形成统一分析框架</w:t>
+          <w:rFonts w:ascii="楷体" w:hAnsi="楷体" w:eastAsia="楷体" w:cs="楷体"/>
+          <w:b w:val="0"/>
+          <w:sz w:val="32"/>
+        </w:rPr>
+        <w:t>（二）提出固定候选边界内的结构化语义路由算法</w:t>
       </w:r>
     </w:p>
     <w:p>
       <w:pPr>
-        <w:spacing w:line="360" w:lineRule="auto" w:after="0"/>
-        <w:ind w:firstLine="476"/>
+        <w:spacing w:after="0"/>
+        <w:ind w:firstLine="641"/>
+        <w:jc w:val="left"/>
       </w:pPr>
       <w:r>
         <w:rPr>
-          <w:rFonts w:ascii="Times New Roman" w:hAnsi="Times New Roman" w:eastAsia="宋体"/>
-          <w:b w:val="0"/>
-          <w:sz w:val="24"/>
-        </w:rPr>
-        <w:t>项目没有把语义路由简单理解为单标签分类，而是把它拆解为三个相互关联的问题。第一是主能力选择，即针对给定请求判断最合适的能力入口。第二是相关能力识别，即识别与主能力存在协同关系、辅助关系或上下文补充关系的能力集合。第三是执行落点解析，即在主能力地址确定后，从具体实例集合中选择合适的执行落点。三者共同组成从语义理解到服务调用的完整链路。</w:t>
+          <w:rFonts w:ascii="仿宋" w:hAnsi="仿宋" w:eastAsia="仿宋" w:cs="仿宋"/>
+          <w:b w:val="0"/>
+          <w:sz w:val="32"/>
+        </w:rPr>
+        <w:t xml:space="preserve">1. 算法目标。结构化语义路由算法用于在固定候选集合内选择主能力、识别相关能力，并输出竞争候选说明。算法输入为用户请求 x、能力命名空间 N、候选集合 </w:t>
+      </w:r>
+      <w:r>
+        <w:rPr>
+          <w:rFonts w:ascii="仿宋" w:hAnsi="仿宋" w:eastAsia="仿宋" w:cs="仿宋"/>
+          <w:b w:val="0"/>
+          <w:sz w:val="32"/>
+        </w:rPr>
+        <w:t>C</w:t>
+      </w:r>
+      <w:r>
+        <w:rPr>
+          <w:rFonts w:ascii="仿宋" w:hAnsi="仿宋" w:eastAsia="仿宋" w:cs="仿宋"/>
+          <w:b w:val="0"/>
+          <w:sz w:val="32"/>
+          <w:vertAlign w:val="subscript"/>
+        </w:rPr>
+        <w:t>x</w:t>
+      </w:r>
+      <w:r>
+        <w:rPr>
+          <w:rFonts w:ascii="仿宋" w:hAnsi="仿宋" w:eastAsia="仿宋" w:cs="仿宋"/>
+          <w:b w:val="0"/>
+          <w:sz w:val="32"/>
+        </w:rPr>
+        <w:t xml:space="preserve"> 和规则基线输出；输出为主能力 y、相关能力集合 </w:t>
+      </w:r>
+      <w:r>
+        <w:rPr>
+          <w:rFonts w:ascii="仿宋" w:hAnsi="仿宋" w:eastAsia="仿宋" w:cs="仿宋"/>
+          <w:b w:val="0"/>
+          <w:sz w:val="32"/>
+        </w:rPr>
+        <w:t>R</w:t>
+      </w:r>
+      <w:r>
+        <w:rPr>
+          <w:rFonts w:ascii="仿宋" w:hAnsi="仿宋" w:eastAsia="仿宋" w:cs="仿宋"/>
+          <w:b w:val="0"/>
+          <w:sz w:val="32"/>
+          <w:vertAlign w:val="subscript"/>
+        </w:rPr>
+        <w:t>y</w:t>
+      </w:r>
+      <w:r>
+        <w:rPr>
+          <w:rFonts w:ascii="仿宋" w:hAnsi="仿宋" w:eastAsia="仿宋" w:cs="仿宋"/>
+          <w:b w:val="0"/>
+          <w:sz w:val="32"/>
+        </w:rPr>
+        <w:t>、置信度 s、风险层级提示 H(x) 和竞争候选说明 J(x)。算法重点解决规则路由容易出现的词面误命中、层级粒度误选和主次意图混淆问题。</w:t>
       </w:r>
     </w:p>
     <w:p>
       <w:pPr>
-        <w:spacing w:line="360" w:lineRule="auto" w:after="0"/>
-        <w:ind w:firstLine="476"/>
+        <w:spacing w:after="0"/>
+        <w:ind w:firstLine="641"/>
+        <w:jc w:val="left"/>
       </w:pPr>
       <w:r>
         <w:rPr>
-          <w:rFonts w:ascii="Times New Roman" w:hAnsi="Times New Roman" w:eastAsia="宋体"/>
-          <w:b w:val="0"/>
-          <w:sz w:val="24"/>
-        </w:rPr>
-        <w:t>这一分析框架使研究结论更接近实际使用场景。对于互联网基础资源场景下的智能体服务而言，仅输出一个“看起来最像”的能力标签是不够的，还需要说明是否存在层级合理回落、是否遗漏关键关联能力、以及该能力最终如何对应到可执行实例。项目因此在研究设计中把主能力准确率、可接受准确率、相关能力识别质量和执行联动可行性统筹考虑，形成了兼顾方法效果与原型落地的整体路线。</w:t>
+          <w:rFonts w:ascii="仿宋" w:hAnsi="仿宋" w:eastAsia="仿宋" w:cs="仿宋"/>
+          <w:b w:val="0"/>
+          <w:sz w:val="32"/>
+        </w:rPr>
+        <w:t>2. 算法定义。候选集合构造完成后，规则基线计算候选级主任务分值：</w:t>
+      </w:r>
+    </w:p>
+    <w:p>
+      <w:pPr>
+        <w:spacing w:line="288" w:lineRule="auto" w:before="60" w:after="60"/>
+        <w:jc w:val="center"/>
+      </w:pPr>
+      <w:r>
+        <w:rPr>
+          <w:rFonts w:ascii="仿宋" w:hAnsi="仿宋" w:eastAsia="仿宋" w:cs="仿宋"/>
+          <w:b w:val="0"/>
+          <w:sz w:val="32"/>
+        </w:rPr>
+        <w:t>公式1：</w:t>
+      </w:r>
+      <w:r>
+        <w:rPr>
+          <w:rFonts w:ascii="仿宋" w:hAnsi="仿宋" w:eastAsia="仿宋" w:cs="仿宋"/>
+          <w:b w:val="0"/>
+          <w:sz w:val="32"/>
+        </w:rPr>
+        <w:t>s</w:t>
+      </w:r>
+      <w:r>
+        <w:rPr>
+          <w:rFonts w:ascii="仿宋" w:hAnsi="仿宋" w:eastAsia="仿宋" w:cs="仿宋"/>
+          <w:b w:val="0"/>
+          <w:sz w:val="32"/>
+          <w:vertAlign w:val="subscript"/>
+        </w:rPr>
+        <w:t>rule</w:t>
+      </w:r>
+      <w:r>
+        <w:rPr>
+          <w:rFonts w:ascii="仿宋" w:hAnsi="仿宋" w:eastAsia="仿宋" w:cs="仿宋"/>
+          <w:b w:val="0"/>
+          <w:sz w:val="32"/>
+        </w:rPr>
+        <w:t xml:space="preserve">(c|x) = </w:t>
+      </w:r>
+      <w:r>
+        <w:rPr>
+          <w:rFonts w:ascii="仿宋" w:hAnsi="仿宋" w:eastAsia="仿宋" w:cs="仿宋"/>
+          <w:b w:val="0"/>
+          <w:sz w:val="32"/>
+        </w:rPr>
+        <w:t>ω</w:t>
+      </w:r>
+      <w:r>
+        <w:rPr>
+          <w:rFonts w:ascii="仿宋" w:hAnsi="仿宋" w:eastAsia="仿宋" w:cs="仿宋"/>
+          <w:b w:val="0"/>
+          <w:sz w:val="32"/>
+          <w:vertAlign w:val="subscript"/>
+        </w:rPr>
+        <w:t>r</w:t>
+      </w:r>
+      <w:r>
+        <w:rPr>
+          <w:rFonts w:ascii="仿宋" w:hAnsi="仿宋" w:eastAsia="仿宋" w:cs="仿宋"/>
+          <w:b w:val="0"/>
+          <w:sz w:val="32"/>
+        </w:rPr>
+        <w:t xml:space="preserve"> </w:t>
+      </w:r>
+      <w:r>
+        <w:rPr>
+          <w:rFonts w:ascii="仿宋" w:hAnsi="仿宋" w:eastAsia="仿宋" w:cs="仿宋"/>
+          <w:b w:val="0"/>
+          <w:sz w:val="32"/>
+        </w:rPr>
+        <w:t>s</w:t>
+      </w:r>
+      <w:r>
+        <w:rPr>
+          <w:rFonts w:ascii="仿宋" w:hAnsi="仿宋" w:eastAsia="仿宋" w:cs="仿宋"/>
+          <w:b w:val="0"/>
+          <w:sz w:val="32"/>
+          <w:vertAlign w:val="subscript"/>
+        </w:rPr>
+        <w:t>C</w:t>
+      </w:r>
+      <w:r>
+        <w:rPr>
+          <w:rFonts w:ascii="仿宋" w:hAnsi="仿宋" w:eastAsia="仿宋" w:cs="仿宋"/>
+          <w:b w:val="0"/>
+          <w:sz w:val="32"/>
+        </w:rPr>
+        <w:t xml:space="preserve">(c) + </w:t>
+      </w:r>
+      <w:r>
+        <w:rPr>
+          <w:rFonts w:ascii="仿宋" w:hAnsi="仿宋" w:eastAsia="仿宋" w:cs="仿宋"/>
+          <w:b w:val="0"/>
+          <w:sz w:val="32"/>
+        </w:rPr>
+        <w:t>ω</w:t>
+      </w:r>
+      <w:r>
+        <w:rPr>
+          <w:rFonts w:ascii="仿宋" w:hAnsi="仿宋" w:eastAsia="仿宋" w:cs="仿宋"/>
+          <w:b w:val="0"/>
+          <w:sz w:val="32"/>
+          <w:vertAlign w:val="subscript"/>
+        </w:rPr>
+        <w:t>p</w:t>
+      </w:r>
+      <w:r>
+        <w:rPr>
+          <w:rFonts w:ascii="仿宋" w:hAnsi="仿宋" w:eastAsia="仿宋" w:cs="仿宋"/>
+          <w:b w:val="0"/>
+          <w:sz w:val="32"/>
+        </w:rPr>
+        <w:t xml:space="preserve"> </w:t>
+      </w:r>
+      <w:r>
+        <w:rPr>
+          <w:rFonts w:ascii="仿宋" w:hAnsi="仿宋" w:eastAsia="仿宋" w:cs="仿宋"/>
+          <w:b w:val="0"/>
+          <w:sz w:val="32"/>
+        </w:rPr>
+        <w:t>φ</w:t>
+      </w:r>
+      <w:r>
+        <w:rPr>
+          <w:rFonts w:ascii="仿宋" w:hAnsi="仿宋" w:eastAsia="仿宋" w:cs="仿宋"/>
+          <w:b w:val="0"/>
+          <w:sz w:val="32"/>
+          <w:vertAlign w:val="subscript"/>
+        </w:rPr>
+        <w:t>pri</w:t>
+      </w:r>
+      <w:r>
+        <w:rPr>
+          <w:rFonts w:ascii="仿宋" w:hAnsi="仿宋" w:eastAsia="仿宋" w:cs="仿宋"/>
+          <w:b w:val="0"/>
+          <w:sz w:val="32"/>
+        </w:rPr>
+        <w:t xml:space="preserve">(c) + </w:t>
+      </w:r>
+      <w:r>
+        <w:rPr>
+          <w:rFonts w:ascii="仿宋" w:hAnsi="仿宋" w:eastAsia="仿宋" w:cs="仿宋"/>
+          <w:b w:val="0"/>
+          <w:sz w:val="32"/>
+        </w:rPr>
+        <w:t>ω</w:t>
+      </w:r>
+      <w:r>
+        <w:rPr>
+          <w:rFonts w:ascii="仿宋" w:hAnsi="仿宋" w:eastAsia="仿宋" w:cs="仿宋"/>
+          <w:b w:val="0"/>
+          <w:sz w:val="32"/>
+          <w:vertAlign w:val="subscript"/>
+        </w:rPr>
+        <w:t>c</w:t>
+      </w:r>
+      <w:r>
+        <w:rPr>
+          <w:rFonts w:ascii="仿宋" w:hAnsi="仿宋" w:eastAsia="仿宋" w:cs="仿宋"/>
+          <w:b w:val="0"/>
+          <w:sz w:val="32"/>
+        </w:rPr>
+        <w:t xml:space="preserve"> </w:t>
+      </w:r>
+      <w:r>
+        <w:rPr>
+          <w:rFonts w:ascii="仿宋" w:hAnsi="仿宋" w:eastAsia="仿宋" w:cs="仿宋"/>
+          <w:b w:val="0"/>
+          <w:sz w:val="32"/>
+        </w:rPr>
+        <w:t>φ</w:t>
+      </w:r>
+      <w:r>
+        <w:rPr>
+          <w:rFonts w:ascii="仿宋" w:hAnsi="仿宋" w:eastAsia="仿宋" w:cs="仿宋"/>
+          <w:b w:val="0"/>
+          <w:sz w:val="32"/>
+          <w:vertAlign w:val="subscript"/>
+        </w:rPr>
+        <w:t>ctx</w:t>
+      </w:r>
+      <w:r>
+        <w:rPr>
+          <w:rFonts w:ascii="仿宋" w:hAnsi="仿宋" w:eastAsia="仿宋" w:cs="仿宋"/>
+          <w:b w:val="0"/>
+          <w:sz w:val="32"/>
+        </w:rPr>
+        <w:t xml:space="preserve">(c) + </w:t>
+      </w:r>
+      <w:r>
+        <w:rPr>
+          <w:rFonts w:ascii="仿宋" w:hAnsi="仿宋" w:eastAsia="仿宋" w:cs="仿宋"/>
+          <w:b w:val="0"/>
+          <w:sz w:val="32"/>
+        </w:rPr>
+        <w:t>ω</w:t>
+      </w:r>
+      <w:r>
+        <w:rPr>
+          <w:rFonts w:ascii="仿宋" w:hAnsi="仿宋" w:eastAsia="仿宋" w:cs="仿宋"/>
+          <w:b w:val="0"/>
+          <w:sz w:val="32"/>
+          <w:vertAlign w:val="subscript"/>
+        </w:rPr>
+        <w:t>h</w:t>
+      </w:r>
+      <w:r>
+        <w:rPr>
+          <w:rFonts w:ascii="仿宋" w:hAnsi="仿宋" w:eastAsia="仿宋" w:cs="仿宋"/>
+          <w:b w:val="0"/>
+          <w:sz w:val="32"/>
+        </w:rPr>
+        <w:t xml:space="preserve"> </w:t>
+      </w:r>
+      <w:r>
+        <w:rPr>
+          <w:rFonts w:ascii="仿宋" w:hAnsi="仿宋" w:eastAsia="仿宋" w:cs="仿宋"/>
+          <w:b w:val="0"/>
+          <w:sz w:val="32"/>
+        </w:rPr>
+        <w:t>φ</w:t>
+      </w:r>
+      <w:r>
+        <w:rPr>
+          <w:rFonts w:ascii="仿宋" w:hAnsi="仿宋" w:eastAsia="仿宋" w:cs="仿宋"/>
+          <w:b w:val="0"/>
+          <w:sz w:val="32"/>
+          <w:vertAlign w:val="subscript"/>
+        </w:rPr>
+        <w:t>hier</w:t>
+      </w:r>
+      <w:r>
+        <w:rPr>
+          <w:rFonts w:ascii="仿宋" w:hAnsi="仿宋" w:eastAsia="仿宋" w:cs="仿宋"/>
+          <w:b w:val="0"/>
+          <w:sz w:val="32"/>
+        </w:rPr>
+        <w:t xml:space="preserve">(c) + </w:t>
+      </w:r>
+      <w:r>
+        <w:rPr>
+          <w:rFonts w:ascii="仿宋" w:hAnsi="仿宋" w:eastAsia="仿宋" w:cs="仿宋"/>
+          <w:b w:val="0"/>
+          <w:sz w:val="32"/>
+        </w:rPr>
+        <w:t>ω</w:t>
+      </w:r>
+      <w:r>
+        <w:rPr>
+          <w:rFonts w:ascii="仿宋" w:hAnsi="仿宋" w:eastAsia="仿宋" w:cs="仿宋"/>
+          <w:b w:val="0"/>
+          <w:sz w:val="32"/>
+          <w:vertAlign w:val="subscript"/>
+        </w:rPr>
+        <w:t>s</w:t>
+      </w:r>
+      <w:r>
+        <w:rPr>
+          <w:rFonts w:ascii="仿宋" w:hAnsi="仿宋" w:eastAsia="仿宋" w:cs="仿宋"/>
+          <w:b w:val="0"/>
+          <w:sz w:val="32"/>
+        </w:rPr>
+        <w:t xml:space="preserve"> </w:t>
+      </w:r>
+      <w:r>
+        <w:rPr>
+          <w:rFonts w:ascii="仿宋" w:hAnsi="仿宋" w:eastAsia="仿宋" w:cs="仿宋"/>
+          <w:b w:val="0"/>
+          <w:sz w:val="32"/>
+        </w:rPr>
+        <w:t>φ</w:t>
+      </w:r>
+      <w:r>
+        <w:rPr>
+          <w:rFonts w:ascii="仿宋" w:hAnsi="仿宋" w:eastAsia="仿宋" w:cs="仿宋"/>
+          <w:b w:val="0"/>
+          <w:sz w:val="32"/>
+          <w:vertAlign w:val="subscript"/>
+        </w:rPr>
+        <w:t>spec</w:t>
+      </w:r>
+      <w:r>
+        <w:rPr>
+          <w:rFonts w:ascii="仿宋" w:hAnsi="仿宋" w:eastAsia="仿宋" w:cs="仿宋"/>
+          <w:b w:val="0"/>
+          <w:sz w:val="32"/>
+        </w:rPr>
+        <w:t xml:space="preserve">(c) - </w:t>
+      </w:r>
+      <w:r>
+        <w:rPr>
+          <w:rFonts w:ascii="仿宋" w:hAnsi="仿宋" w:eastAsia="仿宋" w:cs="仿宋"/>
+          <w:b w:val="0"/>
+          <w:sz w:val="32"/>
+        </w:rPr>
+        <w:t>Π</w:t>
+      </w:r>
+      <w:r>
+        <w:rPr>
+          <w:rFonts w:ascii="仿宋" w:hAnsi="仿宋" w:eastAsia="仿宋" w:cs="仿宋"/>
+          <w:b w:val="0"/>
+          <w:sz w:val="32"/>
+          <w:vertAlign w:val="subscript"/>
+        </w:rPr>
+        <w:t>struct</w:t>
+      </w:r>
+      <w:r>
+        <w:rPr>
+          <w:rFonts w:ascii="仿宋" w:hAnsi="仿宋" w:eastAsia="仿宋" w:cs="仿宋"/>
+          <w:b w:val="0"/>
+          <w:sz w:val="32"/>
+        </w:rPr>
+        <w:t>(c)</w:t>
+      </w:r>
+      <w:r>
+        <w:rPr>
+          <w:rFonts w:ascii="仿宋" w:hAnsi="仿宋" w:eastAsia="仿宋" w:cs="仿宋"/>
+          <w:b w:val="0"/>
+          <w:sz w:val="32"/>
+        </w:rPr>
+        <w:t>。</w:t>
+      </w:r>
+    </w:p>
+    <w:p>
+      <w:pPr>
+        <w:spacing w:after="0"/>
+        <w:ind w:firstLine="641"/>
+        <w:jc w:val="left"/>
+      </w:pPr>
+      <w:r>
+        <w:rPr>
+          <w:rFonts w:ascii="仿宋" w:hAnsi="仿宋" w:eastAsia="仿宋" w:cs="仿宋"/>
+          <w:b w:val="0"/>
+          <w:sz w:val="32"/>
+        </w:rPr>
+        <w:t>其中，</w:t>
+      </w:r>
+      <w:r>
+        <w:rPr>
+          <w:rFonts w:ascii="仿宋" w:hAnsi="仿宋" w:eastAsia="仿宋" w:cs="仿宋"/>
+          <w:b w:val="0"/>
+          <w:sz w:val="32"/>
+        </w:rPr>
+        <w:t>s</w:t>
+      </w:r>
+      <w:r>
+        <w:rPr>
+          <w:rFonts w:ascii="仿宋" w:hAnsi="仿宋" w:eastAsia="仿宋" w:cs="仿宋"/>
+          <w:b w:val="0"/>
+          <w:sz w:val="32"/>
+          <w:vertAlign w:val="subscript"/>
+        </w:rPr>
+        <w:t>C</w:t>
+      </w:r>
+      <w:r>
+        <w:rPr>
+          <w:rFonts w:ascii="仿宋" w:hAnsi="仿宋" w:eastAsia="仿宋" w:cs="仿宋"/>
+          <w:b w:val="0"/>
+          <w:sz w:val="32"/>
+        </w:rPr>
+        <w:t>(c) 表示候选召回优先级，</w:t>
+      </w:r>
+      <w:r>
+        <w:rPr>
+          <w:rFonts w:ascii="仿宋" w:hAnsi="仿宋" w:eastAsia="仿宋" w:cs="仿宋"/>
+          <w:b w:val="0"/>
+          <w:sz w:val="32"/>
+        </w:rPr>
+        <w:t>φ</w:t>
+      </w:r>
+      <w:r>
+        <w:rPr>
+          <w:rFonts w:ascii="仿宋" w:hAnsi="仿宋" w:eastAsia="仿宋" w:cs="仿宋"/>
+          <w:b w:val="0"/>
+          <w:sz w:val="32"/>
+          <w:vertAlign w:val="subscript"/>
+        </w:rPr>
+        <w:t>pri</w:t>
+      </w:r>
+      <w:r>
+        <w:rPr>
+          <w:rFonts w:ascii="仿宋" w:hAnsi="仿宋" w:eastAsia="仿宋" w:cs="仿宋"/>
+          <w:b w:val="0"/>
+          <w:sz w:val="32"/>
+        </w:rPr>
+        <w:t>(c) 表示主任务命中，</w:t>
+      </w:r>
+      <w:r>
+        <w:rPr>
+          <w:rFonts w:ascii="仿宋" w:hAnsi="仿宋" w:eastAsia="仿宋" w:cs="仿宋"/>
+          <w:b w:val="0"/>
+          <w:sz w:val="32"/>
+        </w:rPr>
+        <w:t>φ</w:t>
+      </w:r>
+      <w:r>
+        <w:rPr>
+          <w:rFonts w:ascii="仿宋" w:hAnsi="仿宋" w:eastAsia="仿宋" w:cs="仿宋"/>
+          <w:b w:val="0"/>
+          <w:sz w:val="32"/>
+          <w:vertAlign w:val="subscript"/>
+        </w:rPr>
+        <w:t>ctx</w:t>
+      </w:r>
+      <w:r>
+        <w:rPr>
+          <w:rFonts w:ascii="仿宋" w:hAnsi="仿宋" w:eastAsia="仿宋" w:cs="仿宋"/>
+          <w:b w:val="0"/>
+          <w:sz w:val="32"/>
+        </w:rPr>
+        <w:t>(c) 表示上下文匹配，</w:t>
+      </w:r>
+      <w:r>
+        <w:rPr>
+          <w:rFonts w:ascii="仿宋" w:hAnsi="仿宋" w:eastAsia="仿宋" w:cs="仿宋"/>
+          <w:b w:val="0"/>
+          <w:sz w:val="32"/>
+        </w:rPr>
+        <w:t>φ</w:t>
+      </w:r>
+      <w:r>
+        <w:rPr>
+          <w:rFonts w:ascii="仿宋" w:hAnsi="仿宋" w:eastAsia="仿宋" w:cs="仿宋"/>
+          <w:b w:val="0"/>
+          <w:sz w:val="32"/>
+          <w:vertAlign w:val="subscript"/>
+        </w:rPr>
+        <w:t>hier</w:t>
+      </w:r>
+      <w:r>
+        <w:rPr>
+          <w:rFonts w:ascii="仿宋" w:hAnsi="仿宋" w:eastAsia="仿宋" w:cs="仿宋"/>
+          <w:b w:val="0"/>
+          <w:sz w:val="32"/>
+        </w:rPr>
+        <w:t>(c) 表示层级支持，</w:t>
+      </w:r>
+      <w:r>
+        <w:rPr>
+          <w:rFonts w:ascii="仿宋" w:hAnsi="仿宋" w:eastAsia="仿宋" w:cs="仿宋"/>
+          <w:b w:val="0"/>
+          <w:sz w:val="32"/>
+        </w:rPr>
+        <w:t>φ</w:t>
+      </w:r>
+      <w:r>
+        <w:rPr>
+          <w:rFonts w:ascii="仿宋" w:hAnsi="仿宋" w:eastAsia="仿宋" w:cs="仿宋"/>
+          <w:b w:val="0"/>
+          <w:sz w:val="32"/>
+          <w:vertAlign w:val="subscript"/>
+        </w:rPr>
+        <w:t>spec</w:t>
+      </w:r>
+      <w:r>
+        <w:rPr>
+          <w:rFonts w:ascii="仿宋" w:hAnsi="仿宋" w:eastAsia="仿宋" w:cs="仿宋"/>
+          <w:b w:val="0"/>
+          <w:sz w:val="32"/>
+        </w:rPr>
+        <w:t>(c) 表示粒度适配，</w:t>
+      </w:r>
+      <w:r>
+        <w:rPr>
+          <w:rFonts w:ascii="仿宋" w:hAnsi="仿宋" w:eastAsia="仿宋" w:cs="仿宋"/>
+          <w:b w:val="0"/>
+          <w:sz w:val="32"/>
+        </w:rPr>
+        <w:t>Π</w:t>
+      </w:r>
+      <w:r>
+        <w:rPr>
+          <w:rFonts w:ascii="仿宋" w:hAnsi="仿宋" w:eastAsia="仿宋" w:cs="仿宋"/>
+          <w:b w:val="0"/>
+          <w:sz w:val="32"/>
+          <w:vertAlign w:val="subscript"/>
+        </w:rPr>
+        <w:t>struct</w:t>
+      </w:r>
+      <w:r>
+        <w:rPr>
+          <w:rFonts w:ascii="仿宋" w:hAnsi="仿宋" w:eastAsia="仿宋" w:cs="仿宋"/>
+          <w:b w:val="0"/>
+          <w:sz w:val="32"/>
+        </w:rPr>
+        <w:t>(c) 表示结构性惩罚。</w:t>
+      </w:r>
+    </w:p>
+    <w:p>
+      <w:pPr>
+        <w:spacing w:after="0"/>
+        <w:ind w:firstLine="641"/>
+        <w:jc w:val="left"/>
+      </w:pPr>
+      <w:r>
+        <w:rPr>
+          <w:rFonts w:ascii="仿宋" w:hAnsi="仿宋" w:eastAsia="仿宋" w:cs="仿宋"/>
+          <w:b w:val="0"/>
+          <w:sz w:val="32"/>
+        </w:rPr>
+        <w:t>上述分值来自候选集合构造阶段已经固化的字段。候选召回优先级由节点名称、别名、层级位置和场景标签与请求文本的匹配关系给出；主任务命中、上下文匹配、层级支持和粒度适配由规则基线按固定特征计算；结构性惩罚针对父子层级混选、风险约束不一致、只有词面相似但任务不一致等情况扣分。</w:t>
+      </w:r>
+    </w:p>
+    <w:p>
+      <w:pPr>
+        <w:spacing w:after="0"/>
+        <w:ind w:firstLine="641"/>
+        <w:jc w:val="left"/>
+      </w:pPr>
+      <w:r>
+        <w:rPr>
+          <w:rFonts w:ascii="仿宋" w:hAnsi="仿宋" w:eastAsia="仿宋" w:cs="仿宋"/>
+          <w:b w:val="0"/>
+          <w:sz w:val="32"/>
+        </w:rPr>
+        <w:t>单智能体结构化语义判别输出结构化语义裁决包：</w:t>
+      </w:r>
+    </w:p>
+    <w:p>
+      <w:pPr>
+        <w:spacing w:line="288" w:lineRule="auto" w:before="60" w:after="60"/>
+        <w:jc w:val="center"/>
+      </w:pPr>
+      <w:r>
+        <w:rPr>
+          <w:rFonts w:ascii="仿宋" w:hAnsi="仿宋" w:eastAsia="仿宋" w:cs="仿宋"/>
+          <w:b w:val="0"/>
+          <w:sz w:val="32"/>
+        </w:rPr>
+        <w:t>公式2：</w:t>
+      </w:r>
+      <w:r>
+        <w:rPr>
+          <w:rFonts w:ascii="仿宋" w:hAnsi="仿宋" w:eastAsia="仿宋" w:cs="仿宋"/>
+          <w:b w:val="0"/>
+          <w:sz w:val="32"/>
+        </w:rPr>
+        <w:t>z</w:t>
+      </w:r>
+      <w:r>
+        <w:rPr>
+          <w:rFonts w:ascii="仿宋" w:hAnsi="仿宋" w:eastAsia="仿宋" w:cs="仿宋"/>
+          <w:b w:val="0"/>
+          <w:sz w:val="32"/>
+          <w:vertAlign w:val="subscript"/>
+        </w:rPr>
+        <w:t>sem</w:t>
+      </w:r>
+      <w:r>
+        <w:rPr>
+          <w:rFonts w:ascii="仿宋" w:hAnsi="仿宋" w:eastAsia="仿宋" w:cs="仿宋"/>
+          <w:b w:val="0"/>
+          <w:sz w:val="32"/>
+        </w:rPr>
+        <w:t>(x) = (</w:t>
+      </w:r>
+      <w:r>
+        <w:rPr>
+          <w:rFonts w:ascii="仿宋" w:hAnsi="仿宋" w:eastAsia="仿宋" w:cs="仿宋"/>
+          <w:b w:val="0"/>
+          <w:sz w:val="32"/>
+        </w:rPr>
+        <w:t>y</w:t>
+      </w:r>
+      <w:r>
+        <w:rPr>
+          <w:rFonts w:ascii="仿宋" w:hAnsi="仿宋" w:eastAsia="仿宋" w:cs="仿宋"/>
+          <w:b w:val="0"/>
+          <w:sz w:val="32"/>
+          <w:vertAlign w:val="subscript"/>
+        </w:rPr>
+        <w:t>sem</w:t>
+      </w:r>
+      <w:r>
+        <w:rPr>
+          <w:rFonts w:ascii="仿宋" w:hAnsi="仿宋" w:eastAsia="仿宋" w:cs="仿宋"/>
+          <w:b w:val="0"/>
+          <w:sz w:val="32"/>
+        </w:rPr>
+        <w:t xml:space="preserve">, </w:t>
+      </w:r>
+      <w:r>
+        <w:rPr>
+          <w:rFonts w:ascii="仿宋" w:hAnsi="仿宋" w:eastAsia="仿宋" w:cs="仿宋"/>
+          <w:b w:val="0"/>
+          <w:sz w:val="32"/>
+        </w:rPr>
+        <w:t>R</w:t>
+      </w:r>
+      <w:r>
+        <w:rPr>
+          <w:rFonts w:ascii="仿宋" w:hAnsi="仿宋" w:eastAsia="仿宋" w:cs="仿宋"/>
+          <w:b w:val="0"/>
+          <w:sz w:val="32"/>
+          <w:vertAlign w:val="subscript"/>
+        </w:rPr>
+        <w:t>sem</w:t>
+      </w:r>
+      <w:r>
+        <w:rPr>
+          <w:rFonts w:ascii="仿宋" w:hAnsi="仿宋" w:eastAsia="仿宋" w:cs="仿宋"/>
+          <w:b w:val="0"/>
+          <w:sz w:val="32"/>
+        </w:rPr>
+        <w:t xml:space="preserve">, </w:t>
+      </w:r>
+      <w:r>
+        <w:rPr>
+          <w:rFonts w:ascii="仿宋" w:hAnsi="仿宋" w:eastAsia="仿宋" w:cs="仿宋"/>
+          <w:b w:val="0"/>
+          <w:sz w:val="32"/>
+        </w:rPr>
+        <w:t>s</w:t>
+      </w:r>
+      <w:r>
+        <w:rPr>
+          <w:rFonts w:ascii="仿宋" w:hAnsi="仿宋" w:eastAsia="仿宋" w:cs="仿宋"/>
+          <w:b w:val="0"/>
+          <w:sz w:val="32"/>
+          <w:vertAlign w:val="subscript"/>
+        </w:rPr>
+        <w:t>sem</w:t>
+      </w:r>
+      <w:r>
+        <w:rPr>
+          <w:rFonts w:ascii="仿宋" w:hAnsi="仿宋" w:eastAsia="仿宋" w:cs="仿宋"/>
+          <w:b w:val="0"/>
+          <w:sz w:val="32"/>
+        </w:rPr>
+        <w:t>, H(x), J(x))</w:t>
+      </w:r>
+      <w:r>
+        <w:rPr>
+          <w:rFonts w:ascii="仿宋" w:hAnsi="仿宋" w:eastAsia="仿宋" w:cs="仿宋"/>
+          <w:b w:val="0"/>
+          <w:sz w:val="32"/>
+        </w:rPr>
+        <w:t>。</w:t>
+      </w:r>
+    </w:p>
+    <w:p>
+      <w:pPr>
+        <w:spacing w:after="0"/>
+        <w:ind w:firstLine="641"/>
+        <w:jc w:val="left"/>
+      </w:pPr>
+      <w:r>
+        <w:rPr>
+          <w:rFonts w:ascii="仿宋" w:hAnsi="仿宋" w:eastAsia="仿宋" w:cs="仿宋"/>
+          <w:b w:val="0"/>
+          <w:sz w:val="32"/>
+        </w:rPr>
+        <w:t>其中，</w:t>
+      </w:r>
+      <w:r>
+        <w:rPr>
+          <w:rFonts w:ascii="仿宋" w:hAnsi="仿宋" w:eastAsia="仿宋" w:cs="仿宋"/>
+          <w:b w:val="0"/>
+          <w:sz w:val="32"/>
+        </w:rPr>
+        <w:t>y</w:t>
+      </w:r>
+      <w:r>
+        <w:rPr>
+          <w:rFonts w:ascii="仿宋" w:hAnsi="仿宋" w:eastAsia="仿宋" w:cs="仿宋"/>
+          <w:b w:val="0"/>
+          <w:sz w:val="32"/>
+          <w:vertAlign w:val="subscript"/>
+        </w:rPr>
+        <w:t>sem</w:t>
+      </w:r>
+      <w:r>
+        <w:rPr>
+          <w:rFonts w:ascii="仿宋" w:hAnsi="仿宋" w:eastAsia="仿宋" w:cs="仿宋"/>
+          <w:b w:val="0"/>
+          <w:sz w:val="32"/>
+        </w:rPr>
+        <w:t xml:space="preserve"> 为主能力判断，</w:t>
+      </w:r>
+      <w:r>
+        <w:rPr>
+          <w:rFonts w:ascii="仿宋" w:hAnsi="仿宋" w:eastAsia="仿宋" w:cs="仿宋"/>
+          <w:b w:val="0"/>
+          <w:sz w:val="32"/>
+        </w:rPr>
+        <w:t>R</w:t>
+      </w:r>
+      <w:r>
+        <w:rPr>
+          <w:rFonts w:ascii="仿宋" w:hAnsi="仿宋" w:eastAsia="仿宋" w:cs="仿宋"/>
+          <w:b w:val="0"/>
+          <w:sz w:val="32"/>
+          <w:vertAlign w:val="subscript"/>
+        </w:rPr>
+        <w:t>sem</w:t>
+      </w:r>
+      <w:r>
+        <w:rPr>
+          <w:rFonts w:ascii="仿宋" w:hAnsi="仿宋" w:eastAsia="仿宋" w:cs="仿宋"/>
+          <w:b w:val="0"/>
+          <w:sz w:val="32"/>
+        </w:rPr>
+        <w:t xml:space="preserve"> 为相关能力集合，</w:t>
+      </w:r>
+      <w:r>
+        <w:rPr>
+          <w:rFonts w:ascii="仿宋" w:hAnsi="仿宋" w:eastAsia="仿宋" w:cs="仿宋"/>
+          <w:b w:val="0"/>
+          <w:sz w:val="32"/>
+        </w:rPr>
+        <w:t>s</w:t>
+      </w:r>
+      <w:r>
+        <w:rPr>
+          <w:rFonts w:ascii="仿宋" w:hAnsi="仿宋" w:eastAsia="仿宋" w:cs="仿宋"/>
+          <w:b w:val="0"/>
+          <w:sz w:val="32"/>
+          <w:vertAlign w:val="subscript"/>
+        </w:rPr>
+        <w:t>sem</w:t>
+      </w:r>
+      <w:r>
+        <w:rPr>
+          <w:rFonts w:ascii="仿宋" w:hAnsi="仿宋" w:eastAsia="仿宋" w:cs="仿宋"/>
+          <w:b w:val="0"/>
+          <w:sz w:val="32"/>
+        </w:rPr>
+        <w:t xml:space="preserve"> 为置信度，H(x) 编码场景摘要、主任务摘要、不确定性和风险提示，J(x) 为候选级结构化判断表。</w:t>
+      </w:r>
+    </w:p>
+    <w:p>
+      <w:pPr>
+        <w:spacing w:after="0"/>
+        <w:ind w:firstLine="641"/>
+        <w:jc w:val="left"/>
+      </w:pPr>
+      <w:r>
+        <w:rPr>
+          <w:rFonts w:ascii="仿宋" w:hAnsi="仿宋" w:eastAsia="仿宋" w:cs="仿宋"/>
+          <w:b w:val="0"/>
+          <w:sz w:val="32"/>
+        </w:rPr>
+        <w:t>这些字段由结构化语义阶段从 top-8 候选说明包中生成。系统先把用户请求、候选地址、节点描述、别名、规则分数和层级关系整理成统一输入；模型逐一比较候选的任务匹配、主能力匹配、相关能力匹配、粒度适配和风险失配。主能力判断取候选级结构化判断表中主任务证据最强且粒度最合适的候选；相关能力集合取对辅助诉求有直接证据的候选；置信度根据主任务证据、候选差距和风险失配综合给出；场景摘要来自对请求场景、主任务和不确定性的压缩；候选级结构化判断表保存每个候选的比较理由。</w:t>
+      </w:r>
+    </w:p>
+    <w:p>
+      <w:pPr>
+        <w:spacing w:after="0"/>
+        <w:ind w:firstLine="641"/>
+        <w:jc w:val="left"/>
+      </w:pPr>
+      <w:r>
+        <w:rPr>
+          <w:rFonts w:ascii="仿宋" w:hAnsi="仿宋" w:eastAsia="仿宋" w:cs="仿宋"/>
+          <w:b w:val="0"/>
+          <w:sz w:val="32"/>
+        </w:rPr>
+        <w:t>随后系统融合规则分数和结构化语义证据：</w:t>
+      </w:r>
+    </w:p>
+    <w:p>
+      <w:pPr>
+        <w:spacing w:line="288" w:lineRule="auto" w:before="60" w:after="60"/>
+        <w:jc w:val="center"/>
+      </w:pPr>
+      <w:r>
+        <w:rPr>
+          <w:rFonts w:ascii="仿宋" w:hAnsi="仿宋" w:eastAsia="仿宋" w:cs="仿宋"/>
+          <w:b w:val="0"/>
+          <w:sz w:val="32"/>
+        </w:rPr>
+        <w:t>公式3：</w:t>
+      </w:r>
+      <w:r>
+        <w:rPr>
+          <w:rFonts w:ascii="仿宋" w:hAnsi="仿宋" w:eastAsia="仿宋" w:cs="仿宋"/>
+          <w:b w:val="0"/>
+          <w:sz w:val="32"/>
+        </w:rPr>
+        <w:t>s</w:t>
+      </w:r>
+      <w:r>
+        <w:rPr>
+          <w:rFonts w:ascii="仿宋" w:hAnsi="仿宋" w:eastAsia="仿宋" w:cs="仿宋"/>
+          <w:b w:val="0"/>
+          <w:sz w:val="32"/>
+          <w:vertAlign w:val="subscript"/>
+        </w:rPr>
+        <w:t>sem</w:t>
+      </w:r>
+      <w:r>
+        <w:rPr>
+          <w:rFonts w:ascii="仿宋" w:hAnsi="仿宋" w:eastAsia="仿宋" w:cs="仿宋"/>
+          <w:b w:val="0"/>
+          <w:sz w:val="32"/>
+        </w:rPr>
+        <w:t xml:space="preserve">(c|x) = </w:t>
+      </w:r>
+      <w:r>
+        <w:rPr>
+          <w:rFonts w:ascii="仿宋" w:hAnsi="仿宋" w:eastAsia="仿宋" w:cs="仿宋"/>
+          <w:b w:val="0"/>
+          <w:sz w:val="32"/>
+        </w:rPr>
+        <w:t>α</w:t>
+      </w:r>
+      <w:r>
+        <w:rPr>
+          <w:rFonts w:ascii="仿宋" w:hAnsi="仿宋" w:eastAsia="仿宋" w:cs="仿宋"/>
+          <w:b w:val="0"/>
+          <w:sz w:val="32"/>
+          <w:vertAlign w:val="subscript"/>
+        </w:rPr>
+        <w:t>1</w:t>
+      </w:r>
+      <w:r>
+        <w:rPr>
+          <w:rFonts w:ascii="仿宋" w:hAnsi="仿宋" w:eastAsia="仿宋" w:cs="仿宋"/>
+          <w:b w:val="0"/>
+          <w:sz w:val="32"/>
+        </w:rPr>
+        <w:t xml:space="preserve"> </w:t>
+      </w:r>
+      <w:r>
+        <w:rPr>
+          <w:rFonts w:ascii="仿宋" w:hAnsi="仿宋" w:eastAsia="仿宋" w:cs="仿宋"/>
+          <w:b w:val="0"/>
+          <w:sz w:val="32"/>
+        </w:rPr>
+        <w:t>s</w:t>
+      </w:r>
+      <w:r>
+        <w:rPr>
+          <w:rFonts w:ascii="仿宋" w:hAnsi="仿宋" w:eastAsia="仿宋" w:cs="仿宋"/>
+          <w:b w:val="0"/>
+          <w:sz w:val="32"/>
+          <w:vertAlign w:val="subscript"/>
+        </w:rPr>
+        <w:t>rule</w:t>
+      </w:r>
+      <w:r>
+        <w:rPr>
+          <w:rFonts w:ascii="仿宋" w:hAnsi="仿宋" w:eastAsia="仿宋" w:cs="仿宋"/>
+          <w:b w:val="0"/>
+          <w:sz w:val="32"/>
+        </w:rPr>
+        <w:t xml:space="preserve">(c) + </w:t>
+      </w:r>
+      <w:r>
+        <w:rPr>
+          <w:rFonts w:ascii="仿宋" w:hAnsi="仿宋" w:eastAsia="仿宋" w:cs="仿宋"/>
+          <w:b w:val="0"/>
+          <w:sz w:val="32"/>
+        </w:rPr>
+        <w:t>α</w:t>
+      </w:r>
+      <w:r>
+        <w:rPr>
+          <w:rFonts w:ascii="仿宋" w:hAnsi="仿宋" w:eastAsia="仿宋" w:cs="仿宋"/>
+          <w:b w:val="0"/>
+          <w:sz w:val="32"/>
+          <w:vertAlign w:val="subscript"/>
+        </w:rPr>
+        <w:t>2</w:t>
+      </w:r>
+      <w:r>
+        <w:rPr>
+          <w:rFonts w:ascii="仿宋" w:hAnsi="仿宋" w:eastAsia="仿宋" w:cs="仿宋"/>
+          <w:b w:val="0"/>
+          <w:sz w:val="32"/>
+        </w:rPr>
+        <w:t xml:space="preserve"> </w:t>
+      </w:r>
+      <w:r>
+        <w:rPr>
+          <w:rFonts w:ascii="仿宋" w:hAnsi="仿宋" w:eastAsia="仿宋" w:cs="仿宋"/>
+          <w:b w:val="0"/>
+          <w:sz w:val="32"/>
+        </w:rPr>
+        <w:t>s</w:t>
+      </w:r>
+      <w:r>
+        <w:rPr>
+          <w:rFonts w:ascii="仿宋" w:hAnsi="仿宋" w:eastAsia="仿宋" w:cs="仿宋"/>
+          <w:b w:val="0"/>
+          <w:sz w:val="32"/>
+          <w:vertAlign w:val="subscript"/>
+        </w:rPr>
+        <w:t>C</w:t>
+      </w:r>
+      <w:r>
+        <w:rPr>
+          <w:rFonts w:ascii="仿宋" w:hAnsi="仿宋" w:eastAsia="仿宋" w:cs="仿宋"/>
+          <w:b w:val="0"/>
+          <w:sz w:val="32"/>
+        </w:rPr>
+        <w:t xml:space="preserve">(c) + </w:t>
+      </w:r>
+      <w:r>
+        <w:rPr>
+          <w:rFonts w:ascii="仿宋" w:hAnsi="仿宋" w:eastAsia="仿宋" w:cs="仿宋"/>
+          <w:b w:val="0"/>
+          <w:sz w:val="32"/>
+        </w:rPr>
+        <w:t>α</w:t>
+      </w:r>
+      <w:r>
+        <w:rPr>
+          <w:rFonts w:ascii="仿宋" w:hAnsi="仿宋" w:eastAsia="仿宋" w:cs="仿宋"/>
+          <w:b w:val="0"/>
+          <w:sz w:val="32"/>
+          <w:vertAlign w:val="subscript"/>
+        </w:rPr>
+        <w:t>3</w:t>
+      </w:r>
+      <w:r>
+        <w:rPr>
+          <w:rFonts w:ascii="仿宋" w:hAnsi="仿宋" w:eastAsia="仿宋" w:cs="仿宋"/>
+          <w:b w:val="0"/>
+          <w:sz w:val="32"/>
+        </w:rPr>
+        <w:t xml:space="preserve"> </w:t>
+      </w:r>
+      <w:r>
+        <w:rPr>
+          <w:rFonts w:ascii="仿宋" w:hAnsi="仿宋" w:eastAsia="仿宋" w:cs="仿宋"/>
+          <w:b w:val="0"/>
+          <w:sz w:val="32"/>
+        </w:rPr>
+        <w:t>f</w:t>
+      </w:r>
+      <w:r>
+        <w:rPr>
+          <w:rFonts w:ascii="仿宋" w:hAnsi="仿宋" w:eastAsia="仿宋" w:cs="仿宋"/>
+          <w:b w:val="0"/>
+          <w:sz w:val="32"/>
+          <w:vertAlign w:val="subscript"/>
+        </w:rPr>
+        <w:t>task</w:t>
+      </w:r>
+      <w:r>
+        <w:rPr>
+          <w:rFonts w:ascii="仿宋" w:hAnsi="仿宋" w:eastAsia="仿宋" w:cs="仿宋"/>
+          <w:b w:val="0"/>
+          <w:sz w:val="32"/>
+        </w:rPr>
+        <w:t xml:space="preserve">(c) + </w:t>
+      </w:r>
+      <w:r>
+        <w:rPr>
+          <w:rFonts w:ascii="仿宋" w:hAnsi="仿宋" w:eastAsia="仿宋" w:cs="仿宋"/>
+          <w:b w:val="0"/>
+          <w:sz w:val="32"/>
+        </w:rPr>
+        <w:t>α</w:t>
+      </w:r>
+      <w:r>
+        <w:rPr>
+          <w:rFonts w:ascii="仿宋" w:hAnsi="仿宋" w:eastAsia="仿宋" w:cs="仿宋"/>
+          <w:b w:val="0"/>
+          <w:sz w:val="32"/>
+          <w:vertAlign w:val="subscript"/>
+        </w:rPr>
+        <w:t>4</w:t>
+      </w:r>
+      <w:r>
+        <w:rPr>
+          <w:rFonts w:ascii="仿宋" w:hAnsi="仿宋" w:eastAsia="仿宋" w:cs="仿宋"/>
+          <w:b w:val="0"/>
+          <w:sz w:val="32"/>
+        </w:rPr>
+        <w:t xml:space="preserve"> </w:t>
+      </w:r>
+      <w:r>
+        <w:rPr>
+          <w:rFonts w:ascii="仿宋" w:hAnsi="仿宋" w:eastAsia="仿宋" w:cs="仿宋"/>
+          <w:b w:val="0"/>
+          <w:sz w:val="32"/>
+        </w:rPr>
+        <w:t>f</w:t>
+      </w:r>
+      <w:r>
+        <w:rPr>
+          <w:rFonts w:ascii="仿宋" w:hAnsi="仿宋" w:eastAsia="仿宋" w:cs="仿宋"/>
+          <w:b w:val="0"/>
+          <w:sz w:val="32"/>
+          <w:vertAlign w:val="subscript"/>
+        </w:rPr>
+        <w:t>pri</w:t>
+      </w:r>
+      <w:r>
+        <w:rPr>
+          <w:rFonts w:ascii="仿宋" w:hAnsi="仿宋" w:eastAsia="仿宋" w:cs="仿宋"/>
+          <w:b w:val="0"/>
+          <w:sz w:val="32"/>
+        </w:rPr>
+        <w:t xml:space="preserve">(c) + </w:t>
+      </w:r>
+      <w:r>
+        <w:rPr>
+          <w:rFonts w:ascii="仿宋" w:hAnsi="仿宋" w:eastAsia="仿宋" w:cs="仿宋"/>
+          <w:b w:val="0"/>
+          <w:sz w:val="32"/>
+        </w:rPr>
+        <w:t>b</w:t>
+      </w:r>
+      <w:r>
+        <w:rPr>
+          <w:rFonts w:ascii="仿宋" w:hAnsi="仿宋" w:eastAsia="仿宋" w:cs="仿宋"/>
+          <w:b w:val="0"/>
+          <w:sz w:val="32"/>
+          <w:vertAlign w:val="subscript"/>
+        </w:rPr>
+        <w:t>sel</w:t>
+      </w:r>
+      <w:r>
+        <w:rPr>
+          <w:rFonts w:ascii="仿宋" w:hAnsi="仿宋" w:eastAsia="仿宋" w:cs="仿宋"/>
+          <w:b w:val="0"/>
+          <w:sz w:val="32"/>
+        </w:rPr>
+        <w:t xml:space="preserve">(c) - </w:t>
+      </w:r>
+      <w:r>
+        <w:rPr>
+          <w:rFonts w:ascii="仿宋" w:hAnsi="仿宋" w:eastAsia="仿宋" w:cs="仿宋"/>
+          <w:b w:val="0"/>
+          <w:sz w:val="32"/>
+        </w:rPr>
+        <w:t>δ</w:t>
+      </w:r>
+      <w:r>
+        <w:rPr>
+          <w:rFonts w:ascii="仿宋" w:hAnsi="仿宋" w:eastAsia="仿宋" w:cs="仿宋"/>
+          <w:b w:val="0"/>
+          <w:sz w:val="32"/>
+          <w:vertAlign w:val="subscript"/>
+        </w:rPr>
+        <w:t>risk</w:t>
+      </w:r>
+      <w:r>
+        <w:rPr>
+          <w:rFonts w:ascii="仿宋" w:hAnsi="仿宋" w:eastAsia="仿宋" w:cs="仿宋"/>
+          <w:b w:val="0"/>
+          <w:sz w:val="32"/>
+        </w:rPr>
+        <w:t>(c)</w:t>
+      </w:r>
+      <w:r>
+        <w:rPr>
+          <w:rFonts w:ascii="仿宋" w:hAnsi="仿宋" w:eastAsia="仿宋" w:cs="仿宋"/>
+          <w:b w:val="0"/>
+          <w:sz w:val="32"/>
+        </w:rPr>
+        <w:t>。</w:t>
+      </w:r>
+    </w:p>
+    <w:p>
+      <w:pPr>
+        <w:spacing w:after="0"/>
+        <w:ind w:firstLine="641"/>
+        <w:jc w:val="left"/>
+      </w:pPr>
+      <w:r>
+        <w:rPr>
+          <w:rFonts w:ascii="仿宋" w:hAnsi="仿宋" w:eastAsia="仿宋" w:cs="仿宋"/>
+          <w:b w:val="0"/>
+          <w:sz w:val="32"/>
+        </w:rPr>
+        <w:t>其中，</w:t>
+      </w:r>
+      <w:r>
+        <w:rPr>
+          <w:rFonts w:ascii="仿宋" w:hAnsi="仿宋" w:eastAsia="仿宋" w:cs="仿宋"/>
+          <w:b w:val="0"/>
+          <w:sz w:val="32"/>
+        </w:rPr>
+        <w:t>f</w:t>
+      </w:r>
+      <w:r>
+        <w:rPr>
+          <w:rFonts w:ascii="仿宋" w:hAnsi="仿宋" w:eastAsia="仿宋" w:cs="仿宋"/>
+          <w:b w:val="0"/>
+          <w:sz w:val="32"/>
+          <w:vertAlign w:val="subscript"/>
+        </w:rPr>
+        <w:t>task</w:t>
+      </w:r>
+      <w:r>
+        <w:rPr>
+          <w:rFonts w:ascii="仿宋" w:hAnsi="仿宋" w:eastAsia="仿宋" w:cs="仿宋"/>
+          <w:b w:val="0"/>
+          <w:sz w:val="32"/>
+        </w:rPr>
+        <w:t xml:space="preserve">(c) 和 </w:t>
+      </w:r>
+      <w:r>
+        <w:rPr>
+          <w:rFonts w:ascii="仿宋" w:hAnsi="仿宋" w:eastAsia="仿宋" w:cs="仿宋"/>
+          <w:b w:val="0"/>
+          <w:sz w:val="32"/>
+        </w:rPr>
+        <w:t>f</w:t>
+      </w:r>
+      <w:r>
+        <w:rPr>
+          <w:rFonts w:ascii="仿宋" w:hAnsi="仿宋" w:eastAsia="仿宋" w:cs="仿宋"/>
+          <w:b w:val="0"/>
+          <w:sz w:val="32"/>
+          <w:vertAlign w:val="subscript"/>
+        </w:rPr>
+        <w:t>pri</w:t>
+      </w:r>
+      <w:r>
+        <w:rPr>
+          <w:rFonts w:ascii="仿宋" w:hAnsi="仿宋" w:eastAsia="仿宋" w:cs="仿宋"/>
+          <w:b w:val="0"/>
+          <w:sz w:val="32"/>
+        </w:rPr>
+        <w:t>(c) 分别表示任务匹配度和主能力匹配度，</w:t>
+      </w:r>
+      <w:r>
+        <w:rPr>
+          <w:rFonts w:ascii="仿宋" w:hAnsi="仿宋" w:eastAsia="仿宋" w:cs="仿宋"/>
+          <w:b w:val="0"/>
+          <w:sz w:val="32"/>
+        </w:rPr>
+        <w:t>b</w:t>
+      </w:r>
+      <w:r>
+        <w:rPr>
+          <w:rFonts w:ascii="仿宋" w:hAnsi="仿宋" w:eastAsia="仿宋" w:cs="仿宋"/>
+          <w:b w:val="0"/>
+          <w:sz w:val="32"/>
+          <w:vertAlign w:val="subscript"/>
+        </w:rPr>
+        <w:t>sel</w:t>
+      </w:r>
+      <w:r>
+        <w:rPr>
+          <w:rFonts w:ascii="仿宋" w:hAnsi="仿宋" w:eastAsia="仿宋" w:cs="仿宋"/>
+          <w:b w:val="0"/>
+          <w:sz w:val="32"/>
+        </w:rPr>
+        <w:t>(c) 表示被显式选为主能力的奖励，</w:t>
+      </w:r>
+      <w:r>
+        <w:rPr>
+          <w:rFonts w:ascii="仿宋" w:hAnsi="仿宋" w:eastAsia="仿宋" w:cs="仿宋"/>
+          <w:b w:val="0"/>
+          <w:sz w:val="32"/>
+        </w:rPr>
+        <w:t>δ</w:t>
+      </w:r>
+      <w:r>
+        <w:rPr>
+          <w:rFonts w:ascii="仿宋" w:hAnsi="仿宋" w:eastAsia="仿宋" w:cs="仿宋"/>
+          <w:b w:val="0"/>
+          <w:sz w:val="32"/>
+          <w:vertAlign w:val="subscript"/>
+        </w:rPr>
+        <w:t>risk</w:t>
+      </w:r>
+      <w:r>
+        <w:rPr>
+          <w:rFonts w:ascii="仿宋" w:hAnsi="仿宋" w:eastAsia="仿宋" w:cs="仿宋"/>
+          <w:b w:val="0"/>
+          <w:sz w:val="32"/>
+        </w:rPr>
+        <w:t>(c) 表示风险失配惩罚。</w:t>
+      </w:r>
+    </w:p>
+    <w:p>
+      <w:pPr>
+        <w:spacing w:after="0"/>
+        <w:ind w:firstLine="641"/>
+        <w:jc w:val="left"/>
+      </w:pPr>
+      <w:r>
+        <w:rPr>
+          <w:rFonts w:ascii="仿宋" w:hAnsi="仿宋" w:eastAsia="仿宋" w:cs="仿宋"/>
+          <w:b w:val="0"/>
+          <w:sz w:val="32"/>
+        </w:rPr>
+        <w:t>融合分值在固定候选集合内完成二次排序。任务匹配度和主能力匹配度来自候选级结构化判断表，被显式选为主能力的候选获得奖励；当候选存在治理风险、层级粒度不当、跨域误配或输入输出条件不满足时，系统施加风险失配惩罚。该过程在已召回候选内部计算，保持命名空间边界。</w:t>
+      </w:r>
+    </w:p>
+    <w:p>
+      <w:pPr>
+        <w:spacing w:after="0"/>
+        <w:ind w:firstLine="641"/>
+        <w:jc w:val="left"/>
+      </w:pPr>
+      <w:r>
+        <w:rPr>
+          <w:rFonts w:ascii="仿宋" w:hAnsi="仿宋" w:eastAsia="仿宋" w:cs="仿宋"/>
+          <w:b w:val="0"/>
+          <w:sz w:val="32"/>
+        </w:rPr>
+        <w:t>3. 算法步骤。第一步，根据节点描述、别名、层级位置和场景标签召回候选集合，并形成候选优先级和候选证据包。第二步，在同一候选快照上计算规则基线分数，形成实验对照，并作为单智能体结构化语义判别后的分数融合依据。第三步，单智能体结构化语义阶段读取 top-8 候选说明包，输出主能力、相关能力、混淆点和竞争候选说明。第四步，根据置信度、候选差距、风险标记和多意图稳定性决定是否进入协作复核。第五步，保存候选快照、规则基线输出、结构化语义字段和触发原因，作为可信过程记录的前置数据。</w:t>
+      </w:r>
+    </w:p>
+    <w:p>
+      <w:pPr>
+        <w:spacing w:after="0"/>
+        <w:ind w:firstLine="641"/>
+        <w:jc w:val="left"/>
+      </w:pPr>
+      <w:r>
+        <w:rPr>
+          <w:rFonts w:ascii="仿宋" w:hAnsi="仿宋" w:eastAsia="仿宋" w:cs="仿宋"/>
+          <w:b w:val="0"/>
+          <w:sz w:val="32"/>
+        </w:rPr>
+        <w:t>4. 算法实现。当前实现采用 deepseek-chat 模型输出结构化语义裁决包，单智能体阶段 temperature=0.0，最大输出 token 数为 1800，相关能力输出上限为 3 个。主能力和相关能力输出均限制在当前候选集合内，不生成命名空间外标签。</w:t>
+      </w:r>
+    </w:p>
+    <w:p>
+      <w:pPr>
+        <w:spacing w:after="0"/>
+        <w:ind w:firstLine="641"/>
+        <w:jc w:val="left"/>
+      </w:pPr>
+      <w:r>
+        <w:rPr>
+          <w:rFonts w:ascii="仿宋" w:hAnsi="仿宋" w:eastAsia="仿宋" w:cs="仿宋"/>
+          <w:b w:val="0"/>
+          <w:sz w:val="32"/>
+        </w:rPr>
+        <w:t>结构化语义裁决包包含候选列表、规则分数、场景摘要、主任务摘要、次要诉求、候选级结构化判断表、混淆点和主要竞争候选说明。候选级结构化判断表逐一记录每个候选的任务匹配度、主能力匹配度、相关能力匹配度、粒度判断和风险失配标记。模型输出先转化为候选级字段，再进入分数融合和复核触发判断，形成可复核的候选级证据。</w:t>
+      </w:r>
+    </w:p>
+    <w:p>
+      <w:pPr>
+        <w:spacing w:after="0"/>
+        <w:ind w:firstLine="641"/>
+        <w:jc w:val="left"/>
+      </w:pPr>
+      <w:r>
+        <w:rPr>
+          <w:rFonts w:ascii="仿宋" w:hAnsi="仿宋" w:eastAsia="仿宋" w:cs="仿宋"/>
+          <w:b w:val="0"/>
+          <w:sz w:val="32"/>
+        </w:rPr>
+        <w:t>5. 算法实验。统一测试集上，规则路由基线主标签准确率为 78.76%（89/113），可接受准确率为 81.42%；单智能体结构化语义判别将主标签准确率提升到 87.61%（99/113），可接受准确率提升到 90.27%。相关能力识别同步提升，测试集相关能力召回率由 28.95% 提升到 36.84%，精确率由 37.93% 提升到 42.42%。主标签结果见表1，相关能力识别结果见表2，统一测试集上的主要增益关系见图3。</w:t>
+      </w:r>
+    </w:p>
+    <w:p>
+      <w:pPr>
+        <w:spacing w:before="80" w:after="60"/>
+        <w:jc w:val="center"/>
+      </w:pPr>
+      <w:r>
+        <w:rPr>
+          <w:rFonts w:ascii="仿宋" w:hAnsi="仿宋" w:eastAsia="仿宋" w:cs="仿宋"/>
+          <w:b w:val="0"/>
+          <w:sz w:val="32"/>
+        </w:rPr>
+        <w:t>表1 统一 train/test 主协议下的主标签结果</w:t>
+      </w:r>
+    </w:p>
+    <w:tbl>
+      <w:tblPr>
+        <w:tblStyle w:val="TableGrid"/>
+        <w:tblW w:type="auto" w:w="0"/>
+        <w:tblLayout w:type="autofit"/>
+        <w:tblLook w:firstColumn="1" w:firstRow="1" w:lastColumn="0" w:lastRow="0" w:noHBand="0" w:noVBand="1" w:val="04A0"/>
+      </w:tblPr>
+      <w:tblGrid>
+        <w:gridCol w:w="1441"/>
+        <w:gridCol w:w="1441"/>
+        <w:gridCol w:w="1441"/>
+        <w:gridCol w:w="1441"/>
+        <w:gridCol w:w="1441"/>
+        <w:gridCol w:w="1441"/>
+      </w:tblGrid>
+      <w:tr>
+        <w:tc>
+          <w:tcPr>
+            <w:tcW w:type="dxa" w:w="1441"/>
+          </w:tcPr>
+          <w:p>
+            <w:pPr>
+              <w:spacing w:line="264" w:lineRule="auto" w:after="0"/>
+              <w:jc w:val="center"/>
+            </w:pPr>
+            <w:r/>
+            <w:r>
+              <w:rPr>
+                <w:rFonts w:ascii="仿宋" w:hAnsi="仿宋" w:eastAsia="仿宋" w:cs="仿宋"/>
+                <w:b/>
+                <w:sz w:val="20"/>
+              </w:rPr>
+              <w:t>系统</w:t>
+            </w:r>
+          </w:p>
+        </w:tc>
+        <w:tc>
+          <w:tcPr>
+            <w:tcW w:type="dxa" w:w="1441"/>
+          </w:tcPr>
+          <w:p>
+            <w:pPr>
+              <w:spacing w:line="264" w:lineRule="auto" w:after="0"/>
+              <w:jc w:val="center"/>
+            </w:pPr>
+            <w:r/>
+            <w:r>
+              <w:rPr>
+                <w:rFonts w:ascii="仿宋" w:hAnsi="仿宋" w:eastAsia="仿宋" w:cs="仿宋"/>
+                <w:b/>
+                <w:sz w:val="20"/>
+              </w:rPr>
+              <w:t>训练集主准确率</w:t>
+            </w:r>
+          </w:p>
+        </w:tc>
+        <w:tc>
+          <w:tcPr>
+            <w:tcW w:type="dxa" w:w="1441"/>
+          </w:tcPr>
+          <w:p>
+            <w:pPr>
+              <w:spacing w:line="264" w:lineRule="auto" w:after="0"/>
+              <w:jc w:val="center"/>
+            </w:pPr>
+            <w:r/>
+            <w:r>
+              <w:rPr>
+                <w:rFonts w:ascii="仿宋" w:hAnsi="仿宋" w:eastAsia="仿宋" w:cs="仿宋"/>
+                <w:b/>
+                <w:sz w:val="20"/>
+              </w:rPr>
+              <w:t>训练集改判/纠错/误改</w:t>
+            </w:r>
+          </w:p>
+        </w:tc>
+        <w:tc>
+          <w:tcPr>
+            <w:tcW w:type="dxa" w:w="1441"/>
+          </w:tcPr>
+          <w:p>
+            <w:pPr>
+              <w:spacing w:line="264" w:lineRule="auto" w:after="0"/>
+              <w:jc w:val="center"/>
+            </w:pPr>
+            <w:r/>
+            <w:r>
+              <w:rPr>
+                <w:rFonts w:ascii="仿宋" w:hAnsi="仿宋" w:eastAsia="仿宋" w:cs="仿宋"/>
+                <w:b/>
+                <w:sz w:val="20"/>
+              </w:rPr>
+              <w:t>测试集主准确率</w:t>
+            </w:r>
+          </w:p>
+        </w:tc>
+        <w:tc>
+          <w:tcPr>
+            <w:tcW w:type="dxa" w:w="1441"/>
+          </w:tcPr>
+          <w:p>
+            <w:pPr>
+              <w:spacing w:line="264" w:lineRule="auto" w:after="0"/>
+              <w:jc w:val="center"/>
+            </w:pPr>
+            <w:r/>
+            <w:r>
+              <w:rPr>
+                <w:rFonts w:ascii="仿宋" w:hAnsi="仿宋" w:eastAsia="仿宋" w:cs="仿宋"/>
+                <w:b/>
+                <w:sz w:val="20"/>
+              </w:rPr>
+              <w:t>测试集可接受准确率</w:t>
+            </w:r>
+          </w:p>
+        </w:tc>
+        <w:tc>
+          <w:tcPr>
+            <w:tcW w:type="dxa" w:w="1441"/>
+          </w:tcPr>
+          <w:p>
+            <w:pPr>
+              <w:spacing w:line="264" w:lineRule="auto" w:after="0"/>
+              <w:jc w:val="center"/>
+            </w:pPr>
+            <w:r/>
+            <w:r>
+              <w:rPr>
+                <w:rFonts w:ascii="仿宋" w:hAnsi="仿宋" w:eastAsia="仿宋" w:cs="仿宋"/>
+                <w:b/>
+                <w:sz w:val="20"/>
+              </w:rPr>
+              <w:t>测试集改判/纠错/误改</w:t>
+            </w:r>
+          </w:p>
+        </w:tc>
+      </w:tr>
+      <w:tr>
+        <w:tc>
+          <w:tcPr>
+            <w:tcW w:type="dxa" w:w="1441"/>
+          </w:tcPr>
+          <w:p>
+            <w:pPr>
+              <w:spacing w:line="264" w:lineRule="auto" w:after="0"/>
+              <w:jc w:val="left"/>
+            </w:pPr>
+            <w:r/>
+            <w:r>
+              <w:rPr>
+                <w:rFonts w:ascii="仿宋" w:hAnsi="仿宋" w:eastAsia="仿宋" w:cs="仿宋"/>
+                <w:b w:val="0"/>
+                <w:sz w:val="20"/>
+              </w:rPr>
+              <w:t>规则路由基线</w:t>
+            </w:r>
+          </w:p>
+        </w:tc>
+        <w:tc>
+          <w:tcPr>
+            <w:tcW w:type="dxa" w:w="1441"/>
+          </w:tcPr>
+          <w:p>
+            <w:pPr>
+              <w:spacing w:line="264" w:lineRule="auto" w:after="0"/>
+              <w:jc w:val="center"/>
+            </w:pPr>
+            <w:r/>
+            <w:r>
+              <w:rPr>
+                <w:rFonts w:ascii="仿宋" w:hAnsi="仿宋" w:eastAsia="仿宋" w:cs="仿宋"/>
+                <w:b w:val="0"/>
+                <w:sz w:val="20"/>
+              </w:rPr>
+              <w:t>0.8156（367/450）</w:t>
+            </w:r>
+          </w:p>
+        </w:tc>
+        <w:tc>
+          <w:tcPr>
+            <w:tcW w:type="dxa" w:w="1441"/>
+          </w:tcPr>
+          <w:p>
+            <w:pPr>
+              <w:spacing w:line="264" w:lineRule="auto" w:after="0"/>
+              <w:jc w:val="center"/>
+            </w:pPr>
+            <w:r/>
+            <w:r>
+              <w:rPr>
+                <w:rFonts w:ascii="仿宋" w:hAnsi="仿宋" w:eastAsia="仿宋" w:cs="仿宋"/>
+                <w:b w:val="0"/>
+                <w:sz w:val="20"/>
+              </w:rPr>
+              <w:t>--</w:t>
+            </w:r>
+          </w:p>
+        </w:tc>
+        <w:tc>
+          <w:tcPr>
+            <w:tcW w:type="dxa" w:w="1441"/>
+          </w:tcPr>
+          <w:p>
+            <w:pPr>
+              <w:spacing w:line="264" w:lineRule="auto" w:after="0"/>
+              <w:jc w:val="center"/>
+            </w:pPr>
+            <w:r/>
+            <w:r>
+              <w:rPr>
+                <w:rFonts w:ascii="仿宋" w:hAnsi="仿宋" w:eastAsia="仿宋" w:cs="仿宋"/>
+                <w:b w:val="0"/>
+                <w:sz w:val="20"/>
+              </w:rPr>
+              <w:t>0.7876（89/113）</w:t>
+            </w:r>
+          </w:p>
+        </w:tc>
+        <w:tc>
+          <w:tcPr>
+            <w:tcW w:type="dxa" w:w="1441"/>
+          </w:tcPr>
+          <w:p>
+            <w:pPr>
+              <w:spacing w:line="264" w:lineRule="auto" w:after="0"/>
+              <w:jc w:val="center"/>
+            </w:pPr>
+            <w:r/>
+            <w:r>
+              <w:rPr>
+                <w:rFonts w:ascii="仿宋" w:hAnsi="仿宋" w:eastAsia="仿宋" w:cs="仿宋"/>
+                <w:b w:val="0"/>
+                <w:sz w:val="20"/>
+              </w:rPr>
+              <w:t>0.8142</w:t>
+            </w:r>
+          </w:p>
+        </w:tc>
+        <w:tc>
+          <w:tcPr>
+            <w:tcW w:type="dxa" w:w="1441"/>
+          </w:tcPr>
+          <w:p>
+            <w:pPr>
+              <w:spacing w:line="264" w:lineRule="auto" w:after="0"/>
+              <w:jc w:val="center"/>
+            </w:pPr>
+            <w:r/>
+            <w:r>
+              <w:rPr>
+                <w:rFonts w:ascii="仿宋" w:hAnsi="仿宋" w:eastAsia="仿宋" w:cs="仿宋"/>
+                <w:b w:val="0"/>
+                <w:sz w:val="20"/>
+              </w:rPr>
+              <w:t>--</w:t>
+            </w:r>
+          </w:p>
+        </w:tc>
+      </w:tr>
+      <w:tr>
+        <w:tc>
+          <w:tcPr>
+            <w:tcW w:type="dxa" w:w="1441"/>
+          </w:tcPr>
+          <w:p>
+            <w:pPr>
+              <w:spacing w:line="264" w:lineRule="auto" w:after="0"/>
+              <w:jc w:val="left"/>
+            </w:pPr>
+            <w:r/>
+            <w:r>
+              <w:rPr>
+                <w:rFonts w:ascii="仿宋" w:hAnsi="仿宋" w:eastAsia="仿宋" w:cs="仿宋"/>
+                <w:b w:val="0"/>
+                <w:sz w:val="20"/>
+              </w:rPr>
+              <w:t>规则路由基线 + 协作复核</w:t>
+            </w:r>
+          </w:p>
+        </w:tc>
+        <w:tc>
+          <w:tcPr>
+            <w:tcW w:type="dxa" w:w="1441"/>
+          </w:tcPr>
+          <w:p>
+            <w:pPr>
+              <w:spacing w:line="264" w:lineRule="auto" w:after="0"/>
+              <w:jc w:val="center"/>
+            </w:pPr>
+            <w:r/>
+            <w:r>
+              <w:rPr>
+                <w:rFonts w:ascii="仿宋" w:hAnsi="仿宋" w:eastAsia="仿宋" w:cs="仿宋"/>
+                <w:b w:val="0"/>
+                <w:sz w:val="20"/>
+              </w:rPr>
+              <w:t>0.8244（371/450）</w:t>
+            </w:r>
+          </w:p>
+        </w:tc>
+        <w:tc>
+          <w:tcPr>
+            <w:tcW w:type="dxa" w:w="1441"/>
+          </w:tcPr>
+          <w:p>
+            <w:pPr>
+              <w:spacing w:line="264" w:lineRule="auto" w:after="0"/>
+              <w:jc w:val="center"/>
+            </w:pPr>
+            <w:r/>
+            <w:r>
+              <w:rPr>
+                <w:rFonts w:ascii="仿宋" w:hAnsi="仿宋" w:eastAsia="仿宋" w:cs="仿宋"/>
+                <w:b w:val="0"/>
+                <w:sz w:val="20"/>
+              </w:rPr>
+              <w:t>5 / 4 / 1</w:t>
+            </w:r>
+          </w:p>
+        </w:tc>
+        <w:tc>
+          <w:tcPr>
+            <w:tcW w:type="dxa" w:w="1441"/>
+          </w:tcPr>
+          <w:p>
+            <w:pPr>
+              <w:spacing w:line="264" w:lineRule="auto" w:after="0"/>
+              <w:jc w:val="center"/>
+            </w:pPr>
+            <w:r/>
+            <w:r>
+              <w:rPr>
+                <w:rFonts w:ascii="仿宋" w:hAnsi="仿宋" w:eastAsia="仿宋" w:cs="仿宋"/>
+                <w:b w:val="0"/>
+                <w:sz w:val="20"/>
+              </w:rPr>
+              <w:t>0.8053（91/113）</w:t>
+            </w:r>
+          </w:p>
+        </w:tc>
+        <w:tc>
+          <w:tcPr>
+            <w:tcW w:type="dxa" w:w="1441"/>
+          </w:tcPr>
+          <w:p>
+            <w:pPr>
+              <w:spacing w:line="264" w:lineRule="auto" w:after="0"/>
+              <w:jc w:val="center"/>
+            </w:pPr>
+            <w:r/>
+            <w:r>
+              <w:rPr>
+                <w:rFonts w:ascii="仿宋" w:hAnsi="仿宋" w:eastAsia="仿宋" w:cs="仿宋"/>
+                <w:b w:val="0"/>
+                <w:sz w:val="20"/>
+              </w:rPr>
+              <w:t>0.8319</w:t>
+            </w:r>
+          </w:p>
+        </w:tc>
+        <w:tc>
+          <w:tcPr>
+            <w:tcW w:type="dxa" w:w="1441"/>
+          </w:tcPr>
+          <w:p>
+            <w:pPr>
+              <w:spacing w:line="264" w:lineRule="auto" w:after="0"/>
+              <w:jc w:val="center"/>
+            </w:pPr>
+            <w:r/>
+            <w:r>
+              <w:rPr>
+                <w:rFonts w:ascii="仿宋" w:hAnsi="仿宋" w:eastAsia="仿宋" w:cs="仿宋"/>
+                <w:b w:val="0"/>
+                <w:sz w:val="20"/>
+              </w:rPr>
+              <w:t>2 / 2 / 0</w:t>
+            </w:r>
+          </w:p>
+        </w:tc>
+      </w:tr>
+      <w:tr>
+        <w:tc>
+          <w:tcPr>
+            <w:tcW w:type="dxa" w:w="1441"/>
+          </w:tcPr>
+          <w:p>
+            <w:pPr>
+              <w:spacing w:line="264" w:lineRule="auto" w:after="0"/>
+              <w:jc w:val="left"/>
+            </w:pPr>
+            <w:r/>
+            <w:r>
+              <w:rPr>
+                <w:rFonts w:ascii="仿宋" w:hAnsi="仿宋" w:eastAsia="仿宋" w:cs="仿宋"/>
+                <w:b w:val="0"/>
+                <w:sz w:val="20"/>
+              </w:rPr>
+              <w:t>单智能体结构化语义判别基线</w:t>
+            </w:r>
+          </w:p>
+        </w:tc>
+        <w:tc>
+          <w:tcPr>
+            <w:tcW w:type="dxa" w:w="1441"/>
+          </w:tcPr>
+          <w:p>
+            <w:pPr>
+              <w:spacing w:line="264" w:lineRule="auto" w:after="0"/>
+              <w:jc w:val="center"/>
+            </w:pPr>
+            <w:r/>
+            <w:r>
+              <w:rPr>
+                <w:rFonts w:ascii="仿宋" w:hAnsi="仿宋" w:eastAsia="仿宋" w:cs="仿宋"/>
+                <w:b w:val="0"/>
+                <w:sz w:val="20"/>
+              </w:rPr>
+              <w:t>0.8756（394/450）</w:t>
+            </w:r>
+          </w:p>
+        </w:tc>
+        <w:tc>
+          <w:tcPr>
+            <w:tcW w:type="dxa" w:w="1441"/>
+          </w:tcPr>
+          <w:p>
+            <w:pPr>
+              <w:spacing w:line="264" w:lineRule="auto" w:after="0"/>
+              <w:jc w:val="center"/>
+            </w:pPr>
+            <w:r/>
+            <w:r>
+              <w:rPr>
+                <w:rFonts w:ascii="仿宋" w:hAnsi="仿宋" w:eastAsia="仿宋" w:cs="仿宋"/>
+                <w:b w:val="0"/>
+                <w:sz w:val="20"/>
+              </w:rPr>
+              <w:t>--</w:t>
+            </w:r>
+          </w:p>
+        </w:tc>
+        <w:tc>
+          <w:tcPr>
+            <w:tcW w:type="dxa" w:w="1441"/>
+          </w:tcPr>
+          <w:p>
+            <w:pPr>
+              <w:spacing w:line="264" w:lineRule="auto" w:after="0"/>
+              <w:jc w:val="center"/>
+            </w:pPr>
+            <w:r/>
+            <w:r>
+              <w:rPr>
+                <w:rFonts w:ascii="仿宋" w:hAnsi="仿宋" w:eastAsia="仿宋" w:cs="仿宋"/>
+                <w:b w:val="0"/>
+                <w:sz w:val="20"/>
+              </w:rPr>
+              <w:t>0.8761（99/113）</w:t>
+            </w:r>
+          </w:p>
+        </w:tc>
+        <w:tc>
+          <w:tcPr>
+            <w:tcW w:type="dxa" w:w="1441"/>
+          </w:tcPr>
+          <w:p>
+            <w:pPr>
+              <w:spacing w:line="264" w:lineRule="auto" w:after="0"/>
+              <w:jc w:val="center"/>
+            </w:pPr>
+            <w:r/>
+            <w:r>
+              <w:rPr>
+                <w:rFonts w:ascii="仿宋" w:hAnsi="仿宋" w:eastAsia="仿宋" w:cs="仿宋"/>
+                <w:b w:val="0"/>
+                <w:sz w:val="20"/>
+              </w:rPr>
+              <w:t>0.9027</w:t>
+            </w:r>
+          </w:p>
+        </w:tc>
+        <w:tc>
+          <w:tcPr>
+            <w:tcW w:type="dxa" w:w="1441"/>
+          </w:tcPr>
+          <w:p>
+            <w:pPr>
+              <w:spacing w:line="264" w:lineRule="auto" w:after="0"/>
+              <w:jc w:val="center"/>
+            </w:pPr>
+            <w:r/>
+            <w:r>
+              <w:rPr>
+                <w:rFonts w:ascii="仿宋" w:hAnsi="仿宋" w:eastAsia="仿宋" w:cs="仿宋"/>
+                <w:b w:val="0"/>
+                <w:sz w:val="20"/>
+              </w:rPr>
+              <w:t>--</w:t>
+            </w:r>
+          </w:p>
+        </w:tc>
+      </w:tr>
+      <w:tr>
+        <w:tc>
+          <w:tcPr>
+            <w:tcW w:type="dxa" w:w="1441"/>
+          </w:tcPr>
+          <w:p>
+            <w:pPr>
+              <w:spacing w:line="264" w:lineRule="auto" w:after="0"/>
+              <w:jc w:val="left"/>
+            </w:pPr>
+            <w:r/>
+            <w:r>
+              <w:rPr>
+                <w:rFonts w:ascii="仿宋" w:hAnsi="仿宋" w:eastAsia="仿宋" w:cs="仿宋"/>
+                <w:b w:val="0"/>
+                <w:sz w:val="20"/>
+              </w:rPr>
+              <w:t>单智能体结构化语义判别 + 协作复核</w:t>
+            </w:r>
+          </w:p>
+        </w:tc>
+        <w:tc>
+          <w:tcPr>
+            <w:tcW w:type="dxa" w:w="1441"/>
+          </w:tcPr>
+          <w:p>
+            <w:pPr>
+              <w:spacing w:line="264" w:lineRule="auto" w:after="0"/>
+              <w:jc w:val="center"/>
+            </w:pPr>
+            <w:r/>
+            <w:r>
+              <w:rPr>
+                <w:rFonts w:ascii="仿宋" w:hAnsi="仿宋" w:eastAsia="仿宋" w:cs="仿宋"/>
+                <w:b w:val="0"/>
+                <w:sz w:val="20"/>
+              </w:rPr>
+              <w:t>0.8844（398/450）</w:t>
+            </w:r>
+          </w:p>
+        </w:tc>
+        <w:tc>
+          <w:tcPr>
+            <w:tcW w:type="dxa" w:w="1441"/>
+          </w:tcPr>
+          <w:p>
+            <w:pPr>
+              <w:spacing w:line="264" w:lineRule="auto" w:after="0"/>
+              <w:jc w:val="center"/>
+            </w:pPr>
+            <w:r/>
+            <w:r>
+              <w:rPr>
+                <w:rFonts w:ascii="仿宋" w:hAnsi="仿宋" w:eastAsia="仿宋" w:cs="仿宋"/>
+                <w:b w:val="0"/>
+                <w:sz w:val="20"/>
+              </w:rPr>
+              <w:t>4 / 4 / 0</w:t>
+            </w:r>
+          </w:p>
+        </w:tc>
+        <w:tc>
+          <w:tcPr>
+            <w:tcW w:type="dxa" w:w="1441"/>
+          </w:tcPr>
+          <w:p>
+            <w:pPr>
+              <w:spacing w:line="264" w:lineRule="auto" w:after="0"/>
+              <w:jc w:val="center"/>
+            </w:pPr>
+            <w:r/>
+            <w:r>
+              <w:rPr>
+                <w:rFonts w:ascii="仿宋" w:hAnsi="仿宋" w:eastAsia="仿宋" w:cs="仿宋"/>
+                <w:b w:val="0"/>
+                <w:sz w:val="20"/>
+              </w:rPr>
+              <w:t>0.8850（100/113）</w:t>
+            </w:r>
+          </w:p>
+        </w:tc>
+        <w:tc>
+          <w:tcPr>
+            <w:tcW w:type="dxa" w:w="1441"/>
+          </w:tcPr>
+          <w:p>
+            <w:pPr>
+              <w:spacing w:line="264" w:lineRule="auto" w:after="0"/>
+              <w:jc w:val="center"/>
+            </w:pPr>
+            <w:r/>
+            <w:r>
+              <w:rPr>
+                <w:rFonts w:ascii="仿宋" w:hAnsi="仿宋" w:eastAsia="仿宋" w:cs="仿宋"/>
+                <w:b w:val="0"/>
+                <w:sz w:val="20"/>
+              </w:rPr>
+              <w:t>0.9115</w:t>
+            </w:r>
+          </w:p>
+        </w:tc>
+        <w:tc>
+          <w:tcPr>
+            <w:tcW w:type="dxa" w:w="1441"/>
+          </w:tcPr>
+          <w:p>
+            <w:pPr>
+              <w:spacing w:line="264" w:lineRule="auto" w:after="0"/>
+              <w:jc w:val="center"/>
+            </w:pPr>
+            <w:r/>
+            <w:r>
+              <w:rPr>
+                <w:rFonts w:ascii="仿宋" w:hAnsi="仿宋" w:eastAsia="仿宋" w:cs="仿宋"/>
+                <w:b w:val="0"/>
+                <w:sz w:val="20"/>
+              </w:rPr>
+              <w:t>1 / 1 / 0</w:t>
+            </w:r>
+          </w:p>
+        </w:tc>
+      </w:tr>
+    </w:tbl>
+    <w:p>
+      <w:pPr>
+        <w:spacing w:after="40"/>
+      </w:pPr>
+    </w:p>
+    <w:p>
+      <w:pPr>
+        <w:spacing w:before="80" w:after="60"/>
+        <w:jc w:val="center"/>
+      </w:pPr>
+      <w:r>
+        <w:rPr>
+          <w:rFonts w:ascii="仿宋" w:hAnsi="仿宋" w:eastAsia="仿宋" w:cs="仿宋"/>
+          <w:b w:val="0"/>
+          <w:sz w:val="32"/>
+        </w:rPr>
+        <w:t>表2 统一 train/test 主协议下的相关能力识别结果</w:t>
+      </w:r>
+    </w:p>
+    <w:tbl>
+      <w:tblPr>
+        <w:tblStyle w:val="TableGrid"/>
+        <w:tblW w:type="auto" w:w="0"/>
+        <w:tblLayout w:type="autofit"/>
+        <w:tblLook w:firstColumn="1" w:firstRow="1" w:lastColumn="0" w:lastRow="0" w:noHBand="0" w:noVBand="1" w:val="04A0"/>
+      </w:tblPr>
+      <w:tblGrid>
+        <w:gridCol w:w="1729"/>
+        <w:gridCol w:w="1729"/>
+        <w:gridCol w:w="1729"/>
+        <w:gridCol w:w="1729"/>
+        <w:gridCol w:w="1729"/>
+      </w:tblGrid>
+      <w:tr>
+        <w:tc>
+          <w:tcPr>
+            <w:tcW w:type="dxa" w:w="1729"/>
+          </w:tcPr>
+          <w:p>
+            <w:pPr>
+              <w:spacing w:line="264" w:lineRule="auto" w:after="0"/>
+              <w:jc w:val="center"/>
+            </w:pPr>
+            <w:r/>
+            <w:r>
+              <w:rPr>
+                <w:rFonts w:ascii="仿宋" w:hAnsi="仿宋" w:eastAsia="仿宋" w:cs="仿宋"/>
+                <w:b/>
+                <w:sz w:val="20"/>
+              </w:rPr>
+              <w:t>系统</w:t>
+            </w:r>
+          </w:p>
+        </w:tc>
+        <w:tc>
+          <w:tcPr>
+            <w:tcW w:type="dxa" w:w="1729"/>
+          </w:tcPr>
+          <w:p>
+            <w:pPr>
+              <w:spacing w:line="264" w:lineRule="auto" w:after="0"/>
+              <w:jc w:val="center"/>
+            </w:pPr>
+            <w:r/>
+            <w:r>
+              <w:rPr>
+                <w:rFonts w:ascii="仿宋" w:hAnsi="仿宋" w:eastAsia="仿宋" w:cs="仿宋"/>
+                <w:b/>
+                <w:sz w:val="20"/>
+              </w:rPr>
+              <w:t>训练集相关召回率</w:t>
+            </w:r>
+          </w:p>
+        </w:tc>
+        <w:tc>
+          <w:tcPr>
+            <w:tcW w:type="dxa" w:w="1729"/>
+          </w:tcPr>
+          <w:p>
+            <w:pPr>
+              <w:spacing w:line="264" w:lineRule="auto" w:after="0"/>
+              <w:jc w:val="center"/>
+            </w:pPr>
+            <w:r/>
+            <w:r>
+              <w:rPr>
+                <w:rFonts w:ascii="仿宋" w:hAnsi="仿宋" w:eastAsia="仿宋" w:cs="仿宋"/>
+                <w:b/>
+                <w:sz w:val="20"/>
+              </w:rPr>
+              <w:t>训练集相关精确率</w:t>
+            </w:r>
+          </w:p>
+        </w:tc>
+        <w:tc>
+          <w:tcPr>
+            <w:tcW w:type="dxa" w:w="1729"/>
+          </w:tcPr>
+          <w:p>
+            <w:pPr>
+              <w:spacing w:line="264" w:lineRule="auto" w:after="0"/>
+              <w:jc w:val="center"/>
+            </w:pPr>
+            <w:r/>
+            <w:r>
+              <w:rPr>
+                <w:rFonts w:ascii="仿宋" w:hAnsi="仿宋" w:eastAsia="仿宋" w:cs="仿宋"/>
+                <w:b/>
+                <w:sz w:val="20"/>
+              </w:rPr>
+              <w:t>测试集相关召回率</w:t>
+            </w:r>
+          </w:p>
+        </w:tc>
+        <w:tc>
+          <w:tcPr>
+            <w:tcW w:type="dxa" w:w="1729"/>
+          </w:tcPr>
+          <w:p>
+            <w:pPr>
+              <w:spacing w:line="264" w:lineRule="auto" w:after="0"/>
+              <w:jc w:val="center"/>
+            </w:pPr>
+            <w:r/>
+            <w:r>
+              <w:rPr>
+                <w:rFonts w:ascii="仿宋" w:hAnsi="仿宋" w:eastAsia="仿宋" w:cs="仿宋"/>
+                <w:b/>
+                <w:sz w:val="20"/>
+              </w:rPr>
+              <w:t>测试集相关精确率</w:t>
+            </w:r>
+          </w:p>
+        </w:tc>
+      </w:tr>
+      <w:tr>
+        <w:tc>
+          <w:tcPr>
+            <w:tcW w:type="dxa" w:w="1729"/>
+          </w:tcPr>
+          <w:p>
+            <w:pPr>
+              <w:spacing w:line="264" w:lineRule="auto" w:after="0"/>
+              <w:jc w:val="left"/>
+            </w:pPr>
+            <w:r/>
+            <w:r>
+              <w:rPr>
+                <w:rFonts w:ascii="仿宋" w:hAnsi="仿宋" w:eastAsia="仿宋" w:cs="仿宋"/>
+                <w:b w:val="0"/>
+                <w:sz w:val="20"/>
+              </w:rPr>
+              <w:t>规则路由基线</w:t>
+            </w:r>
+          </w:p>
+        </w:tc>
+        <w:tc>
+          <w:tcPr>
+            <w:tcW w:type="dxa" w:w="1729"/>
+          </w:tcPr>
+          <w:p>
+            <w:pPr>
+              <w:spacing w:line="264" w:lineRule="auto" w:after="0"/>
+              <w:jc w:val="center"/>
+            </w:pPr>
+            <w:r/>
+            <w:r>
+              <w:rPr>
+                <w:rFonts w:ascii="仿宋" w:hAnsi="仿宋" w:eastAsia="仿宋" w:cs="仿宋"/>
+                <w:b w:val="0"/>
+                <w:sz w:val="20"/>
+              </w:rPr>
+              <w:t>0.2822</w:t>
+            </w:r>
+          </w:p>
+        </w:tc>
+        <w:tc>
+          <w:tcPr>
+            <w:tcW w:type="dxa" w:w="1729"/>
+          </w:tcPr>
+          <w:p>
+            <w:pPr>
+              <w:spacing w:line="264" w:lineRule="auto" w:after="0"/>
+              <w:jc w:val="center"/>
+            </w:pPr>
+            <w:r/>
+            <w:r>
+              <w:rPr>
+                <w:rFonts w:ascii="仿宋" w:hAnsi="仿宋" w:eastAsia="仿宋" w:cs="仿宋"/>
+                <w:b w:val="0"/>
+                <w:sz w:val="20"/>
+              </w:rPr>
+              <w:t>0.3833</w:t>
+            </w:r>
+          </w:p>
+        </w:tc>
+        <w:tc>
+          <w:tcPr>
+            <w:tcW w:type="dxa" w:w="1729"/>
+          </w:tcPr>
+          <w:p>
+            <w:pPr>
+              <w:spacing w:line="264" w:lineRule="auto" w:after="0"/>
+              <w:jc w:val="center"/>
+            </w:pPr>
+            <w:r/>
+            <w:r>
+              <w:rPr>
+                <w:rFonts w:ascii="仿宋" w:hAnsi="仿宋" w:eastAsia="仿宋" w:cs="仿宋"/>
+                <w:b w:val="0"/>
+                <w:sz w:val="20"/>
+              </w:rPr>
+              <w:t>0.2895</w:t>
+            </w:r>
+          </w:p>
+        </w:tc>
+        <w:tc>
+          <w:tcPr>
+            <w:tcW w:type="dxa" w:w="1729"/>
+          </w:tcPr>
+          <w:p>
+            <w:pPr>
+              <w:spacing w:line="264" w:lineRule="auto" w:after="0"/>
+              <w:jc w:val="center"/>
+            </w:pPr>
+            <w:r/>
+            <w:r>
+              <w:rPr>
+                <w:rFonts w:ascii="仿宋" w:hAnsi="仿宋" w:eastAsia="仿宋" w:cs="仿宋"/>
+                <w:b w:val="0"/>
+                <w:sz w:val="20"/>
+              </w:rPr>
+              <w:t>0.3793</w:t>
+            </w:r>
+          </w:p>
+        </w:tc>
+      </w:tr>
+      <w:tr>
+        <w:tc>
+          <w:tcPr>
+            <w:tcW w:type="dxa" w:w="1729"/>
+          </w:tcPr>
+          <w:p>
+            <w:pPr>
+              <w:spacing w:line="264" w:lineRule="auto" w:after="0"/>
+              <w:jc w:val="left"/>
+            </w:pPr>
+            <w:r/>
+            <w:r>
+              <w:rPr>
+                <w:rFonts w:ascii="仿宋" w:hAnsi="仿宋" w:eastAsia="仿宋" w:cs="仿宋"/>
+                <w:b w:val="0"/>
+                <w:sz w:val="20"/>
+              </w:rPr>
+              <w:t>单智能体结构化语义判别基线</w:t>
+            </w:r>
+          </w:p>
+        </w:tc>
+        <w:tc>
+          <w:tcPr>
+            <w:tcW w:type="dxa" w:w="1729"/>
+          </w:tcPr>
+          <w:p>
+            <w:pPr>
+              <w:spacing w:line="264" w:lineRule="auto" w:after="0"/>
+              <w:jc w:val="center"/>
+            </w:pPr>
+            <w:r/>
+            <w:r>
+              <w:rPr>
+                <w:rFonts w:ascii="仿宋" w:hAnsi="仿宋" w:eastAsia="仿宋" w:cs="仿宋"/>
+                <w:b w:val="0"/>
+                <w:sz w:val="20"/>
+              </w:rPr>
+              <w:t>0.3129</w:t>
+            </w:r>
+          </w:p>
+        </w:tc>
+        <w:tc>
+          <w:tcPr>
+            <w:tcW w:type="dxa" w:w="1729"/>
+          </w:tcPr>
+          <w:p>
+            <w:pPr>
+              <w:spacing w:line="264" w:lineRule="auto" w:after="0"/>
+              <w:jc w:val="center"/>
+            </w:pPr>
+            <w:r/>
+            <w:r>
+              <w:rPr>
+                <w:rFonts w:ascii="仿宋" w:hAnsi="仿宋" w:eastAsia="仿宋" w:cs="仿宋"/>
+                <w:b w:val="0"/>
+                <w:sz w:val="20"/>
+              </w:rPr>
+              <w:t>0.4080</w:t>
+            </w:r>
+          </w:p>
+        </w:tc>
+        <w:tc>
+          <w:tcPr>
+            <w:tcW w:type="dxa" w:w="1729"/>
+          </w:tcPr>
+          <w:p>
+            <w:pPr>
+              <w:spacing w:line="264" w:lineRule="auto" w:after="0"/>
+              <w:jc w:val="center"/>
+            </w:pPr>
+            <w:r/>
+            <w:r>
+              <w:rPr>
+                <w:rFonts w:ascii="仿宋" w:hAnsi="仿宋" w:eastAsia="仿宋" w:cs="仿宋"/>
+                <w:b w:val="0"/>
+                <w:sz w:val="20"/>
+              </w:rPr>
+              <w:t>0.3684</w:t>
+            </w:r>
+          </w:p>
+        </w:tc>
+        <w:tc>
+          <w:tcPr>
+            <w:tcW w:type="dxa" w:w="1729"/>
+          </w:tcPr>
+          <w:p>
+            <w:pPr>
+              <w:spacing w:line="264" w:lineRule="auto" w:after="0"/>
+              <w:jc w:val="center"/>
+            </w:pPr>
+            <w:r/>
+            <w:r>
+              <w:rPr>
+                <w:rFonts w:ascii="仿宋" w:hAnsi="仿宋" w:eastAsia="仿宋" w:cs="仿宋"/>
+                <w:b w:val="0"/>
+                <w:sz w:val="20"/>
+              </w:rPr>
+              <w:t>0.4242</w:t>
+            </w:r>
+          </w:p>
+        </w:tc>
+      </w:tr>
+    </w:tbl>
+    <w:p>
+      <w:pPr>
+        <w:spacing w:after="40"/>
+      </w:pPr>
+    </w:p>
+    <w:p>
+      <w:pPr>
+        <w:jc w:val="center"/>
+      </w:pPr>
+      <w:r>
+        <w:drawing>
+          <wp:inline xmlns:a="http://schemas.openxmlformats.org/drawingml/2006/main" xmlns:pic="http://schemas.openxmlformats.org/drawingml/2006/picture">
+            <wp:extent cx="5472000" cy="2950869"/>
+            <wp:docPr id="3" name="Picture 3"/>
+            <wp:cNvGraphicFramePr>
+              <a:graphicFrameLocks noChangeAspect="1"/>
+            </wp:cNvGraphicFramePr>
+            <a:graphic>
+              <a:graphicData uri="http://schemas.openxmlformats.org/drawingml/2006/picture">
+                <pic:pic>
+                  <pic:nvPicPr>
+                    <pic:cNvPr id="0" name="01_pooled_test_waterfall.png"/>
+                    <pic:cNvPicPr/>
+                  </pic:nvPicPr>
+                  <pic:blipFill>
+                    <a:blip r:embed="rId11"/>
+                    <a:stretch>
+                      <a:fillRect/>
+                    </a:stretch>
+                  </pic:blipFill>
+                  <pic:spPr>
+                    <a:xfrm>
+                      <a:off x="0" y="0"/>
+                      <a:ext cx="5472000" cy="2950869"/>
+                    </a:xfrm>
+                    <a:prstGeom prst="rect"/>
+                  </pic:spPr>
+                </pic:pic>
+              </a:graphicData>
+            </a:graphic>
+          </wp:inline>
+        </w:drawing>
+      </w:r>
+    </w:p>
+    <w:p>
+      <w:pPr>
+        <w:spacing w:after="80"/>
+        <w:jc w:val="center"/>
+      </w:pPr>
+      <w:r>
+        <w:rPr>
+          <w:rFonts w:ascii="仿宋" w:hAnsi="仿宋" w:eastAsia="仿宋" w:cs="仿宋"/>
+          <w:b w:val="0"/>
+          <w:sz w:val="32"/>
+        </w:rPr>
+        <w:t>图3 统一测试集主结果对比</w:t>
       </w:r>
     </w:p>
     <w:p>
       <w:pPr>
         <w:spacing w:before="120" w:after="80"/>
+        <w:ind w:firstLine="641"/>
       </w:pPr>
       <w:r>
         <w:rPr>
-          <w:rFonts w:ascii="Times New Roman" w:hAnsi="Times New Roman" w:eastAsia="黑体"/>
-          <w:b/>
-          <w:sz w:val="24"/>
-        </w:rPr>
-        <w:t>（三）形成“快路径判别 + 慢路径复核 + 全程留痕”的总体技术路线</w:t>
+          <w:rFonts w:ascii="楷体" w:hAnsi="楷体" w:eastAsia="楷体" w:cs="楷体"/>
+          <w:b w:val="0"/>
+          <w:sz w:val="32"/>
+        </w:rPr>
+        <w:t>（三）提出职责化协作复核与显式改判授权算法</w:t>
       </w:r>
     </w:p>
     <w:p>
       <w:pPr>
-        <w:spacing w:line="360" w:lineRule="auto" w:after="0"/>
-        <w:ind w:firstLine="476"/>
+        <w:spacing w:after="0"/>
+        <w:ind w:firstLine="641"/>
+        <w:jc w:val="left"/>
       </w:pPr>
       <w:r>
         <w:rPr>
-          <w:rFonts w:ascii="Times New Roman" w:hAnsi="Times New Roman" w:eastAsia="宋体"/>
-          <w:b w:val="0"/>
-          <w:sz w:val="24"/>
-        </w:rPr>
-        <w:t>在总体思路上，项目并未追求让所有请求都经过复杂协作，而是采用“快路径判别 + 慢路径复核 + 全程留痕”的分层路线。所谓快路径，是指在候选集合已经确定的前提下，由规则基线和单智能体结构化语义判别完成高频、常规样本的快速裁决；所谓慢路径，是指仅对低置信、高风险、多意图冲突或层级竞争明显的复杂样本，才进一步触发多智能体职责化协作复核；所谓全程留痕，是指对候选组织、直接路由、语义摘要、复核提案、改判依据和执行落点进行统一记录，使整个处理过程能够被回放和解释。</w:t>
+          <w:rFonts w:ascii="仿宋" w:hAnsi="仿宋" w:eastAsia="仿宋" w:cs="仿宋"/>
+          <w:b w:val="0"/>
+          <w:sz w:val="32"/>
+        </w:rPr>
+        <w:t>1. 算法目标。大模型多智能体职责化协作复核算法用于处理低置信、高风险、候选差距小、多意图不稳定和层级竞争样本。算法重点判断初判是否维持、是否补充相关能力、是否授权主能力改判，并通过角色职责和授权门槛约束多模型投票。</w:t>
       </w:r>
     </w:p>
     <w:p>
       <w:pPr>
-        <w:spacing w:line="360" w:lineRule="auto" w:after="0"/>
-        <w:ind w:firstLine="476"/>
+        <w:spacing w:after="0"/>
+        <w:ind w:firstLine="641"/>
+        <w:jc w:val="left"/>
       </w:pPr>
       <w:r>
         <w:rPr>
-          <w:rFonts w:ascii="Times New Roman" w:hAnsi="Times New Roman" w:eastAsia="宋体"/>
-          <w:b w:val="0"/>
-          <w:sz w:val="24"/>
-        </w:rPr>
-        <w:t>这一路线的核心考虑是把“是否需要复核”和“是否允许改判”分开管理。项目研究发现，复杂样本的收益并不来自协作次数越多越好，而在于复核是否建立在清晰语义交接和职责分工之上，以及最终改判是否受到显式授权约束。因此，项目把多智能体协作限定为一种条件化增强机制，而不是覆盖所有请求的统一慢路径，从而在准确率、可控性和成本之间形成更稳健的平衡。</w:t>
+          <w:rFonts w:ascii="仿宋" w:hAnsi="仿宋" w:eastAsia="仿宋" w:cs="仿宋"/>
+          <w:b w:val="0"/>
+          <w:sz w:val="32"/>
+        </w:rPr>
+        <w:t>2. 角色定义。项目设置四类复核角色：任务匹配角色检查请求核心意图与候选描述是否一致；治理风险角色检查高风险节点、跨域竞争和负向证据；层级解析角色检查父子节点和同层候选的粒度冲突；用户偏好角色检查次要诉求、相关能力候选和主次意图线索。四类角色共享同一候选集合，但读取的证据视图和关注点不同。</w:t>
+      </w:r>
+    </w:p>
+    <w:p>
+      <w:pPr>
+        <w:spacing w:after="0"/>
+        <w:ind w:firstLine="641"/>
+        <w:jc w:val="left"/>
+      </w:pPr>
+      <w:r>
+        <w:rPr>
+          <w:rFonts w:ascii="仿宋" w:hAnsi="仿宋" w:eastAsia="仿宋" w:cs="仿宋"/>
+          <w:b w:val="0"/>
+          <w:sz w:val="32"/>
+        </w:rPr>
+        <w:t>当前实现中，任务匹配角色 temperature=0.50，治理风险角色 temperature=0.20，层级解析角色 temperature=0.35，用户偏好角色 temperature=0.70，最大输出 token 数为 3000。较低温度的治理风险角色用于保持保守判断，较高温度的用户偏好角色用于捕捉主次意图线索。单角色复核和同质复核作为对照实验，分别保留一个通用复核角色和四个相同通用复核角色。图4对应展示共享证据包、四类职责角色、第一轮提案聚合、第二轮定向复核、授权检查和最终协作输出之间的关系。</w:t>
+      </w:r>
+    </w:p>
+    <w:p>
+      <w:pPr>
+        <w:jc w:val="center"/>
+      </w:pPr>
+      <w:r>
+        <w:drawing>
+          <wp:inline xmlns:a="http://schemas.openxmlformats.org/drawingml/2006/main" xmlns:pic="http://schemas.openxmlformats.org/drawingml/2006/picture">
+            <wp:extent cx="5472000" cy="1824000"/>
+            <wp:docPr id="4" name="Picture 4"/>
+            <wp:cNvGraphicFramePr>
+              <a:graphicFrameLocks noChangeAspect="1"/>
+            </wp:cNvGraphicFramePr>
+            <a:graphic>
+              <a:graphicData uri="http://schemas.openxmlformats.org/drawingml/2006/picture">
+                <pic:pic>
+                  <pic:nvPicPr>
+                    <pic:cNvPr id="0" name="fig2_review_flow.png"/>
+                    <pic:cNvPicPr/>
+                  </pic:nvPicPr>
+                  <pic:blipFill>
+                    <a:blip r:embed="rId12"/>
+                    <a:stretch>
+                      <a:fillRect/>
+                    </a:stretch>
+                  </pic:blipFill>
+                  <pic:spPr>
+                    <a:xfrm>
+                      <a:off x="0" y="0"/>
+                      <a:ext cx="5472000" cy="1824000"/>
+                    </a:xfrm>
+                    <a:prstGeom prst="rect"/>
+                  </pic:spPr>
+                </pic:pic>
+              </a:graphicData>
+            </a:graphic>
+          </wp:inline>
+        </w:drawing>
+      </w:r>
+    </w:p>
+    <w:p>
+      <w:pPr>
+        <w:spacing w:after="80"/>
+        <w:jc w:val="center"/>
+      </w:pPr>
+      <w:r>
+        <w:rPr>
+          <w:rFonts w:ascii="仿宋" w:hAnsi="仿宋" w:eastAsia="仿宋" w:cs="仿宋"/>
+          <w:b w:val="0"/>
+          <w:sz w:val="32"/>
+        </w:rPr>
+        <w:t>图4 职责化协作复核流程</w:t>
+      </w:r>
+    </w:p>
+    <w:p>
+      <w:pPr>
+        <w:spacing w:after="0"/>
+        <w:ind w:firstLine="641"/>
+        <w:jc w:val="left"/>
+      </w:pPr>
+      <w:r>
+        <w:rPr>
+          <w:rFonts w:ascii="仿宋" w:hAnsi="仿宋" w:eastAsia="仿宋" w:cs="仿宋"/>
+          <w:b w:val="0"/>
+          <w:sz w:val="32"/>
+        </w:rPr>
+        <w:t xml:space="preserve">3. 算法定义。系统为每个角色 r 构造角色视图 </w:t>
+      </w:r>
+      <w:r>
+        <w:rPr>
+          <w:rFonts w:ascii="仿宋" w:hAnsi="仿宋" w:eastAsia="仿宋" w:cs="仿宋"/>
+          <w:b w:val="0"/>
+          <w:sz w:val="32"/>
+        </w:rPr>
+        <w:t>P</w:t>
+      </w:r>
+      <w:r>
+        <w:rPr>
+          <w:rFonts w:ascii="仿宋" w:hAnsi="仿宋" w:eastAsia="仿宋" w:cs="仿宋"/>
+          <w:b w:val="0"/>
+          <w:sz w:val="32"/>
+          <w:vertAlign w:val="subscript"/>
+        </w:rPr>
+        <w:t>r</w:t>
+      </w:r>
+      <w:r>
+        <w:rPr>
+          <w:rFonts w:ascii="仿宋" w:hAnsi="仿宋" w:eastAsia="仿宋" w:cs="仿宋"/>
+          <w:b w:val="0"/>
+          <w:sz w:val="32"/>
+        </w:rPr>
+        <w:t>(x)，并输出角色提案：</w:t>
+      </w:r>
+    </w:p>
+    <w:p>
+      <w:pPr>
+        <w:spacing w:line="288" w:lineRule="auto" w:before="60" w:after="60"/>
+        <w:jc w:val="center"/>
+      </w:pPr>
+      <w:r>
+        <w:rPr>
+          <w:rFonts w:ascii="仿宋" w:hAnsi="仿宋" w:eastAsia="仿宋" w:cs="仿宋"/>
+          <w:b w:val="0"/>
+          <w:sz w:val="32"/>
+        </w:rPr>
+        <w:t>公式4：</w:t>
+      </w:r>
+      <w:r>
+        <w:rPr>
+          <w:rFonts w:ascii="仿宋" w:hAnsi="仿宋" w:eastAsia="仿宋" w:cs="仿宋"/>
+          <w:b w:val="0"/>
+          <w:sz w:val="32"/>
+        </w:rPr>
+        <w:t>o</w:t>
+      </w:r>
+      <w:r>
+        <w:rPr>
+          <w:rFonts w:ascii="仿宋" w:hAnsi="仿宋" w:eastAsia="仿宋" w:cs="仿宋"/>
+          <w:b w:val="0"/>
+          <w:sz w:val="32"/>
+          <w:vertAlign w:val="subscript"/>
+        </w:rPr>
+        <w:t>r</w:t>
+      </w:r>
+      <w:r>
+        <w:rPr>
+          <w:rFonts w:ascii="仿宋" w:hAnsi="仿宋" w:eastAsia="仿宋" w:cs="仿宋"/>
+          <w:b w:val="0"/>
+          <w:sz w:val="32"/>
+        </w:rPr>
+        <w:t>(x) = (</w:t>
+      </w:r>
+      <w:r>
+        <w:rPr>
+          <w:rFonts w:ascii="仿宋" w:hAnsi="仿宋" w:eastAsia="仿宋" w:cs="仿宋"/>
+          <w:b w:val="0"/>
+          <w:sz w:val="32"/>
+        </w:rPr>
+        <w:t>y</w:t>
+      </w:r>
+      <w:r>
+        <w:rPr>
+          <w:rFonts w:ascii="仿宋" w:hAnsi="仿宋" w:eastAsia="仿宋" w:cs="仿宋"/>
+          <w:b w:val="0"/>
+          <w:sz w:val="32"/>
+          <w:vertAlign w:val="subscript"/>
+        </w:rPr>
+        <w:t>r</w:t>
+      </w:r>
+      <w:r>
+        <w:rPr>
+          <w:rFonts w:ascii="仿宋" w:hAnsi="仿宋" w:eastAsia="仿宋" w:cs="仿宋"/>
+          <w:b w:val="0"/>
+          <w:sz w:val="32"/>
+        </w:rPr>
+        <w:t xml:space="preserve">, </w:t>
+      </w:r>
+      <w:r>
+        <w:rPr>
+          <w:rFonts w:ascii="仿宋" w:hAnsi="仿宋" w:eastAsia="仿宋" w:cs="仿宋"/>
+          <w:b w:val="0"/>
+          <w:sz w:val="32"/>
+        </w:rPr>
+        <w:t>R</w:t>
+      </w:r>
+      <w:r>
+        <w:rPr>
+          <w:rFonts w:ascii="仿宋" w:hAnsi="仿宋" w:eastAsia="仿宋" w:cs="仿宋"/>
+          <w:b w:val="0"/>
+          <w:sz w:val="32"/>
+          <w:vertAlign w:val="subscript"/>
+        </w:rPr>
+        <w:t>r</w:t>
+      </w:r>
+      <w:r>
+        <w:rPr>
+          <w:rFonts w:ascii="仿宋" w:hAnsi="仿宋" w:eastAsia="仿宋" w:cs="仿宋"/>
+          <w:b w:val="0"/>
+          <w:sz w:val="32"/>
+        </w:rPr>
+        <w:t xml:space="preserve">, </w:t>
+      </w:r>
+      <w:r>
+        <w:rPr>
+          <w:rFonts w:ascii="仿宋" w:hAnsi="仿宋" w:eastAsia="仿宋" w:cs="仿宋"/>
+          <w:b w:val="0"/>
+          <w:sz w:val="32"/>
+        </w:rPr>
+        <w:t>ρ</w:t>
+      </w:r>
+      <w:r>
+        <w:rPr>
+          <w:rFonts w:ascii="仿宋" w:hAnsi="仿宋" w:eastAsia="仿宋" w:cs="仿宋"/>
+          <w:b w:val="0"/>
+          <w:sz w:val="32"/>
+          <w:vertAlign w:val="subscript"/>
+        </w:rPr>
+        <w:t>r</w:t>
+      </w:r>
+      <w:r>
+        <w:rPr>
+          <w:rFonts w:ascii="仿宋" w:hAnsi="仿宋" w:eastAsia="仿宋" w:cs="仿宋"/>
+          <w:b w:val="0"/>
+          <w:sz w:val="32"/>
+        </w:rPr>
+        <w:t xml:space="preserve">, </w:t>
+      </w:r>
+      <w:r>
+        <w:rPr>
+          <w:rFonts w:ascii="仿宋" w:hAnsi="仿宋" w:eastAsia="仿宋" w:cs="仿宋"/>
+          <w:b w:val="0"/>
+          <w:sz w:val="32"/>
+        </w:rPr>
+        <w:t>κ</w:t>
+      </w:r>
+      <w:r>
+        <w:rPr>
+          <w:rFonts w:ascii="仿宋" w:hAnsi="仿宋" w:eastAsia="仿宋" w:cs="仿宋"/>
+          <w:b w:val="0"/>
+          <w:sz w:val="32"/>
+          <w:vertAlign w:val="subscript"/>
+        </w:rPr>
+        <w:t>r</w:t>
+      </w:r>
+      <w:r>
+        <w:rPr>
+          <w:rFonts w:ascii="仿宋" w:hAnsi="仿宋" w:eastAsia="仿宋" w:cs="仿宋"/>
+          <w:b w:val="0"/>
+          <w:sz w:val="32"/>
+        </w:rPr>
+        <w:t xml:space="preserve">, </w:t>
+      </w:r>
+      <w:r>
+        <w:rPr>
+          <w:rFonts w:ascii="仿宋" w:hAnsi="仿宋" w:eastAsia="仿宋" w:cs="仿宋"/>
+          <w:b w:val="0"/>
+          <w:sz w:val="32"/>
+        </w:rPr>
+        <w:t>σ</w:t>
+      </w:r>
+      <w:r>
+        <w:rPr>
+          <w:rFonts w:ascii="仿宋" w:hAnsi="仿宋" w:eastAsia="仿宋" w:cs="仿宋"/>
+          <w:b w:val="0"/>
+          <w:sz w:val="32"/>
+          <w:vertAlign w:val="subscript"/>
+        </w:rPr>
+        <w:t>r</w:t>
+      </w:r>
+      <w:r>
+        <w:rPr>
+          <w:rFonts w:ascii="仿宋" w:hAnsi="仿宋" w:eastAsia="仿宋" w:cs="仿宋"/>
+          <w:b w:val="0"/>
+          <w:sz w:val="32"/>
+        </w:rPr>
+        <w:t>)</w:t>
+      </w:r>
+      <w:r>
+        <w:rPr>
+          <w:rFonts w:ascii="仿宋" w:hAnsi="仿宋" w:eastAsia="仿宋" w:cs="仿宋"/>
+          <w:b w:val="0"/>
+          <w:sz w:val="32"/>
+        </w:rPr>
+        <w:t>。</w:t>
+      </w:r>
+    </w:p>
+    <w:p>
+      <w:pPr>
+        <w:spacing w:after="0"/>
+        <w:ind w:firstLine="641"/>
+        <w:jc w:val="left"/>
+      </w:pPr>
+      <w:r>
+        <w:rPr>
+          <w:rFonts w:ascii="仿宋" w:hAnsi="仿宋" w:eastAsia="仿宋" w:cs="仿宋"/>
+          <w:b w:val="0"/>
+          <w:sz w:val="32"/>
+        </w:rPr>
+        <w:t>其中，</w:t>
+      </w:r>
+      <w:r>
+        <w:rPr>
+          <w:rFonts w:ascii="仿宋" w:hAnsi="仿宋" w:eastAsia="仿宋" w:cs="仿宋"/>
+          <w:b w:val="0"/>
+          <w:sz w:val="32"/>
+        </w:rPr>
+        <w:t>y</w:t>
+      </w:r>
+      <w:r>
+        <w:rPr>
+          <w:rFonts w:ascii="仿宋" w:hAnsi="仿宋" w:eastAsia="仿宋" w:cs="仿宋"/>
+          <w:b w:val="0"/>
+          <w:sz w:val="32"/>
+          <w:vertAlign w:val="subscript"/>
+        </w:rPr>
+        <w:t>r</w:t>
+      </w:r>
+      <w:r>
+        <w:rPr>
+          <w:rFonts w:ascii="仿宋" w:hAnsi="仿宋" w:eastAsia="仿宋" w:cs="仿宋"/>
+          <w:b w:val="0"/>
+          <w:sz w:val="32"/>
+        </w:rPr>
+        <w:t xml:space="preserve"> 为角色建议主能力，</w:t>
+      </w:r>
+      <w:r>
+        <w:rPr>
+          <w:rFonts w:ascii="仿宋" w:hAnsi="仿宋" w:eastAsia="仿宋" w:cs="仿宋"/>
+          <w:b w:val="0"/>
+          <w:sz w:val="32"/>
+        </w:rPr>
+        <w:t>R</w:t>
+      </w:r>
+      <w:r>
+        <w:rPr>
+          <w:rFonts w:ascii="仿宋" w:hAnsi="仿宋" w:eastAsia="仿宋" w:cs="仿宋"/>
+          <w:b w:val="0"/>
+          <w:sz w:val="32"/>
+          <w:vertAlign w:val="subscript"/>
+        </w:rPr>
+        <w:t>r</w:t>
+      </w:r>
+      <w:r>
+        <w:rPr>
+          <w:rFonts w:ascii="仿宋" w:hAnsi="仿宋" w:eastAsia="仿宋" w:cs="仿宋"/>
+          <w:b w:val="0"/>
+          <w:sz w:val="32"/>
+        </w:rPr>
+        <w:t xml:space="preserve"> 为角色建议相关能力，</w:t>
+      </w:r>
+      <w:r>
+        <w:rPr>
+          <w:rFonts w:ascii="仿宋" w:hAnsi="仿宋" w:eastAsia="仿宋" w:cs="仿宋"/>
+          <w:b w:val="0"/>
+          <w:sz w:val="32"/>
+        </w:rPr>
+        <w:t>ρ</w:t>
+      </w:r>
+      <w:r>
+        <w:rPr>
+          <w:rFonts w:ascii="仿宋" w:hAnsi="仿宋" w:eastAsia="仿宋" w:cs="仿宋"/>
+          <w:b w:val="0"/>
+          <w:sz w:val="32"/>
+          <w:vertAlign w:val="subscript"/>
+        </w:rPr>
+        <w:t>r</w:t>
+      </w:r>
+      <w:r>
+        <w:rPr>
+          <w:rFonts w:ascii="仿宋" w:hAnsi="仿宋" w:eastAsia="仿宋" w:cs="仿宋"/>
+          <w:b w:val="0"/>
+          <w:sz w:val="32"/>
+        </w:rPr>
+        <w:t xml:space="preserve"> 为角色置信度，</w:t>
+      </w:r>
+      <w:r>
+        <w:rPr>
+          <w:rFonts w:ascii="仿宋" w:hAnsi="仿宋" w:eastAsia="仿宋" w:cs="仿宋"/>
+          <w:b w:val="0"/>
+          <w:sz w:val="32"/>
+        </w:rPr>
+        <w:t>κ</w:t>
+      </w:r>
+      <w:r>
+        <w:rPr>
+          <w:rFonts w:ascii="仿宋" w:hAnsi="仿宋" w:eastAsia="仿宋" w:cs="仿宋"/>
+          <w:b w:val="0"/>
+          <w:sz w:val="32"/>
+          <w:vertAlign w:val="subscript"/>
+        </w:rPr>
+        <w:t>r</w:t>
+      </w:r>
+      <w:r>
+        <w:rPr>
+          <w:rFonts w:ascii="仿宋" w:hAnsi="仿宋" w:eastAsia="仿宋" w:cs="仿宋"/>
+          <w:b w:val="0"/>
+          <w:sz w:val="32"/>
+        </w:rPr>
+        <w:t xml:space="preserve"> 表示是否支持改判，</w:t>
+      </w:r>
+      <w:r>
+        <w:rPr>
+          <w:rFonts w:ascii="仿宋" w:hAnsi="仿宋" w:eastAsia="仿宋" w:cs="仿宋"/>
+          <w:b w:val="0"/>
+          <w:sz w:val="32"/>
+        </w:rPr>
+        <w:t>σ</w:t>
+      </w:r>
+      <w:r>
+        <w:rPr>
+          <w:rFonts w:ascii="仿宋" w:hAnsi="仿宋" w:eastAsia="仿宋" w:cs="仿宋"/>
+          <w:b w:val="0"/>
+          <w:sz w:val="32"/>
+          <w:vertAlign w:val="subscript"/>
+        </w:rPr>
+        <w:t>r</w:t>
+      </w:r>
+      <w:r>
+        <w:rPr>
+          <w:rFonts w:ascii="仿宋" w:hAnsi="仿宋" w:eastAsia="仿宋" w:cs="仿宋"/>
+          <w:b w:val="0"/>
+          <w:sz w:val="32"/>
+        </w:rPr>
+        <w:t xml:space="preserve"> 表示职责维度上的支持、阻止或中性信号。</w:t>
+      </w:r>
+    </w:p>
+    <w:p>
+      <w:pPr>
+        <w:spacing w:after="0"/>
+        <w:ind w:firstLine="641"/>
+        <w:jc w:val="left"/>
+      </w:pPr>
+      <w:r>
+        <w:rPr>
+          <w:rFonts w:ascii="仿宋" w:hAnsi="仿宋" w:eastAsia="仿宋" w:cs="仿宋"/>
+          <w:b w:val="0"/>
+          <w:sz w:val="32"/>
+        </w:rPr>
+        <w:t>角色提案来自同一候选快照。任务匹配角色重点读取主任务摘要、候选描述和候选级结构化判断表；治理风险角色重点读取风险提示、访问控制和高风险标签；层级解析角色重点读取一级域、二级域和能力节点之间的父子关系；用户偏好角色重点读取请求中的显式约束和偏好表达。各角色只在职责字段内给出建议，控制器再把建议转化为候选级票据。</w:t>
+      </w:r>
+    </w:p>
+    <w:p>
+      <w:pPr>
+        <w:spacing w:after="0"/>
+        <w:ind w:firstLine="641"/>
+        <w:jc w:val="left"/>
+      </w:pPr>
+      <w:r>
+        <w:rPr>
+          <w:rFonts w:ascii="仿宋" w:hAnsi="仿宋" w:eastAsia="仿宋" w:cs="仿宋"/>
+          <w:b w:val="0"/>
+          <w:sz w:val="32"/>
+        </w:rPr>
+        <w:t>控制器计算复核候选分值：</w:t>
+      </w:r>
+    </w:p>
+    <w:p>
+      <w:pPr>
+        <w:spacing w:line="288" w:lineRule="auto" w:before="60" w:after="60"/>
+        <w:jc w:val="center"/>
+      </w:pPr>
+      <w:r>
+        <w:rPr>
+          <w:rFonts w:ascii="仿宋" w:hAnsi="仿宋" w:eastAsia="仿宋" w:cs="仿宋"/>
+          <w:b w:val="0"/>
+          <w:sz w:val="32"/>
+        </w:rPr>
+        <w:t>公式5：</w:t>
+      </w:r>
+      <w:r>
+        <w:rPr>
+          <w:rFonts w:ascii="仿宋" w:hAnsi="仿宋" w:eastAsia="仿宋" w:cs="仿宋"/>
+          <w:b w:val="0"/>
+          <w:sz w:val="32"/>
+        </w:rPr>
+        <w:t>s</w:t>
+      </w:r>
+      <w:r>
+        <w:rPr>
+          <w:rFonts w:ascii="仿宋" w:hAnsi="仿宋" w:eastAsia="仿宋" w:cs="仿宋"/>
+          <w:b w:val="0"/>
+          <w:sz w:val="32"/>
+          <w:vertAlign w:val="subscript"/>
+        </w:rPr>
+        <w:t>rev</w:t>
+      </w:r>
+      <w:r>
+        <w:rPr>
+          <w:rFonts w:ascii="仿宋" w:hAnsi="仿宋" w:eastAsia="仿宋" w:cs="仿宋"/>
+          <w:b w:val="0"/>
+          <w:sz w:val="32"/>
+        </w:rPr>
+        <w:t xml:space="preserve">(c|x) = 0.40 v(c) + 0.25 </w:t>
+      </w:r>
+      <w:r>
+        <w:rPr>
+          <w:rFonts w:ascii="仿宋" w:hAnsi="仿宋" w:eastAsia="仿宋" w:cs="仿宋"/>
+          <w:b w:val="0"/>
+          <w:sz w:val="32"/>
+        </w:rPr>
+        <w:t>ρ</w:t>
+      </w:r>
+      <w:r>
+        <w:rPr>
+          <w:rFonts w:ascii="仿宋" w:hAnsi="仿宋" w:eastAsia="仿宋" w:cs="仿宋"/>
+          <w:b w:val="0"/>
+          <w:sz w:val="32"/>
+          <w:vertAlign w:val="subscript"/>
+        </w:rPr>
+        <w:t>avg</w:t>
+      </w:r>
+      <w:r>
+        <w:rPr>
+          <w:rFonts w:ascii="仿宋" w:hAnsi="仿宋" w:eastAsia="仿宋" w:cs="仿宋"/>
+          <w:b w:val="0"/>
+          <w:sz w:val="32"/>
+        </w:rPr>
+        <w:t xml:space="preserve">(c) + 0.15 </w:t>
+      </w:r>
+      <w:r>
+        <w:rPr>
+          <w:rFonts w:ascii="仿宋" w:hAnsi="仿宋" w:eastAsia="仿宋" w:cs="仿宋"/>
+          <w:b w:val="0"/>
+          <w:sz w:val="32"/>
+        </w:rPr>
+        <w:t>s</w:t>
+      </w:r>
+      <w:r>
+        <w:rPr>
+          <w:rFonts w:ascii="仿宋" w:hAnsi="仿宋" w:eastAsia="仿宋" w:cs="仿宋"/>
+          <w:b w:val="0"/>
+          <w:sz w:val="32"/>
+          <w:vertAlign w:val="subscript"/>
+        </w:rPr>
+        <w:t>sem</w:t>
+      </w:r>
+      <w:r>
+        <w:rPr>
+          <w:rFonts w:ascii="仿宋" w:hAnsi="仿宋" w:eastAsia="仿宋" w:cs="仿宋"/>
+          <w:b w:val="0"/>
+          <w:sz w:val="32"/>
+        </w:rPr>
+        <w:t>(c) + 0.10 e(c) + 0.10 r(c) + ζ(c)</w:t>
+      </w:r>
+      <w:r>
+        <w:rPr>
+          <w:rFonts w:ascii="仿宋" w:hAnsi="仿宋" w:eastAsia="仿宋" w:cs="仿宋"/>
+          <w:b w:val="0"/>
+          <w:sz w:val="32"/>
+        </w:rPr>
+        <w:t>。</w:t>
+      </w:r>
+    </w:p>
+    <w:p>
+      <w:pPr>
+        <w:spacing w:after="0"/>
+        <w:ind w:firstLine="641"/>
+        <w:jc w:val="left"/>
+      </w:pPr>
+      <w:r>
+        <w:rPr>
+          <w:rFonts w:ascii="仿宋" w:hAnsi="仿宋" w:eastAsia="仿宋" w:cs="仿宋"/>
+          <w:b w:val="0"/>
+          <w:sz w:val="32"/>
+        </w:rPr>
+        <w:t>其中，v(c) 表示支持候选 c 作为主能力的角色比例，</w:t>
+      </w:r>
+      <w:r>
+        <w:rPr>
+          <w:rFonts w:ascii="仿宋" w:hAnsi="仿宋" w:eastAsia="仿宋" w:cs="仿宋"/>
+          <w:b w:val="0"/>
+          <w:sz w:val="32"/>
+        </w:rPr>
+        <w:t>ρ</w:t>
+      </w:r>
+      <w:r>
+        <w:rPr>
+          <w:rFonts w:ascii="仿宋" w:hAnsi="仿宋" w:eastAsia="仿宋" w:cs="仿宋"/>
+          <w:b w:val="0"/>
+          <w:sz w:val="32"/>
+          <w:vertAlign w:val="subscript"/>
+        </w:rPr>
+        <w:t>avg</w:t>
+      </w:r>
+      <w:r>
+        <w:rPr>
+          <w:rFonts w:ascii="仿宋" w:hAnsi="仿宋" w:eastAsia="仿宋" w:cs="仿宋"/>
+          <w:b w:val="0"/>
+          <w:sz w:val="32"/>
+        </w:rPr>
+        <w:t>(c) 表示相应角色平均置信度，e(c) 表示显式证据强度，r(c) 表示相关能力投票比例，ζ(c) 表示职责信号加权结果。</w:t>
+      </w:r>
+    </w:p>
+    <w:p>
+      <w:pPr>
+        <w:spacing w:after="0"/>
+        <w:ind w:firstLine="641"/>
+        <w:jc w:val="left"/>
+      </w:pPr>
+      <w:r>
+        <w:rPr>
+          <w:rFonts w:ascii="仿宋" w:hAnsi="仿宋" w:eastAsia="仿宋" w:cs="仿宋"/>
+          <w:b w:val="0"/>
+          <w:sz w:val="32"/>
+        </w:rPr>
+        <w:t>复核分值由控制器计算。角色支持比例来自各角色建议主能力的一致程度，平均置信度来自支持该候选的角色置信度，显式证据强度来自请求文本中可直接指向主任务的动词、对象和约束，相关能力投票比例来自角色对辅助诉求的共同判断，职责信号加权结果来自治理风险、层级解析和用户偏好角色的支持或阻止信号。模型产生角色提案，改判授权由控制器按固定门槛执行。</w:t>
+      </w:r>
+    </w:p>
+    <w:p>
+      <w:pPr>
+        <w:spacing w:after="0"/>
+        <w:ind w:firstLine="641"/>
+        <w:jc w:val="left"/>
+      </w:pPr>
+      <w:r>
+        <w:rPr>
+          <w:rFonts w:ascii="仿宋" w:hAnsi="仿宋" w:eastAsia="仿宋" w:cs="仿宋"/>
+          <w:b w:val="0"/>
+          <w:sz w:val="32"/>
+        </w:rPr>
+        <w:t>4. 触发条件。当前实现满足下列条件之一时进入协作复核：主能力置信度低于 0.62，top-1 与 top-2 候选差距低于 0.08，高风险样本差距低于 0.14，结构化语义阶段主动请求升级，多意图样本的相关能力未稳定识别。协作模块默认最多运行两轮，第二轮只在候选间隔不足或涉及敏感改判时触发。</w:t>
+      </w:r>
+    </w:p>
+    <w:p>
+      <w:pPr>
+        <w:spacing w:after="0"/>
+        <w:ind w:firstLine="641"/>
+        <w:jc w:val="left"/>
+      </w:pPr>
+      <w:r>
+        <w:rPr>
+          <w:rFonts w:ascii="仿宋" w:hAnsi="仿宋" w:eastAsia="仿宋" w:cs="仿宋"/>
+          <w:b w:val="0"/>
+          <w:sz w:val="32"/>
+        </w:rPr>
+        <w:t>5. 改判授权。协作结果改变单智能体结构化语义判断结果时，需要同时满足最少 3 票支持、共识分数增益不少于 0.08、显式主任务证据不少于 0.55。高风险、跨层级和跨域改判还要求第二轮共识和相应职责角色确认。授权条件外的样本保留单智能体结构化语义判断结果。</w:t>
+      </w:r>
+    </w:p>
+    <w:p>
+      <w:pPr>
+        <w:spacing w:after="0"/>
+        <w:ind w:firstLine="641"/>
+        <w:jc w:val="left"/>
+      </w:pPr>
+      <w:r>
+        <w:rPr>
+          <w:rFonts w:ascii="仿宋" w:hAnsi="仿宋" w:eastAsia="仿宋" w:cs="仿宋"/>
+          <w:b w:val="0"/>
+          <w:sz w:val="32"/>
+        </w:rPr>
+        <w:t>6. 默认配置验证。加入默认协作复核后，测试集主标签准确率由 87.61% 提升到 88.50%（100/113），可接受准确率达到 91.15%，测试侧改判/纠错/误改为 1/1/0。默认配置下，测试集 50/113 个样本进入协作复核，占比 44.25%；进入协作的样本中 9/50 触发第二轮，占比 18.00%。</w:t>
+      </w:r>
+    </w:p>
+    <w:p>
+      <w:pPr>
+        <w:spacing w:after="0"/>
+        <w:ind w:firstLine="641"/>
+        <w:jc w:val="left"/>
+      </w:pPr>
+      <w:r>
+        <w:rPr>
+          <w:rFonts w:ascii="仿宋" w:hAnsi="仿宋" w:eastAsia="仿宋" w:cs="仿宋"/>
+          <w:b w:val="0"/>
+          <w:sz w:val="32"/>
+        </w:rPr>
+        <w:t>7. 扩展配置验证。训练集上确定并冻结的扩展配置在测试集达到 92.92%（105/113），相对默认配置提升 4.42 个百分点，测试侧改判/纠错/误改为 5/5/0。选择性配置测试结果为 89.38%（101/113），改判/纠错/误改为 1/1/0。</w:t>
+      </w:r>
+    </w:p>
+    <w:p>
+      <w:pPr>
+        <w:spacing w:after="0"/>
+        <w:ind w:firstLine="641"/>
+        <w:jc w:val="left"/>
+      </w:pPr>
+      <w:r>
+        <w:rPr>
+          <w:rFonts w:ascii="仿宋" w:hAnsi="仿宋" w:eastAsia="仿宋" w:cs="仿宋"/>
+          <w:b w:val="0"/>
+          <w:sz w:val="32"/>
+        </w:rPr>
+        <w:t>三种配置均先在训练集确定，再在测试集固定评估。训练侧默认配置、选择性配置和扩展配置的正确样本数分别为 396/450、401/450 和 404/450；测试侧对应为 100/113、101/113 和 105/113。训练侧和测试侧排序一致，扩展配置的收益来源于触发范围和授权门槛的整体调整，不依赖单个样本偶然改判。表3列出三种配置的训练集和测试集结果，图5给出配置间准确率变化的直观对比。</w:t>
+      </w:r>
+    </w:p>
+    <w:p>
+      <w:pPr>
+        <w:spacing w:before="80" w:after="60"/>
+        <w:jc w:val="center"/>
+      </w:pPr>
+      <w:r>
+        <w:rPr>
+          <w:rFonts w:ascii="仿宋" w:hAnsi="仿宋" w:eastAsia="仿宋" w:cs="仿宋"/>
+          <w:b w:val="0"/>
+          <w:sz w:val="32"/>
+        </w:rPr>
+        <w:t>表3 不同协作决策配置的训练集与测试集结果</w:t>
+      </w:r>
+    </w:p>
+    <w:tbl>
+      <w:tblPr>
+        <w:tblStyle w:val="TableGrid"/>
+        <w:tblW w:type="auto" w:w="0"/>
+        <w:tblLayout w:type="autofit"/>
+        <w:tblLook w:firstColumn="1" w:firstRow="1" w:lastColumn="0" w:lastRow="0" w:noHBand="0" w:noVBand="1" w:val="04A0"/>
+      </w:tblPr>
+      <w:tblGrid>
+        <w:gridCol w:w="1729"/>
+        <w:gridCol w:w="1729"/>
+        <w:gridCol w:w="1729"/>
+        <w:gridCol w:w="1729"/>
+        <w:gridCol w:w="1729"/>
+      </w:tblGrid>
+      <w:tr>
+        <w:tc>
+          <w:tcPr>
+            <w:tcW w:type="dxa" w:w="1729"/>
+          </w:tcPr>
+          <w:p>
+            <w:pPr>
+              <w:spacing w:line="264" w:lineRule="auto" w:after="0"/>
+              <w:jc w:val="center"/>
+            </w:pPr>
+            <w:r/>
+            <w:r>
+              <w:rPr>
+                <w:rFonts w:ascii="仿宋" w:hAnsi="仿宋" w:eastAsia="仿宋" w:cs="仿宋"/>
+                <w:b/>
+                <w:sz w:val="20"/>
+              </w:rPr>
+              <w:t>配置</w:t>
+            </w:r>
+          </w:p>
+        </w:tc>
+        <w:tc>
+          <w:tcPr>
+            <w:tcW w:type="dxa" w:w="1729"/>
+          </w:tcPr>
+          <w:p>
+            <w:pPr>
+              <w:spacing w:line="264" w:lineRule="auto" w:after="0"/>
+              <w:jc w:val="center"/>
+            </w:pPr>
+            <w:r/>
+            <w:r>
+              <w:rPr>
+                <w:rFonts w:ascii="仿宋" w:hAnsi="仿宋" w:eastAsia="仿宋" w:cs="仿宋"/>
+                <w:b/>
+                <w:sz w:val="20"/>
+              </w:rPr>
+              <w:t>训练集准确率</w:t>
+            </w:r>
+          </w:p>
+        </w:tc>
+        <w:tc>
+          <w:tcPr>
+            <w:tcW w:type="dxa" w:w="1729"/>
+          </w:tcPr>
+          <w:p>
+            <w:pPr>
+              <w:spacing w:line="264" w:lineRule="auto" w:after="0"/>
+              <w:jc w:val="center"/>
+            </w:pPr>
+            <w:r/>
+            <w:r>
+              <w:rPr>
+                <w:rFonts w:ascii="仿宋" w:hAnsi="仿宋" w:eastAsia="仿宋" w:cs="仿宋"/>
+                <w:b/>
+                <w:sz w:val="20"/>
+              </w:rPr>
+              <w:t>测试集准确率</w:t>
+            </w:r>
+          </w:p>
+        </w:tc>
+        <w:tc>
+          <w:tcPr>
+            <w:tcW w:type="dxa" w:w="1729"/>
+          </w:tcPr>
+          <w:p>
+            <w:pPr>
+              <w:spacing w:line="264" w:lineRule="auto" w:after="0"/>
+              <w:jc w:val="center"/>
+            </w:pPr>
+            <w:r/>
+            <w:r>
+              <w:rPr>
+                <w:rFonts w:ascii="仿宋" w:hAnsi="仿宋" w:eastAsia="仿宋" w:cs="仿宋"/>
+                <w:b/>
+                <w:sz w:val="20"/>
+              </w:rPr>
+              <w:t>测试集改判/纠错/误改</w:t>
+            </w:r>
+          </w:p>
+        </w:tc>
+        <w:tc>
+          <w:tcPr>
+            <w:tcW w:type="dxa" w:w="1729"/>
+          </w:tcPr>
+          <w:p>
+            <w:pPr>
+              <w:spacing w:line="264" w:lineRule="auto" w:after="0"/>
+              <w:jc w:val="center"/>
+            </w:pPr>
+            <w:r/>
+            <w:r>
+              <w:rPr>
+                <w:rFonts w:ascii="仿宋" w:hAnsi="仿宋" w:eastAsia="仿宋" w:cs="仿宋"/>
+                <w:b/>
+                <w:sz w:val="20"/>
+              </w:rPr>
+              <w:t>测试集增量</w:t>
+            </w:r>
+          </w:p>
+        </w:tc>
+      </w:tr>
+      <w:tr>
+        <w:tc>
+          <w:tcPr>
+            <w:tcW w:type="dxa" w:w="1729"/>
+          </w:tcPr>
+          <w:p>
+            <w:pPr>
+              <w:spacing w:line="264" w:lineRule="auto" w:after="0"/>
+              <w:jc w:val="left"/>
+            </w:pPr>
+            <w:r/>
+            <w:r>
+              <w:rPr>
+                <w:rFonts w:ascii="仿宋" w:hAnsi="仿宋" w:eastAsia="仿宋" w:cs="仿宋"/>
+                <w:b w:val="0"/>
+                <w:sz w:val="20"/>
+              </w:rPr>
+              <w:t>默认配置</w:t>
+            </w:r>
+          </w:p>
+        </w:tc>
+        <w:tc>
+          <w:tcPr>
+            <w:tcW w:type="dxa" w:w="1729"/>
+          </w:tcPr>
+          <w:p>
+            <w:pPr>
+              <w:spacing w:line="264" w:lineRule="auto" w:after="0"/>
+              <w:jc w:val="center"/>
+            </w:pPr>
+            <w:r/>
+            <w:r>
+              <w:rPr>
+                <w:rFonts w:ascii="仿宋" w:hAnsi="仿宋" w:eastAsia="仿宋" w:cs="仿宋"/>
+                <w:b w:val="0"/>
+                <w:sz w:val="20"/>
+              </w:rPr>
+              <w:t>0.8800（396/450）</w:t>
+            </w:r>
+          </w:p>
+        </w:tc>
+        <w:tc>
+          <w:tcPr>
+            <w:tcW w:type="dxa" w:w="1729"/>
+          </w:tcPr>
+          <w:p>
+            <w:pPr>
+              <w:spacing w:line="264" w:lineRule="auto" w:after="0"/>
+              <w:jc w:val="center"/>
+            </w:pPr>
+            <w:r/>
+            <w:r>
+              <w:rPr>
+                <w:rFonts w:ascii="仿宋" w:hAnsi="仿宋" w:eastAsia="仿宋" w:cs="仿宋"/>
+                <w:b w:val="0"/>
+                <w:sz w:val="20"/>
+              </w:rPr>
+              <w:t>0.8850（100/113）</w:t>
+            </w:r>
+          </w:p>
+        </w:tc>
+        <w:tc>
+          <w:tcPr>
+            <w:tcW w:type="dxa" w:w="1729"/>
+          </w:tcPr>
+          <w:p>
+            <w:pPr>
+              <w:spacing w:line="264" w:lineRule="auto" w:after="0"/>
+              <w:jc w:val="center"/>
+            </w:pPr>
+            <w:r/>
+            <w:r>
+              <w:rPr>
+                <w:rFonts w:ascii="仿宋" w:hAnsi="仿宋" w:eastAsia="仿宋" w:cs="仿宋"/>
+                <w:b w:val="0"/>
+                <w:sz w:val="20"/>
+              </w:rPr>
+              <w:t>--</w:t>
+            </w:r>
+          </w:p>
+        </w:tc>
+        <w:tc>
+          <w:tcPr>
+            <w:tcW w:type="dxa" w:w="1729"/>
+          </w:tcPr>
+          <w:p>
+            <w:pPr>
+              <w:spacing w:line="264" w:lineRule="auto" w:after="0"/>
+              <w:jc w:val="center"/>
+            </w:pPr>
+            <w:r/>
+            <w:r>
+              <w:rPr>
+                <w:rFonts w:ascii="仿宋" w:hAnsi="仿宋" w:eastAsia="仿宋" w:cs="仿宋"/>
+                <w:b w:val="0"/>
+                <w:sz w:val="20"/>
+              </w:rPr>
+              <w:t>0.0000</w:t>
+            </w:r>
+          </w:p>
+        </w:tc>
+      </w:tr>
+      <w:tr>
+        <w:tc>
+          <w:tcPr>
+            <w:tcW w:type="dxa" w:w="1729"/>
+          </w:tcPr>
+          <w:p>
+            <w:pPr>
+              <w:spacing w:line="264" w:lineRule="auto" w:after="0"/>
+              <w:jc w:val="left"/>
+            </w:pPr>
+            <w:r/>
+            <w:r>
+              <w:rPr>
+                <w:rFonts w:ascii="仿宋" w:hAnsi="仿宋" w:eastAsia="仿宋" w:cs="仿宋"/>
+                <w:b w:val="0"/>
+                <w:sz w:val="20"/>
+              </w:rPr>
+              <w:t>选择性配置</w:t>
+            </w:r>
+          </w:p>
+        </w:tc>
+        <w:tc>
+          <w:tcPr>
+            <w:tcW w:type="dxa" w:w="1729"/>
+          </w:tcPr>
+          <w:p>
+            <w:pPr>
+              <w:spacing w:line="264" w:lineRule="auto" w:after="0"/>
+              <w:jc w:val="center"/>
+            </w:pPr>
+            <w:r/>
+            <w:r>
+              <w:rPr>
+                <w:rFonts w:ascii="仿宋" w:hAnsi="仿宋" w:eastAsia="仿宋" w:cs="仿宋"/>
+                <w:b w:val="0"/>
+                <w:sz w:val="20"/>
+              </w:rPr>
+              <w:t>0.8911（401/450）</w:t>
+            </w:r>
+          </w:p>
+        </w:tc>
+        <w:tc>
+          <w:tcPr>
+            <w:tcW w:type="dxa" w:w="1729"/>
+          </w:tcPr>
+          <w:p>
+            <w:pPr>
+              <w:spacing w:line="264" w:lineRule="auto" w:after="0"/>
+              <w:jc w:val="center"/>
+            </w:pPr>
+            <w:r/>
+            <w:r>
+              <w:rPr>
+                <w:rFonts w:ascii="仿宋" w:hAnsi="仿宋" w:eastAsia="仿宋" w:cs="仿宋"/>
+                <w:b w:val="0"/>
+                <w:sz w:val="20"/>
+              </w:rPr>
+              <w:t>0.8938（101/113）</w:t>
+            </w:r>
+          </w:p>
+        </w:tc>
+        <w:tc>
+          <w:tcPr>
+            <w:tcW w:type="dxa" w:w="1729"/>
+          </w:tcPr>
+          <w:p>
+            <w:pPr>
+              <w:spacing w:line="264" w:lineRule="auto" w:after="0"/>
+              <w:jc w:val="center"/>
+            </w:pPr>
+            <w:r/>
+            <w:r>
+              <w:rPr>
+                <w:rFonts w:ascii="仿宋" w:hAnsi="仿宋" w:eastAsia="仿宋" w:cs="仿宋"/>
+                <w:b w:val="0"/>
+                <w:sz w:val="20"/>
+              </w:rPr>
+              <w:t>1 / 1 / 0</w:t>
+            </w:r>
+          </w:p>
+        </w:tc>
+        <w:tc>
+          <w:tcPr>
+            <w:tcW w:type="dxa" w:w="1729"/>
+          </w:tcPr>
+          <w:p>
+            <w:pPr>
+              <w:spacing w:line="264" w:lineRule="auto" w:after="0"/>
+              <w:jc w:val="center"/>
+            </w:pPr>
+            <w:r/>
+            <w:r>
+              <w:rPr>
+                <w:rFonts w:ascii="仿宋" w:hAnsi="仿宋" w:eastAsia="仿宋" w:cs="仿宋"/>
+                <w:b w:val="0"/>
+                <w:sz w:val="20"/>
+              </w:rPr>
+              <w:t>+0.0088</w:t>
+            </w:r>
+          </w:p>
+        </w:tc>
+      </w:tr>
+      <w:tr>
+        <w:tc>
+          <w:tcPr>
+            <w:tcW w:type="dxa" w:w="1729"/>
+          </w:tcPr>
+          <w:p>
+            <w:pPr>
+              <w:spacing w:line="264" w:lineRule="auto" w:after="0"/>
+              <w:jc w:val="left"/>
+            </w:pPr>
+            <w:r/>
+            <w:r>
+              <w:rPr>
+                <w:rFonts w:ascii="仿宋" w:hAnsi="仿宋" w:eastAsia="仿宋" w:cs="仿宋"/>
+                <w:b w:val="0"/>
+                <w:sz w:val="20"/>
+              </w:rPr>
+              <w:t>扩展配置</w:t>
+            </w:r>
+          </w:p>
+        </w:tc>
+        <w:tc>
+          <w:tcPr>
+            <w:tcW w:type="dxa" w:w="1729"/>
+          </w:tcPr>
+          <w:p>
+            <w:pPr>
+              <w:spacing w:line="264" w:lineRule="auto" w:after="0"/>
+              <w:jc w:val="center"/>
+            </w:pPr>
+            <w:r/>
+            <w:r>
+              <w:rPr>
+                <w:rFonts w:ascii="仿宋" w:hAnsi="仿宋" w:eastAsia="仿宋" w:cs="仿宋"/>
+                <w:b w:val="0"/>
+                <w:sz w:val="20"/>
+              </w:rPr>
+              <w:t>0.8978（404/450）</w:t>
+            </w:r>
+          </w:p>
+        </w:tc>
+        <w:tc>
+          <w:tcPr>
+            <w:tcW w:type="dxa" w:w="1729"/>
+          </w:tcPr>
+          <w:p>
+            <w:pPr>
+              <w:spacing w:line="264" w:lineRule="auto" w:after="0"/>
+              <w:jc w:val="center"/>
+            </w:pPr>
+            <w:r/>
+            <w:r>
+              <w:rPr>
+                <w:rFonts w:ascii="仿宋" w:hAnsi="仿宋" w:eastAsia="仿宋" w:cs="仿宋"/>
+                <w:b w:val="0"/>
+                <w:sz w:val="20"/>
+              </w:rPr>
+              <w:t>0.9292（105/113）</w:t>
+            </w:r>
+          </w:p>
+        </w:tc>
+        <w:tc>
+          <w:tcPr>
+            <w:tcW w:type="dxa" w:w="1729"/>
+          </w:tcPr>
+          <w:p>
+            <w:pPr>
+              <w:spacing w:line="264" w:lineRule="auto" w:after="0"/>
+              <w:jc w:val="center"/>
+            </w:pPr>
+            <w:r/>
+            <w:r>
+              <w:rPr>
+                <w:rFonts w:ascii="仿宋" w:hAnsi="仿宋" w:eastAsia="仿宋" w:cs="仿宋"/>
+                <w:b w:val="0"/>
+                <w:sz w:val="20"/>
+              </w:rPr>
+              <w:t>5 / 5 / 0</w:t>
+            </w:r>
+          </w:p>
+        </w:tc>
+        <w:tc>
+          <w:tcPr>
+            <w:tcW w:type="dxa" w:w="1729"/>
+          </w:tcPr>
+          <w:p>
+            <w:pPr>
+              <w:spacing w:line="264" w:lineRule="auto" w:after="0"/>
+              <w:jc w:val="center"/>
+            </w:pPr>
+            <w:r/>
+            <w:r>
+              <w:rPr>
+                <w:rFonts w:ascii="仿宋" w:hAnsi="仿宋" w:eastAsia="仿宋" w:cs="仿宋"/>
+                <w:b w:val="0"/>
+                <w:sz w:val="20"/>
+              </w:rPr>
+              <w:t>+0.0442</w:t>
+            </w:r>
+          </w:p>
+        </w:tc>
+      </w:tr>
+    </w:tbl>
+    <w:p>
+      <w:pPr>
+        <w:spacing w:after="40"/>
+      </w:pPr>
+    </w:p>
+    <w:p>
+      <w:pPr>
+        <w:jc w:val="center"/>
+      </w:pPr>
+      <w:r>
+        <w:drawing>
+          <wp:inline xmlns:a="http://schemas.openxmlformats.org/drawingml/2006/main" xmlns:pic="http://schemas.openxmlformats.org/drawingml/2006/picture">
+            <wp:extent cx="5472000" cy="3274557"/>
+            <wp:docPr id="5" name="Picture 5"/>
+            <wp:cNvGraphicFramePr>
+              <a:graphicFrameLocks noChangeAspect="1"/>
+            </wp:cNvGraphicFramePr>
+            <a:graphic>
+              <a:graphicData uri="http://schemas.openxmlformats.org/drawingml/2006/picture">
+                <pic:pic>
+                  <pic:nvPicPr>
+                    <pic:cNvPr id="0" name="02_pooled_gate_selection.png"/>
+                    <pic:cNvPicPr/>
+                  </pic:nvPicPr>
+                  <pic:blipFill>
+                    <a:blip r:embed="rId13"/>
+                    <a:stretch>
+                      <a:fillRect/>
+                    </a:stretch>
+                  </pic:blipFill>
+                  <pic:spPr>
+                    <a:xfrm>
+                      <a:off x="0" y="0"/>
+                      <a:ext cx="5472000" cy="3274557"/>
+                    </a:xfrm>
+                    <a:prstGeom prst="rect"/>
+                  </pic:spPr>
+                </pic:pic>
+              </a:graphicData>
+            </a:graphic>
+          </wp:inline>
+        </w:drawing>
+      </w:r>
+    </w:p>
+    <w:p>
+      <w:pPr>
+        <w:spacing w:after="80"/>
+        <w:jc w:val="center"/>
+      </w:pPr>
+      <w:r>
+        <w:rPr>
+          <w:rFonts w:ascii="仿宋" w:hAnsi="仿宋" w:eastAsia="仿宋" w:cs="仿宋"/>
+          <w:b w:val="0"/>
+          <w:sz w:val="32"/>
+        </w:rPr>
+        <w:t>图5 不同协作决策配置结果对比</w:t>
+      </w:r>
+    </w:p>
+    <w:p>
+      <w:pPr>
+        <w:spacing w:after="0"/>
+        <w:ind w:firstLine="641"/>
+        <w:jc w:val="left"/>
+      </w:pPr>
+      <w:r>
+        <w:rPr>
+          <w:rFonts w:ascii="仿宋" w:hAnsi="仿宋" w:eastAsia="仿宋" w:cs="仿宋"/>
+          <w:b w:val="0"/>
+          <w:sz w:val="32"/>
+        </w:rPr>
+        <w:t>8. 配对消融验证。项目构建配对消融样本集，训练侧 320 条、测试侧 80 条，覆盖常规样本、层级竞争、主次意图拆分、跨域重叠和高风险治理 5 类场景。测试侧单角色复核和同质复核均保持在 86.25%；职责化协作复核在扩展配置下达到 92.50%，增量 6.25 个百分点，改判/纠错/误改为 5/5/0。训练侧职责化协作复核达到 91.87%，改判/纠错/误改为 13/13/0。表4列出三类复核协议的配对消融结果，图6展示不同协议在测试侧的对比趋势。</w:t>
+      </w:r>
+    </w:p>
+    <w:p>
+      <w:pPr>
+        <w:spacing w:before="80" w:after="60"/>
+        <w:jc w:val="center"/>
+      </w:pPr>
+      <w:r>
+        <w:rPr>
+          <w:rFonts w:ascii="仿宋" w:hAnsi="仿宋" w:eastAsia="仿宋" w:cs="仿宋"/>
+          <w:b w:val="0"/>
+          <w:sz w:val="32"/>
+        </w:rPr>
+        <w:t>表4 配对消融样本集上的协作复核协议比较</w:t>
+      </w:r>
+    </w:p>
+    <w:tbl>
+      <w:tblPr>
+        <w:tblStyle w:val="TableGrid"/>
+        <w:tblW w:type="auto" w:w="0"/>
+        <w:tblLayout w:type="autofit"/>
+        <w:tblLook w:firstColumn="1" w:firstRow="1" w:lastColumn="0" w:lastRow="0" w:noHBand="0" w:noVBand="1" w:val="04A0"/>
+      </w:tblPr>
+      <w:tblGrid>
+        <w:gridCol w:w="1441"/>
+        <w:gridCol w:w="1441"/>
+        <w:gridCol w:w="1441"/>
+        <w:gridCol w:w="1441"/>
+        <w:gridCol w:w="1441"/>
+        <w:gridCol w:w="1441"/>
+      </w:tblGrid>
+      <w:tr>
+        <w:tc>
+          <w:tcPr>
+            <w:tcW w:type="dxa" w:w="1441"/>
+          </w:tcPr>
+          <w:p>
+            <w:pPr>
+              <w:spacing w:line="264" w:lineRule="auto" w:after="0"/>
+              <w:jc w:val="center"/>
+            </w:pPr>
+            <w:r/>
+            <w:r>
+              <w:rPr>
+                <w:rFonts w:ascii="仿宋" w:hAnsi="仿宋" w:eastAsia="仿宋" w:cs="仿宋"/>
+                <w:b/>
+                <w:sz w:val="20"/>
+              </w:rPr>
+              <w:t>系统</w:t>
+            </w:r>
+          </w:p>
+        </w:tc>
+        <w:tc>
+          <w:tcPr>
+            <w:tcW w:type="dxa" w:w="1441"/>
+          </w:tcPr>
+          <w:p>
+            <w:pPr>
+              <w:spacing w:line="264" w:lineRule="auto" w:after="0"/>
+              <w:jc w:val="center"/>
+            </w:pPr>
+            <w:r/>
+            <w:r>
+              <w:rPr>
+                <w:rFonts w:ascii="仿宋" w:hAnsi="仿宋" w:eastAsia="仿宋" w:cs="仿宋"/>
+                <w:b/>
+                <w:sz w:val="20"/>
+              </w:rPr>
+              <w:t>训练集准确率</w:t>
+            </w:r>
+          </w:p>
+        </w:tc>
+        <w:tc>
+          <w:tcPr>
+            <w:tcW w:type="dxa" w:w="1441"/>
+          </w:tcPr>
+          <w:p>
+            <w:pPr>
+              <w:spacing w:line="264" w:lineRule="auto" w:after="0"/>
+              <w:jc w:val="center"/>
+            </w:pPr>
+            <w:r/>
+            <w:r>
+              <w:rPr>
+                <w:rFonts w:ascii="仿宋" w:hAnsi="仿宋" w:eastAsia="仿宋" w:cs="仿宋"/>
+                <w:b/>
+                <w:sz w:val="20"/>
+              </w:rPr>
+              <w:t>训练集改判/纠错/误改</w:t>
+            </w:r>
+          </w:p>
+        </w:tc>
+        <w:tc>
+          <w:tcPr>
+            <w:tcW w:type="dxa" w:w="1441"/>
+          </w:tcPr>
+          <w:p>
+            <w:pPr>
+              <w:spacing w:line="264" w:lineRule="auto" w:after="0"/>
+              <w:jc w:val="center"/>
+            </w:pPr>
+            <w:r/>
+            <w:r>
+              <w:rPr>
+                <w:rFonts w:ascii="仿宋" w:hAnsi="仿宋" w:eastAsia="仿宋" w:cs="仿宋"/>
+                <w:b/>
+                <w:sz w:val="20"/>
+              </w:rPr>
+              <w:t>测试集准确率</w:t>
+            </w:r>
+          </w:p>
+        </w:tc>
+        <w:tc>
+          <w:tcPr>
+            <w:tcW w:type="dxa" w:w="1441"/>
+          </w:tcPr>
+          <w:p>
+            <w:pPr>
+              <w:spacing w:line="264" w:lineRule="auto" w:after="0"/>
+              <w:jc w:val="center"/>
+            </w:pPr>
+            <w:r/>
+            <w:r>
+              <w:rPr>
+                <w:rFonts w:ascii="仿宋" w:hAnsi="仿宋" w:eastAsia="仿宋" w:cs="仿宋"/>
+                <w:b/>
+                <w:sz w:val="20"/>
+              </w:rPr>
+              <w:t>测试集增量</w:t>
+            </w:r>
+          </w:p>
+        </w:tc>
+        <w:tc>
+          <w:tcPr>
+            <w:tcW w:type="dxa" w:w="1441"/>
+          </w:tcPr>
+          <w:p>
+            <w:pPr>
+              <w:spacing w:line="264" w:lineRule="auto" w:after="0"/>
+              <w:jc w:val="center"/>
+            </w:pPr>
+            <w:r/>
+            <w:r>
+              <w:rPr>
+                <w:rFonts w:ascii="仿宋" w:hAnsi="仿宋" w:eastAsia="仿宋" w:cs="仿宋"/>
+                <w:b/>
+                <w:sz w:val="20"/>
+              </w:rPr>
+              <w:t>测试集改判/纠错/误改</w:t>
+            </w:r>
+          </w:p>
+        </w:tc>
+      </w:tr>
+      <w:tr>
+        <w:tc>
+          <w:tcPr>
+            <w:tcW w:type="dxa" w:w="1441"/>
+          </w:tcPr>
+          <w:p>
+            <w:pPr>
+              <w:spacing w:line="264" w:lineRule="auto" w:after="0"/>
+              <w:jc w:val="left"/>
+            </w:pPr>
+            <w:r/>
+            <w:r>
+              <w:rPr>
+                <w:rFonts w:ascii="仿宋" w:hAnsi="仿宋" w:eastAsia="仿宋" w:cs="仿宋"/>
+                <w:b w:val="0"/>
+                <w:sz w:val="20"/>
+              </w:rPr>
+              <w:t>单角色复核</w:t>
+            </w:r>
+          </w:p>
+        </w:tc>
+        <w:tc>
+          <w:tcPr>
+            <w:tcW w:type="dxa" w:w="1441"/>
+          </w:tcPr>
+          <w:p>
+            <w:pPr>
+              <w:spacing w:line="264" w:lineRule="auto" w:after="0"/>
+              <w:jc w:val="center"/>
+            </w:pPr>
+            <w:r/>
+            <w:r>
+              <w:rPr>
+                <w:rFonts w:ascii="仿宋" w:hAnsi="仿宋" w:eastAsia="仿宋" w:cs="仿宋"/>
+                <w:b w:val="0"/>
+                <w:sz w:val="20"/>
+              </w:rPr>
+              <w:t>0.8875</w:t>
+            </w:r>
+          </w:p>
+        </w:tc>
+        <w:tc>
+          <w:tcPr>
+            <w:tcW w:type="dxa" w:w="1441"/>
+          </w:tcPr>
+          <w:p>
+            <w:pPr>
+              <w:spacing w:line="264" w:lineRule="auto" w:after="0"/>
+              <w:jc w:val="center"/>
+            </w:pPr>
+            <w:r/>
+            <w:r>
+              <w:rPr>
+                <w:rFonts w:ascii="仿宋" w:hAnsi="仿宋" w:eastAsia="仿宋" w:cs="仿宋"/>
+                <w:b w:val="0"/>
+                <w:sz w:val="20"/>
+              </w:rPr>
+              <w:t>3 / 3 / 0</w:t>
+            </w:r>
+          </w:p>
+        </w:tc>
+        <w:tc>
+          <w:tcPr>
+            <w:tcW w:type="dxa" w:w="1441"/>
+          </w:tcPr>
+          <w:p>
+            <w:pPr>
+              <w:spacing w:line="264" w:lineRule="auto" w:after="0"/>
+              <w:jc w:val="center"/>
+            </w:pPr>
+            <w:r/>
+            <w:r>
+              <w:rPr>
+                <w:rFonts w:ascii="仿宋" w:hAnsi="仿宋" w:eastAsia="仿宋" w:cs="仿宋"/>
+                <w:b w:val="0"/>
+                <w:sz w:val="20"/>
+              </w:rPr>
+              <w:t>0.8625</w:t>
+            </w:r>
+          </w:p>
+        </w:tc>
+        <w:tc>
+          <w:tcPr>
+            <w:tcW w:type="dxa" w:w="1441"/>
+          </w:tcPr>
+          <w:p>
+            <w:pPr>
+              <w:spacing w:line="264" w:lineRule="auto" w:after="0"/>
+              <w:jc w:val="center"/>
+            </w:pPr>
+            <w:r/>
+            <w:r>
+              <w:rPr>
+                <w:rFonts w:ascii="仿宋" w:hAnsi="仿宋" w:eastAsia="仿宋" w:cs="仿宋"/>
+                <w:b w:val="0"/>
+                <w:sz w:val="20"/>
+              </w:rPr>
+              <w:t>+0.0000</w:t>
+            </w:r>
+          </w:p>
+        </w:tc>
+        <w:tc>
+          <w:tcPr>
+            <w:tcW w:type="dxa" w:w="1441"/>
+          </w:tcPr>
+          <w:p>
+            <w:pPr>
+              <w:spacing w:line="264" w:lineRule="auto" w:after="0"/>
+              <w:jc w:val="center"/>
+            </w:pPr>
+            <w:r/>
+            <w:r>
+              <w:rPr>
+                <w:rFonts w:ascii="仿宋" w:hAnsi="仿宋" w:eastAsia="仿宋" w:cs="仿宋"/>
+                <w:b w:val="0"/>
+                <w:sz w:val="20"/>
+              </w:rPr>
+              <w:t>0 / 0 / 0</w:t>
+            </w:r>
+          </w:p>
+        </w:tc>
+      </w:tr>
+      <w:tr>
+        <w:tc>
+          <w:tcPr>
+            <w:tcW w:type="dxa" w:w="1441"/>
+          </w:tcPr>
+          <w:p>
+            <w:pPr>
+              <w:spacing w:line="264" w:lineRule="auto" w:after="0"/>
+              <w:jc w:val="left"/>
+            </w:pPr>
+            <w:r/>
+            <w:r>
+              <w:rPr>
+                <w:rFonts w:ascii="仿宋" w:hAnsi="仿宋" w:eastAsia="仿宋" w:cs="仿宋"/>
+                <w:b w:val="0"/>
+                <w:sz w:val="20"/>
+              </w:rPr>
+              <w:t>同质复核</w:t>
+            </w:r>
+          </w:p>
+        </w:tc>
+        <w:tc>
+          <w:tcPr>
+            <w:tcW w:type="dxa" w:w="1441"/>
+          </w:tcPr>
+          <w:p>
+            <w:pPr>
+              <w:spacing w:line="264" w:lineRule="auto" w:after="0"/>
+              <w:jc w:val="center"/>
+            </w:pPr>
+            <w:r/>
+            <w:r>
+              <w:rPr>
+                <w:rFonts w:ascii="仿宋" w:hAnsi="仿宋" w:eastAsia="仿宋" w:cs="仿宋"/>
+                <w:b w:val="0"/>
+                <w:sz w:val="20"/>
+              </w:rPr>
+              <w:t>0.8844</w:t>
+            </w:r>
+          </w:p>
+        </w:tc>
+        <w:tc>
+          <w:tcPr>
+            <w:tcW w:type="dxa" w:w="1441"/>
+          </w:tcPr>
+          <w:p>
+            <w:pPr>
+              <w:spacing w:line="264" w:lineRule="auto" w:after="0"/>
+              <w:jc w:val="center"/>
+            </w:pPr>
+            <w:r/>
+            <w:r>
+              <w:rPr>
+                <w:rFonts w:ascii="仿宋" w:hAnsi="仿宋" w:eastAsia="仿宋" w:cs="仿宋"/>
+                <w:b w:val="0"/>
+                <w:sz w:val="20"/>
+              </w:rPr>
+              <w:t>2 / 2 / 0</w:t>
+            </w:r>
+          </w:p>
+        </w:tc>
+        <w:tc>
+          <w:tcPr>
+            <w:tcW w:type="dxa" w:w="1441"/>
+          </w:tcPr>
+          <w:p>
+            <w:pPr>
+              <w:spacing w:line="264" w:lineRule="auto" w:after="0"/>
+              <w:jc w:val="center"/>
+            </w:pPr>
+            <w:r/>
+            <w:r>
+              <w:rPr>
+                <w:rFonts w:ascii="仿宋" w:hAnsi="仿宋" w:eastAsia="仿宋" w:cs="仿宋"/>
+                <w:b w:val="0"/>
+                <w:sz w:val="20"/>
+              </w:rPr>
+              <w:t>0.8625</w:t>
+            </w:r>
+          </w:p>
+        </w:tc>
+        <w:tc>
+          <w:tcPr>
+            <w:tcW w:type="dxa" w:w="1441"/>
+          </w:tcPr>
+          <w:p>
+            <w:pPr>
+              <w:spacing w:line="264" w:lineRule="auto" w:after="0"/>
+              <w:jc w:val="center"/>
+            </w:pPr>
+            <w:r/>
+            <w:r>
+              <w:rPr>
+                <w:rFonts w:ascii="仿宋" w:hAnsi="仿宋" w:eastAsia="仿宋" w:cs="仿宋"/>
+                <w:b w:val="0"/>
+                <w:sz w:val="20"/>
+              </w:rPr>
+              <w:t>+0.0000</w:t>
+            </w:r>
+          </w:p>
+        </w:tc>
+        <w:tc>
+          <w:tcPr>
+            <w:tcW w:type="dxa" w:w="1441"/>
+          </w:tcPr>
+          <w:p>
+            <w:pPr>
+              <w:spacing w:line="264" w:lineRule="auto" w:after="0"/>
+              <w:jc w:val="center"/>
+            </w:pPr>
+            <w:r/>
+            <w:r>
+              <w:rPr>
+                <w:rFonts w:ascii="仿宋" w:hAnsi="仿宋" w:eastAsia="仿宋" w:cs="仿宋"/>
+                <w:b w:val="0"/>
+                <w:sz w:val="20"/>
+              </w:rPr>
+              <w:t>0 / 0 / 0</w:t>
+            </w:r>
+          </w:p>
+        </w:tc>
+      </w:tr>
+      <w:tr>
+        <w:tc>
+          <w:tcPr>
+            <w:tcW w:type="dxa" w:w="1441"/>
+          </w:tcPr>
+          <w:p>
+            <w:pPr>
+              <w:spacing w:line="264" w:lineRule="auto" w:after="0"/>
+              <w:jc w:val="left"/>
+            </w:pPr>
+            <w:r/>
+            <w:r>
+              <w:rPr>
+                <w:rFonts w:ascii="仿宋" w:hAnsi="仿宋" w:eastAsia="仿宋" w:cs="仿宋"/>
+                <w:b w:val="0"/>
+                <w:sz w:val="20"/>
+              </w:rPr>
+              <w:t>职责化协作复核（扩展配置）</w:t>
+            </w:r>
+          </w:p>
+        </w:tc>
+        <w:tc>
+          <w:tcPr>
+            <w:tcW w:type="dxa" w:w="1441"/>
+          </w:tcPr>
+          <w:p>
+            <w:pPr>
+              <w:spacing w:line="264" w:lineRule="auto" w:after="0"/>
+              <w:jc w:val="center"/>
+            </w:pPr>
+            <w:r/>
+            <w:r>
+              <w:rPr>
+                <w:rFonts w:ascii="仿宋" w:hAnsi="仿宋" w:eastAsia="仿宋" w:cs="仿宋"/>
+                <w:b w:val="0"/>
+                <w:sz w:val="20"/>
+              </w:rPr>
+              <w:t>0.9187</w:t>
+            </w:r>
+          </w:p>
+        </w:tc>
+        <w:tc>
+          <w:tcPr>
+            <w:tcW w:type="dxa" w:w="1441"/>
+          </w:tcPr>
+          <w:p>
+            <w:pPr>
+              <w:spacing w:line="264" w:lineRule="auto" w:after="0"/>
+              <w:jc w:val="center"/>
+            </w:pPr>
+            <w:r/>
+            <w:r>
+              <w:rPr>
+                <w:rFonts w:ascii="仿宋" w:hAnsi="仿宋" w:eastAsia="仿宋" w:cs="仿宋"/>
+                <w:b w:val="0"/>
+                <w:sz w:val="20"/>
+              </w:rPr>
+              <w:t>13 / 13 / 0</w:t>
+            </w:r>
+          </w:p>
+        </w:tc>
+        <w:tc>
+          <w:tcPr>
+            <w:tcW w:type="dxa" w:w="1441"/>
+          </w:tcPr>
+          <w:p>
+            <w:pPr>
+              <w:spacing w:line="264" w:lineRule="auto" w:after="0"/>
+              <w:jc w:val="center"/>
+            </w:pPr>
+            <w:r/>
+            <w:r>
+              <w:rPr>
+                <w:rFonts w:ascii="仿宋" w:hAnsi="仿宋" w:eastAsia="仿宋" w:cs="仿宋"/>
+                <w:b w:val="0"/>
+                <w:sz w:val="20"/>
+              </w:rPr>
+              <w:t>0.9250</w:t>
+            </w:r>
+          </w:p>
+        </w:tc>
+        <w:tc>
+          <w:tcPr>
+            <w:tcW w:type="dxa" w:w="1441"/>
+          </w:tcPr>
+          <w:p>
+            <w:pPr>
+              <w:spacing w:line="264" w:lineRule="auto" w:after="0"/>
+              <w:jc w:val="center"/>
+            </w:pPr>
+            <w:r/>
+            <w:r>
+              <w:rPr>
+                <w:rFonts w:ascii="仿宋" w:hAnsi="仿宋" w:eastAsia="仿宋" w:cs="仿宋"/>
+                <w:b w:val="0"/>
+                <w:sz w:val="20"/>
+              </w:rPr>
+              <w:t>+0.0625</w:t>
+            </w:r>
+          </w:p>
+        </w:tc>
+        <w:tc>
+          <w:tcPr>
+            <w:tcW w:type="dxa" w:w="1441"/>
+          </w:tcPr>
+          <w:p>
+            <w:pPr>
+              <w:spacing w:line="264" w:lineRule="auto" w:after="0"/>
+              <w:jc w:val="center"/>
+            </w:pPr>
+            <w:r/>
+            <w:r>
+              <w:rPr>
+                <w:rFonts w:ascii="仿宋" w:hAnsi="仿宋" w:eastAsia="仿宋" w:cs="仿宋"/>
+                <w:b w:val="0"/>
+                <w:sz w:val="20"/>
+              </w:rPr>
+              <w:t>5 / 5 / 0</w:t>
+            </w:r>
+          </w:p>
+        </w:tc>
+      </w:tr>
+    </w:tbl>
+    <w:p>
+      <w:pPr>
+        <w:spacing w:after="40"/>
+      </w:pPr>
+    </w:p>
+    <w:p>
+      <w:pPr>
+        <w:jc w:val="center"/>
+      </w:pPr>
+      <w:r>
+        <w:drawing>
+          <wp:inline xmlns:a="http://schemas.openxmlformats.org/drawingml/2006/main" xmlns:pic="http://schemas.openxmlformats.org/drawingml/2006/picture">
+            <wp:extent cx="5472000" cy="2950869"/>
+            <wp:docPr id="6" name="Picture 6"/>
+            <wp:cNvGraphicFramePr>
+              <a:graphicFrameLocks noChangeAspect="1"/>
+            </wp:cNvGraphicFramePr>
+            <a:graphic>
+              <a:graphicData uri="http://schemas.openxmlformats.org/drawingml/2006/picture">
+                <pic:pic>
+                  <pic:nvPicPr>
+                    <pic:cNvPr id="0" name="03_holdout3_collaboration_ablation.png"/>
+                    <pic:cNvPicPr/>
+                  </pic:nvPicPr>
+                  <pic:blipFill>
+                    <a:blip r:embed="rId14"/>
+                    <a:stretch>
+                      <a:fillRect/>
+                    </a:stretch>
+                  </pic:blipFill>
+                  <pic:spPr>
+                    <a:xfrm>
+                      <a:off x="0" y="0"/>
+                      <a:ext cx="5472000" cy="2950869"/>
+                    </a:xfrm>
+                    <a:prstGeom prst="rect"/>
+                  </pic:spPr>
+                </pic:pic>
+              </a:graphicData>
+            </a:graphic>
+          </wp:inline>
+        </w:drawing>
+      </w:r>
+    </w:p>
+    <w:p>
+      <w:pPr>
+        <w:spacing w:after="80"/>
+        <w:jc w:val="center"/>
+      </w:pPr>
+      <w:r>
+        <w:rPr>
+          <w:rFonts w:ascii="仿宋" w:hAnsi="仿宋" w:eastAsia="仿宋" w:cs="仿宋"/>
+          <w:b w:val="0"/>
+          <w:sz w:val="32"/>
+        </w:rPr>
+        <w:t>图6 配对消融样本集协作协议比较</w:t>
+      </w:r>
+    </w:p>
+    <w:p>
+      <w:pPr>
+        <w:spacing w:after="0"/>
+        <w:ind w:firstLine="641"/>
+        <w:jc w:val="left"/>
+      </w:pPr>
+      <w:r>
+        <w:rPr>
+          <w:rFonts w:ascii="仿宋" w:hAnsi="仿宋" w:eastAsia="仿宋" w:cs="仿宋"/>
+          <w:b w:val="0"/>
+          <w:sz w:val="32"/>
+        </w:rPr>
+        <w:t>9. 典型样本验证。项目保留了每条样本的候选集合、初判结果、角色提案、授权原因和最终结果。案例 000038 的真实主能力为 docs.productivity.cn，单智能体结果为 course.education.cn，协作复核补充文档产出证据后纠正为 docs.productivity.cn；案例 000173 的真实主能力为 transport.travel.cn，单智能体结果为 flight.travel.cn，协作复核将航班线索作为相关候选处理，保留整体交通安排作为主能力；案例 000303 的真实主能力为 activity.travel.cn，单智能体结果为 hotel.travel.cn，协作复核识别住宿约束只覆盖次要诉求，维持活动计划主任务；案例 000213 的真实主能力为 coupon.commerce.cn，单智能体结果为 price.commerce.cn，协作复核根据优惠券、折扣和促销领取证据完成粒度纠正。</w:t>
+      </w:r>
+    </w:p>
+    <w:p>
+      <w:pPr>
+        <w:spacing w:after="0"/>
+        <w:ind w:firstLine="641"/>
+        <w:jc w:val="left"/>
+      </w:pPr>
+      <w:r>
+        <w:rPr>
+          <w:rFonts w:ascii="仿宋" w:hAnsi="仿宋" w:eastAsia="仿宋" w:cs="仿宋"/>
+          <w:b w:val="0"/>
+          <w:sz w:val="32"/>
+        </w:rPr>
+        <w:t>上述案例覆盖跨域竞争、主次意图拆分、跨域重叠和语义粒度误判。每个案例均可回看候选差距、角色投票、显式证据强度和授权原因，说明协作复核的改判来源可逐条核验。</w:t>
+      </w:r>
+    </w:p>
+    <w:p>
+      <w:pPr>
+        <w:spacing w:before="120" w:after="80"/>
+        <w:ind w:firstLine="641"/>
+      </w:pPr>
+      <w:r>
+        <w:rPr>
+          <w:rFonts w:ascii="楷体" w:hAnsi="楷体" w:eastAsia="楷体" w:cs="楷体"/>
+          <w:b w:val="0"/>
+          <w:sz w:val="32"/>
+        </w:rPr>
+        <w:t>（四）构建可信过程轨迹与执行实例过滤模型</w:t>
+      </w:r>
+    </w:p>
+    <w:p>
+      <w:pPr>
+        <w:spacing w:after="0"/>
+        <w:ind w:firstLine="641"/>
+        <w:jc w:val="left"/>
+      </w:pPr>
+      <w:r>
+        <w:rPr>
+          <w:rFonts w:ascii="仿宋" w:hAnsi="仿宋" w:eastAsia="仿宋" w:cs="仿宋"/>
+          <w:b w:val="0"/>
+          <w:sz w:val="32"/>
+        </w:rPr>
+        <w:t>1. 可信认知标识载体。项目把可信认知标识落到可记录的数据对象上，记录内容包括候选快照、规则基线输出、结构化裁决、角色提案、授权判断、最终路由结果和实例映射结果。该设计使“为什么选这个能力、为什么进入复核、为什么允许或拒绝改判、为什么选择该执行实例”均有对应字段。</w:t>
+      </w:r>
+    </w:p>
+    <w:p>
+      <w:pPr>
+        <w:spacing w:after="0"/>
+        <w:ind w:firstLine="641"/>
+        <w:jc w:val="left"/>
+      </w:pPr>
+      <w:r>
+        <w:rPr>
+          <w:rFonts w:ascii="仿宋" w:hAnsi="仿宋" w:eastAsia="仿宋" w:cs="仿宋"/>
+          <w:b w:val="0"/>
+          <w:sz w:val="32"/>
+        </w:rPr>
+        <w:t>2. 过程轨迹模型。单条请求的过程轨迹定义为：</w:t>
+      </w:r>
+    </w:p>
+    <w:p>
+      <w:pPr>
+        <w:spacing w:line="288" w:lineRule="auto" w:before="60" w:after="60"/>
+        <w:jc w:val="center"/>
+      </w:pPr>
+      <w:r>
+        <w:rPr>
+          <w:rFonts w:ascii="仿宋" w:hAnsi="仿宋" w:eastAsia="仿宋" w:cs="仿宋"/>
+          <w:b w:val="0"/>
+          <w:sz w:val="32"/>
+        </w:rPr>
+        <w:t>公式6：</w:t>
+      </w:r>
+      <w:r>
+        <w:rPr>
+          <w:rFonts w:ascii="仿宋" w:hAnsi="仿宋" w:eastAsia="仿宋" w:cs="仿宋"/>
+          <w:b w:val="0"/>
+          <w:sz w:val="32"/>
+        </w:rPr>
+        <w:t xml:space="preserve">T(x) = (E(x), </w:t>
+      </w:r>
+      <w:r>
+        <w:rPr>
+          <w:rFonts w:ascii="仿宋" w:hAnsi="仿宋" w:eastAsia="仿宋" w:cs="仿宋"/>
+          <w:b w:val="0"/>
+          <w:sz w:val="32"/>
+        </w:rPr>
+        <w:t>z</w:t>
+      </w:r>
+      <w:r>
+        <w:rPr>
+          <w:rFonts w:ascii="仿宋" w:hAnsi="仿宋" w:eastAsia="仿宋" w:cs="仿宋"/>
+          <w:b w:val="0"/>
+          <w:sz w:val="32"/>
+          <w:vertAlign w:val="subscript"/>
+        </w:rPr>
+        <w:t>rule</w:t>
+      </w:r>
+      <w:r>
+        <w:rPr>
+          <w:rFonts w:ascii="仿宋" w:hAnsi="仿宋" w:eastAsia="仿宋" w:cs="仿宋"/>
+          <w:b w:val="0"/>
+          <w:sz w:val="32"/>
+        </w:rPr>
+        <w:t xml:space="preserve">(x), </w:t>
+      </w:r>
+      <w:r>
+        <w:rPr>
+          <w:rFonts w:ascii="仿宋" w:hAnsi="仿宋" w:eastAsia="仿宋" w:cs="仿宋"/>
+          <w:b w:val="0"/>
+          <w:sz w:val="32"/>
+        </w:rPr>
+        <w:t>z</w:t>
+      </w:r>
+      <w:r>
+        <w:rPr>
+          <w:rFonts w:ascii="仿宋" w:hAnsi="仿宋" w:eastAsia="仿宋" w:cs="仿宋"/>
+          <w:b w:val="0"/>
+          <w:sz w:val="32"/>
+          <w:vertAlign w:val="subscript"/>
+        </w:rPr>
+        <w:t>sem</w:t>
+      </w:r>
+      <w:r>
+        <w:rPr>
+          <w:rFonts w:ascii="仿宋" w:hAnsi="仿宋" w:eastAsia="仿宋" w:cs="仿宋"/>
+          <w:b w:val="0"/>
+          <w:sz w:val="32"/>
+        </w:rPr>
+        <w:t>(x), g(x), {</w:t>
+      </w:r>
+      <w:r>
+        <w:rPr>
+          <w:rFonts w:ascii="仿宋" w:hAnsi="仿宋" w:eastAsia="仿宋" w:cs="仿宋"/>
+          <w:b w:val="0"/>
+          <w:sz w:val="32"/>
+        </w:rPr>
+        <w:t>o</w:t>
+      </w:r>
+      <w:r>
+        <w:rPr>
+          <w:rFonts w:ascii="仿宋" w:hAnsi="仿宋" w:eastAsia="仿宋" w:cs="仿宋"/>
+          <w:b w:val="0"/>
+          <w:sz w:val="32"/>
+          <w:vertAlign w:val="subscript"/>
+        </w:rPr>
+        <w:t>r</w:t>
+      </w:r>
+      <w:r>
+        <w:rPr>
+          <w:rFonts w:ascii="仿宋" w:hAnsi="仿宋" w:eastAsia="仿宋" w:cs="仿宋"/>
+          <w:b w:val="0"/>
+          <w:sz w:val="32"/>
+        </w:rPr>
+        <w:t xml:space="preserve">(x)}, </w:t>
+      </w:r>
+      <w:r>
+        <w:rPr>
+          <w:rFonts w:ascii="仿宋" w:hAnsi="仿宋" w:eastAsia="仿宋" w:cs="仿宋"/>
+          <w:b w:val="0"/>
+          <w:sz w:val="32"/>
+        </w:rPr>
+        <w:t>z</w:t>
+      </w:r>
+      <w:r>
+        <w:rPr>
+          <w:rFonts w:ascii="仿宋" w:hAnsi="仿宋" w:eastAsia="仿宋" w:cs="仿宋"/>
+          <w:b w:val="0"/>
+          <w:sz w:val="32"/>
+          <w:vertAlign w:val="subscript"/>
+        </w:rPr>
+        <w:t>rev</w:t>
+      </w:r>
+      <w:r>
+        <w:rPr>
+          <w:rFonts w:ascii="仿宋" w:hAnsi="仿宋" w:eastAsia="仿宋" w:cs="仿宋"/>
+          <w:b w:val="0"/>
+          <w:sz w:val="32"/>
+        </w:rPr>
+        <w:t xml:space="preserve">(x), </w:t>
+      </w:r>
+      <w:r>
+        <w:rPr>
+          <w:rFonts w:ascii="仿宋" w:hAnsi="仿宋" w:eastAsia="仿宋" w:cs="仿宋"/>
+          <w:b w:val="0"/>
+          <w:sz w:val="32"/>
+        </w:rPr>
+        <w:t>a</w:t>
+      </w:r>
+      <w:r>
+        <w:rPr>
+          <w:rFonts w:ascii="仿宋" w:hAnsi="仿宋" w:eastAsia="仿宋" w:cs="仿宋"/>
+          <w:b w:val="0"/>
+          <w:sz w:val="32"/>
+          <w:vertAlign w:val="subscript"/>
+        </w:rPr>
+        <w:t>final</w:t>
+      </w:r>
+      <w:r>
+        <w:rPr>
+          <w:rFonts w:ascii="仿宋" w:hAnsi="仿宋" w:eastAsia="仿宋" w:cs="仿宋"/>
+          <w:b w:val="0"/>
+          <w:sz w:val="32"/>
+        </w:rPr>
+        <w:t>)</w:t>
+      </w:r>
+      <w:r>
+        <w:rPr>
+          <w:rFonts w:ascii="仿宋" w:hAnsi="仿宋" w:eastAsia="仿宋" w:cs="仿宋"/>
+          <w:b w:val="0"/>
+          <w:sz w:val="32"/>
+        </w:rPr>
+        <w:t>。</w:t>
+      </w:r>
+    </w:p>
+    <w:p>
+      <w:pPr>
+        <w:spacing w:after="0"/>
+        <w:ind w:firstLine="641"/>
+        <w:jc w:val="left"/>
+      </w:pPr>
+      <w:r>
+        <w:rPr>
+          <w:rFonts w:ascii="仿宋" w:hAnsi="仿宋" w:eastAsia="仿宋" w:cs="仿宋"/>
+          <w:b w:val="0"/>
+          <w:sz w:val="32"/>
+        </w:rPr>
+        <w:t>其中，E(x) 为候选快照，</w:t>
+      </w:r>
+      <w:r>
+        <w:rPr>
+          <w:rFonts w:ascii="仿宋" w:hAnsi="仿宋" w:eastAsia="仿宋" w:cs="仿宋"/>
+          <w:b w:val="0"/>
+          <w:sz w:val="32"/>
+        </w:rPr>
+        <w:t>z</w:t>
+      </w:r>
+      <w:r>
+        <w:rPr>
+          <w:rFonts w:ascii="仿宋" w:hAnsi="仿宋" w:eastAsia="仿宋" w:cs="仿宋"/>
+          <w:b w:val="0"/>
+          <w:sz w:val="32"/>
+          <w:vertAlign w:val="subscript"/>
+        </w:rPr>
+        <w:t>rule</w:t>
+      </w:r>
+      <w:r>
+        <w:rPr>
+          <w:rFonts w:ascii="仿宋" w:hAnsi="仿宋" w:eastAsia="仿宋" w:cs="仿宋"/>
+          <w:b w:val="0"/>
+          <w:sz w:val="32"/>
+        </w:rPr>
+        <w:t>(x) 为规则基线输出，</w:t>
+      </w:r>
+      <w:r>
+        <w:rPr>
+          <w:rFonts w:ascii="仿宋" w:hAnsi="仿宋" w:eastAsia="仿宋" w:cs="仿宋"/>
+          <w:b w:val="0"/>
+          <w:sz w:val="32"/>
+        </w:rPr>
+        <w:t>z</w:t>
+      </w:r>
+      <w:r>
+        <w:rPr>
+          <w:rFonts w:ascii="仿宋" w:hAnsi="仿宋" w:eastAsia="仿宋" w:cs="仿宋"/>
+          <w:b w:val="0"/>
+          <w:sz w:val="32"/>
+          <w:vertAlign w:val="subscript"/>
+        </w:rPr>
+        <w:t>sem</w:t>
+      </w:r>
+      <w:r>
+        <w:rPr>
+          <w:rFonts w:ascii="仿宋" w:hAnsi="仿宋" w:eastAsia="仿宋" w:cs="仿宋"/>
+          <w:b w:val="0"/>
+          <w:sz w:val="32"/>
+        </w:rPr>
+        <w:t>(x) 为结构化语义裁决包，g(x) 为复核触发信号，{</w:t>
+      </w:r>
+      <w:r>
+        <w:rPr>
+          <w:rFonts w:ascii="仿宋" w:hAnsi="仿宋" w:eastAsia="仿宋" w:cs="仿宋"/>
+          <w:b w:val="0"/>
+          <w:sz w:val="32"/>
+        </w:rPr>
+        <w:t>o</w:t>
+      </w:r>
+      <w:r>
+        <w:rPr>
+          <w:rFonts w:ascii="仿宋" w:hAnsi="仿宋" w:eastAsia="仿宋" w:cs="仿宋"/>
+          <w:b w:val="0"/>
+          <w:sz w:val="32"/>
+          <w:vertAlign w:val="subscript"/>
+        </w:rPr>
+        <w:t>r</w:t>
+      </w:r>
+      <w:r>
+        <w:rPr>
+          <w:rFonts w:ascii="仿宋" w:hAnsi="仿宋" w:eastAsia="仿宋" w:cs="仿宋"/>
+          <w:b w:val="0"/>
+          <w:sz w:val="32"/>
+        </w:rPr>
+        <w:t>(x)} 为角色提案集合，</w:t>
+      </w:r>
+      <w:r>
+        <w:rPr>
+          <w:rFonts w:ascii="仿宋" w:hAnsi="仿宋" w:eastAsia="仿宋" w:cs="仿宋"/>
+          <w:b w:val="0"/>
+          <w:sz w:val="32"/>
+        </w:rPr>
+        <w:t>z</w:t>
+      </w:r>
+      <w:r>
+        <w:rPr>
+          <w:rFonts w:ascii="仿宋" w:hAnsi="仿宋" w:eastAsia="仿宋" w:cs="仿宋"/>
+          <w:b w:val="0"/>
+          <w:sz w:val="32"/>
+          <w:vertAlign w:val="subscript"/>
+        </w:rPr>
+        <w:t>rev</w:t>
+      </w:r>
+      <w:r>
+        <w:rPr>
+          <w:rFonts w:ascii="仿宋" w:hAnsi="仿宋" w:eastAsia="仿宋" w:cs="仿宋"/>
+          <w:b w:val="0"/>
+          <w:sz w:val="32"/>
+        </w:rPr>
+        <w:t>(x) 为协作复核结果，</w:t>
+      </w:r>
+      <w:r>
+        <w:rPr>
+          <w:rFonts w:ascii="仿宋" w:hAnsi="仿宋" w:eastAsia="仿宋" w:cs="仿宋"/>
+          <w:b w:val="0"/>
+          <w:sz w:val="32"/>
+        </w:rPr>
+        <w:t>a</w:t>
+      </w:r>
+      <w:r>
+        <w:rPr>
+          <w:rFonts w:ascii="仿宋" w:hAnsi="仿宋" w:eastAsia="仿宋" w:cs="仿宋"/>
+          <w:b w:val="0"/>
+          <w:sz w:val="32"/>
+          <w:vertAlign w:val="subscript"/>
+        </w:rPr>
+        <w:t>final</w:t>
+      </w:r>
+      <w:r>
+        <w:rPr>
+          <w:rFonts w:ascii="仿宋" w:hAnsi="仿宋" w:eastAsia="仿宋" w:cs="仿宋"/>
+          <w:b w:val="0"/>
+          <w:sz w:val="32"/>
+        </w:rPr>
+        <w:t xml:space="preserve"> 为最终执行实例。</w:t>
+      </w:r>
+    </w:p>
+    <w:p>
+      <w:pPr>
+        <w:spacing w:after="0"/>
+        <w:ind w:firstLine="641"/>
+        <w:jc w:val="left"/>
+      </w:pPr>
+      <w:r>
+        <w:rPr>
+          <w:rFonts w:ascii="仿宋" w:hAnsi="仿宋" w:eastAsia="仿宋" w:cs="仿宋"/>
+          <w:b w:val="0"/>
+          <w:sz w:val="32"/>
+        </w:rPr>
+        <w:t>过程轨迹按流水线增量写入。候选快照来自候选集合构造阶段，规则基线输出来自规则打分和基础排序，结构化语义裁决包来自单智能体候选级比较，复核触发信号来自置信度、候选差距、风险标签和多意图稳定性判断，角色提案来自各职责角色输出，协作复核结果来自控制器聚合与授权判断，最终执行实例来自实例过滤和排序模块。</w:t>
+      </w:r>
+    </w:p>
+    <w:p>
+      <w:pPr>
+        <w:spacing w:after="0"/>
+        <w:ind w:firstLine="641"/>
+        <w:jc w:val="left"/>
+      </w:pPr>
+      <w:r>
+        <w:rPr>
+          <w:rFonts w:ascii="仿宋" w:hAnsi="仿宋" w:eastAsia="仿宋" w:cs="仿宋"/>
+          <w:b w:val="0"/>
+          <w:sz w:val="32"/>
+        </w:rPr>
+        <w:t>过程记录按请求编号组织，每条记录可还原五类信息：候选集合如何形成，规则基线选择了哪个候选，结构化语义裁决如何比较头部候选，协作角色提出了哪些支持或阻止信号，控制器为何允许或拒绝改判。图7展示了过程轨迹的数据组织方式。</w:t>
+      </w:r>
+    </w:p>
+    <w:p>
+      <w:pPr>
+        <w:jc w:val="center"/>
+      </w:pPr>
+      <w:r>
+        <w:drawing>
+          <wp:inline xmlns:a="http://schemas.openxmlformats.org/drawingml/2006/main" xmlns:pic="http://schemas.openxmlformats.org/drawingml/2006/picture">
+            <wp:extent cx="5472000" cy="6575266"/>
+            <wp:docPr id="7" name="Picture 7"/>
+            <wp:cNvGraphicFramePr>
+              <a:graphicFrameLocks noChangeAspect="1"/>
+            </wp:cNvGraphicFramePr>
+            <a:graphic>
+              <a:graphicData uri="http://schemas.openxmlformats.org/drawingml/2006/picture">
+                <pic:pic>
+                  <pic:nvPicPr>
+                    <pic:cNvPr id="0" name="图5_结构化决策轨迹数据组织示意图.png"/>
+                    <pic:cNvPicPr/>
+                  </pic:nvPicPr>
+                  <pic:blipFill>
+                    <a:blip r:embed="rId15"/>
+                    <a:stretch>
+                      <a:fillRect/>
+                    </a:stretch>
+                  </pic:blipFill>
+                  <pic:spPr>
+                    <a:xfrm>
+                      <a:off x="0" y="0"/>
+                      <a:ext cx="5472000" cy="6575266"/>
+                    </a:xfrm>
+                    <a:prstGeom prst="rect"/>
+                  </pic:spPr>
+                </pic:pic>
+              </a:graphicData>
+            </a:graphic>
+          </wp:inline>
+        </w:drawing>
+      </w:r>
+    </w:p>
+    <w:p>
+      <w:pPr>
+        <w:spacing w:after="80"/>
+        <w:jc w:val="center"/>
+      </w:pPr>
+      <w:r>
+        <w:rPr>
+          <w:rFonts w:ascii="仿宋" w:hAnsi="仿宋" w:eastAsia="仿宋" w:cs="仿宋"/>
+          <w:b w:val="0"/>
+          <w:sz w:val="32"/>
+        </w:rPr>
+        <w:t>图7 结构化决策轨迹的数据组织示意图</w:t>
+      </w:r>
+    </w:p>
+    <w:p>
+      <w:pPr>
+        <w:spacing w:after="0"/>
+        <w:ind w:firstLine="641"/>
+        <w:jc w:val="left"/>
+      </w:pPr>
+      <w:r>
+        <w:rPr>
+          <w:rFonts w:ascii="仿宋" w:hAnsi="仿宋" w:eastAsia="仿宋" w:cs="仿宋"/>
+          <w:b w:val="0"/>
+          <w:sz w:val="32"/>
+        </w:rPr>
+        <w:t>3. 实例过滤模型。执行接口模块在主能力地址已确定的前提下，对实例集合 A(y) 进行过滤和排序。系统执行四项硬过滤：主能力地址必须精确匹配，实例必须在线，接口地址必须存在，输入输出结构必须兼容。通过硬过滤后，系统计算实例排序分值：</w:t>
+      </w:r>
+    </w:p>
+    <w:p>
+      <w:pPr>
+        <w:spacing w:line="288" w:lineRule="auto" w:before="60" w:after="60"/>
+        <w:jc w:val="center"/>
+      </w:pPr>
+      <w:r>
+        <w:rPr>
+          <w:rFonts w:ascii="仿宋" w:hAnsi="仿宋" w:eastAsia="仿宋" w:cs="仿宋"/>
+          <w:b w:val="0"/>
+          <w:sz w:val="32"/>
+        </w:rPr>
+        <w:t>公式7：</w:t>
+      </w:r>
+      <w:r>
+        <w:rPr>
+          <w:rFonts w:ascii="仿宋" w:hAnsi="仿宋" w:eastAsia="仿宋" w:cs="仿宋"/>
+          <w:b w:val="0"/>
+          <w:sz w:val="32"/>
+        </w:rPr>
+        <w:t xml:space="preserve">final(a) = base(a) × health(a) × </w:t>
+      </w:r>
+      <w:r>
+        <w:rPr>
+          <w:rFonts w:ascii="仿宋" w:hAnsi="仿宋" w:eastAsia="仿宋" w:cs="仿宋"/>
+          <w:b w:val="0"/>
+          <w:sz w:val="32"/>
+        </w:rPr>
+        <w:t>fair</w:t>
+      </w:r>
+      <w:r>
+        <w:rPr>
+          <w:rFonts w:ascii="仿宋" w:hAnsi="仿宋" w:eastAsia="仿宋" w:cs="仿宋"/>
+          <w:b w:val="0"/>
+          <w:sz w:val="32"/>
+          <w:vertAlign w:val="subscript"/>
+        </w:rPr>
+        <w:t>agent</w:t>
+      </w:r>
+      <w:r>
+        <w:rPr>
+          <w:rFonts w:ascii="仿宋" w:hAnsi="仿宋" w:eastAsia="仿宋" w:cs="仿宋"/>
+          <w:b w:val="0"/>
+          <w:sz w:val="32"/>
+        </w:rPr>
+        <w:t xml:space="preserve">(a) × </w:t>
+      </w:r>
+      <w:r>
+        <w:rPr>
+          <w:rFonts w:ascii="仿宋" w:hAnsi="仿宋" w:eastAsia="仿宋" w:cs="仿宋"/>
+          <w:b w:val="0"/>
+          <w:sz w:val="32"/>
+        </w:rPr>
+        <w:t>fair</w:t>
+      </w:r>
+      <w:r>
+        <w:rPr>
+          <w:rFonts w:ascii="仿宋" w:hAnsi="仿宋" w:eastAsia="仿宋" w:cs="仿宋"/>
+          <w:b w:val="0"/>
+          <w:sz w:val="32"/>
+          <w:vertAlign w:val="subscript"/>
+        </w:rPr>
+        <w:t>provider</w:t>
+      </w:r>
+      <w:r>
+        <w:rPr>
+          <w:rFonts w:ascii="仿宋" w:hAnsi="仿宋" w:eastAsia="仿宋" w:cs="仿宋"/>
+          <w:b w:val="0"/>
+          <w:sz w:val="32"/>
+        </w:rPr>
+        <w:t>(a)</w:t>
+      </w:r>
+      <w:r>
+        <w:rPr>
+          <w:rFonts w:ascii="仿宋" w:hAnsi="仿宋" w:eastAsia="仿宋" w:cs="仿宋"/>
+          <w:b w:val="0"/>
+          <w:sz w:val="32"/>
+        </w:rPr>
+        <w:t>。</w:t>
+      </w:r>
+    </w:p>
+    <w:p>
+      <w:pPr>
+        <w:spacing w:line="288" w:lineRule="auto" w:before="60" w:after="60"/>
+        <w:jc w:val="center"/>
+      </w:pPr>
+      <w:r>
+        <w:rPr>
+          <w:rFonts w:ascii="仿宋" w:hAnsi="仿宋" w:eastAsia="仿宋" w:cs="仿宋"/>
+          <w:b w:val="0"/>
+          <w:sz w:val="32"/>
+        </w:rPr>
+        <w:t>公式8：</w:t>
+      </w:r>
+      <w:r>
+        <w:rPr>
+          <w:rFonts w:ascii="仿宋" w:hAnsi="仿宋" w:eastAsia="仿宋" w:cs="仿宋"/>
+          <w:b w:val="0"/>
+          <w:sz w:val="32"/>
+        </w:rPr>
+        <w:t xml:space="preserve">base(a) = 0.55 </w:t>
+      </w:r>
+      <w:r>
+        <w:rPr>
+          <w:rFonts w:ascii="仿宋" w:hAnsi="仿宋" w:eastAsia="仿宋" w:cs="仿宋"/>
+          <w:b w:val="0"/>
+          <w:sz w:val="32"/>
+        </w:rPr>
+        <w:t>S</w:t>
+      </w:r>
+      <w:r>
+        <w:rPr>
+          <w:rFonts w:ascii="仿宋" w:hAnsi="仿宋" w:eastAsia="仿宋" w:cs="仿宋"/>
+          <w:b w:val="0"/>
+          <w:sz w:val="32"/>
+          <w:vertAlign w:val="subscript"/>
+        </w:rPr>
+        <w:t>match</w:t>
+      </w:r>
+      <w:r>
+        <w:rPr>
+          <w:rFonts w:ascii="仿宋" w:hAnsi="仿宋" w:eastAsia="仿宋" w:cs="仿宋"/>
+          <w:b w:val="0"/>
+          <w:sz w:val="32"/>
+        </w:rPr>
+        <w:t xml:space="preserve">(a) + 0.25 </w:t>
+      </w:r>
+      <w:r>
+        <w:rPr>
+          <w:rFonts w:ascii="仿宋" w:hAnsi="仿宋" w:eastAsia="仿宋" w:cs="仿宋"/>
+          <w:b w:val="0"/>
+          <w:sz w:val="32"/>
+        </w:rPr>
+        <w:t>S</w:t>
+      </w:r>
+      <w:r>
+        <w:rPr>
+          <w:rFonts w:ascii="仿宋" w:hAnsi="仿宋" w:eastAsia="仿宋" w:cs="仿宋"/>
+          <w:b w:val="0"/>
+          <w:sz w:val="32"/>
+          <w:vertAlign w:val="subscript"/>
+        </w:rPr>
+        <w:t>schema</w:t>
+      </w:r>
+      <w:r>
+        <w:rPr>
+          <w:rFonts w:ascii="仿宋" w:hAnsi="仿宋" w:eastAsia="仿宋" w:cs="仿宋"/>
+          <w:b w:val="0"/>
+          <w:sz w:val="32"/>
+        </w:rPr>
+        <w:t xml:space="preserve">(a) + 0.20 </w:t>
+      </w:r>
+      <w:r>
+        <w:rPr>
+          <w:rFonts w:ascii="仿宋" w:hAnsi="仿宋" w:eastAsia="仿宋" w:cs="仿宋"/>
+          <w:b w:val="0"/>
+          <w:sz w:val="32"/>
+        </w:rPr>
+        <w:t>S</w:t>
+      </w:r>
+      <w:r>
+        <w:rPr>
+          <w:rFonts w:ascii="仿宋" w:hAnsi="仿宋" w:eastAsia="仿宋" w:cs="仿宋"/>
+          <w:b w:val="0"/>
+          <w:sz w:val="32"/>
+          <w:vertAlign w:val="subscript"/>
+        </w:rPr>
+        <w:t>tag</w:t>
+      </w:r>
+      <w:r>
+        <w:rPr>
+          <w:rFonts w:ascii="仿宋" w:hAnsi="仿宋" w:eastAsia="仿宋" w:cs="仿宋"/>
+          <w:b w:val="0"/>
+          <w:sz w:val="32"/>
+        </w:rPr>
+        <w:t>(a)</w:t>
+      </w:r>
+      <w:r>
+        <w:rPr>
+          <w:rFonts w:ascii="仿宋" w:hAnsi="仿宋" w:eastAsia="仿宋" w:cs="仿宋"/>
+          <w:b w:val="0"/>
+          <w:sz w:val="32"/>
+        </w:rPr>
+        <w:t>。</w:t>
+      </w:r>
+    </w:p>
+    <w:p>
+      <w:pPr>
+        <w:spacing w:after="0"/>
+        <w:ind w:firstLine="641"/>
+        <w:jc w:val="left"/>
+      </w:pPr>
+      <w:r>
+        <w:rPr>
+          <w:rFonts w:ascii="仿宋" w:hAnsi="仿宋" w:eastAsia="仿宋" w:cs="仿宋"/>
+          <w:b w:val="0"/>
+          <w:sz w:val="32"/>
+        </w:rPr>
+        <w:t>其中，</w:t>
+      </w:r>
+      <w:r>
+        <w:rPr>
+          <w:rFonts w:ascii="仿宋" w:hAnsi="仿宋" w:eastAsia="仿宋" w:cs="仿宋"/>
+          <w:b w:val="0"/>
+          <w:sz w:val="32"/>
+        </w:rPr>
+        <w:t>S</w:t>
+      </w:r>
+      <w:r>
+        <w:rPr>
+          <w:rFonts w:ascii="仿宋" w:hAnsi="仿宋" w:eastAsia="仿宋" w:cs="仿宋"/>
+          <w:b w:val="0"/>
+          <w:sz w:val="32"/>
+          <w:vertAlign w:val="subscript"/>
+        </w:rPr>
+        <w:t>match</w:t>
+      </w:r>
+      <w:r>
+        <w:rPr>
+          <w:rFonts w:ascii="仿宋" w:hAnsi="仿宋" w:eastAsia="仿宋" w:cs="仿宋"/>
+          <w:b w:val="0"/>
+          <w:sz w:val="32"/>
+        </w:rPr>
+        <w:t>(a) 表示实例与主能力地址的匹配程度，</w:t>
+      </w:r>
+      <w:r>
+        <w:rPr>
+          <w:rFonts w:ascii="仿宋" w:hAnsi="仿宋" w:eastAsia="仿宋" w:cs="仿宋"/>
+          <w:b w:val="0"/>
+          <w:sz w:val="32"/>
+        </w:rPr>
+        <w:t>S</w:t>
+      </w:r>
+      <w:r>
+        <w:rPr>
+          <w:rFonts w:ascii="仿宋" w:hAnsi="仿宋" w:eastAsia="仿宋" w:cs="仿宋"/>
+          <w:b w:val="0"/>
+          <w:sz w:val="32"/>
+          <w:vertAlign w:val="subscript"/>
+        </w:rPr>
+        <w:t>schema</w:t>
+      </w:r>
+      <w:r>
+        <w:rPr>
+          <w:rFonts w:ascii="仿宋" w:hAnsi="仿宋" w:eastAsia="仿宋" w:cs="仿宋"/>
+          <w:b w:val="0"/>
+          <w:sz w:val="32"/>
+        </w:rPr>
+        <w:t>(a) 表示输入输出结构适配，</w:t>
+      </w:r>
+      <w:r>
+        <w:rPr>
+          <w:rFonts w:ascii="仿宋" w:hAnsi="仿宋" w:eastAsia="仿宋" w:cs="仿宋"/>
+          <w:b w:val="0"/>
+          <w:sz w:val="32"/>
+        </w:rPr>
+        <w:t>S</w:t>
+      </w:r>
+      <w:r>
+        <w:rPr>
+          <w:rFonts w:ascii="仿宋" w:hAnsi="仿宋" w:eastAsia="仿宋" w:cs="仿宋"/>
+          <w:b w:val="0"/>
+          <w:sz w:val="32"/>
+          <w:vertAlign w:val="subscript"/>
+        </w:rPr>
+        <w:t>tag</w:t>
+      </w:r>
+      <w:r>
+        <w:rPr>
+          <w:rFonts w:ascii="仿宋" w:hAnsi="仿宋" w:eastAsia="仿宋" w:cs="仿宋"/>
+          <w:b w:val="0"/>
+          <w:sz w:val="32"/>
+        </w:rPr>
+        <w:t>(a) 表示服务标签一致性，health(a) 表示实例健康度，</w:t>
+      </w:r>
+      <w:r>
+        <w:rPr>
+          <w:rFonts w:ascii="仿宋" w:hAnsi="仿宋" w:eastAsia="仿宋" w:cs="仿宋"/>
+          <w:b w:val="0"/>
+          <w:sz w:val="32"/>
+        </w:rPr>
+        <w:t>fair</w:t>
+      </w:r>
+      <w:r>
+        <w:rPr>
+          <w:rFonts w:ascii="仿宋" w:hAnsi="仿宋" w:eastAsia="仿宋" w:cs="仿宋"/>
+          <w:b w:val="0"/>
+          <w:sz w:val="32"/>
+          <w:vertAlign w:val="subscript"/>
+        </w:rPr>
+        <w:t>agent</w:t>
+      </w:r>
+      <w:r>
+        <w:rPr>
+          <w:rFonts w:ascii="仿宋" w:hAnsi="仿宋" w:eastAsia="仿宋" w:cs="仿宋"/>
+          <w:b w:val="0"/>
+          <w:sz w:val="32"/>
+        </w:rPr>
+        <w:t xml:space="preserve">(a) 和 </w:t>
+      </w:r>
+      <w:r>
+        <w:rPr>
+          <w:rFonts w:ascii="仿宋" w:hAnsi="仿宋" w:eastAsia="仿宋" w:cs="仿宋"/>
+          <w:b w:val="0"/>
+          <w:sz w:val="32"/>
+        </w:rPr>
+        <w:t>fair</w:t>
+      </w:r>
+      <w:r>
+        <w:rPr>
+          <w:rFonts w:ascii="仿宋" w:hAnsi="仿宋" w:eastAsia="仿宋" w:cs="仿宋"/>
+          <w:b w:val="0"/>
+          <w:sz w:val="32"/>
+          <w:vertAlign w:val="subscript"/>
+        </w:rPr>
+        <w:t>provider</w:t>
+      </w:r>
+      <w:r>
+        <w:rPr>
+          <w:rFonts w:ascii="仿宋" w:hAnsi="仿宋" w:eastAsia="仿宋" w:cs="仿宋"/>
+          <w:b w:val="0"/>
+          <w:sz w:val="32"/>
+        </w:rPr>
+        <w:t>(a) 控制同一智能体或同一提供方的集中选择。图8对应展示实例集合经过硬过滤和排序后形成候选执行实例的过程。</w:t>
+      </w:r>
+    </w:p>
+    <w:p>
+      <w:pPr>
+        <w:spacing w:after="0"/>
+        <w:ind w:firstLine="641"/>
+        <w:jc w:val="left"/>
+      </w:pPr>
+      <w:r>
+        <w:rPr>
+          <w:rFonts w:ascii="仿宋" w:hAnsi="仿宋" w:eastAsia="仿宋" w:cs="仿宋"/>
+          <w:b w:val="0"/>
+          <w:sz w:val="32"/>
+        </w:rPr>
+        <w:t>上述分值由受控实例注册表和实例元数据计算。地址匹配来自实例注册的能力地址与主能力地址的精确比对，结构适配来自接口输入输出字段的兼容检查，服务标签一致性来自实例标签与请求场景标签的匹配关系，实例健康度来自在线状态和最近探测结果，公平曝光因子来自同一智能体、同一提供方在近期排序中的出现次数。</w:t>
+      </w:r>
+    </w:p>
+    <w:p>
+      <w:pPr>
+        <w:jc w:val="center"/>
+      </w:pPr>
+      <w:r>
+        <w:drawing>
+          <wp:inline xmlns:a="http://schemas.openxmlformats.org/drawingml/2006/main" xmlns:pic="http://schemas.openxmlformats.org/drawingml/2006/picture">
+            <wp:extent cx="5472000" cy="2966905"/>
+            <wp:docPr id="8" name="Picture 8"/>
+            <wp:cNvGraphicFramePr>
+              <a:graphicFrameLocks noChangeAspect="1"/>
+            </wp:cNvGraphicFramePr>
+            <a:graphic>
+              <a:graphicData uri="http://schemas.openxmlformats.org/drawingml/2006/picture">
+                <pic:pic>
+                  <pic:nvPicPr>
+                    <pic:cNvPr id="0" name="图4_实例过滤与排序过程示意图.png"/>
+                    <pic:cNvPicPr/>
+                  </pic:nvPicPr>
+                  <pic:blipFill>
+                    <a:blip r:embed="rId16"/>
+                    <a:stretch>
+                      <a:fillRect/>
+                    </a:stretch>
+                  </pic:blipFill>
+                  <pic:spPr>
+                    <a:xfrm>
+                      <a:off x="0" y="0"/>
+                      <a:ext cx="5472000" cy="2966905"/>
+                    </a:xfrm>
+                    <a:prstGeom prst="rect"/>
+                  </pic:spPr>
+                </pic:pic>
+              </a:graphicData>
+            </a:graphic>
+          </wp:inline>
+        </w:drawing>
+      </w:r>
+    </w:p>
+    <w:p>
+      <w:pPr>
+        <w:spacing w:after="80"/>
+        <w:jc w:val="center"/>
+      </w:pPr>
+      <w:r>
+        <w:rPr>
+          <w:rFonts w:ascii="仿宋" w:hAnsi="仿宋" w:eastAsia="仿宋" w:cs="仿宋"/>
+          <w:b w:val="0"/>
+          <w:sz w:val="32"/>
+        </w:rPr>
+        <w:t>图8 智能体实例地址候选集合过滤与排序过程示意图</w:t>
+      </w:r>
+    </w:p>
+    <w:p>
+      <w:pPr>
+        <w:spacing w:after="0"/>
+        <w:ind w:firstLine="641"/>
+        <w:jc w:val="left"/>
+      </w:pPr>
+      <w:r>
+        <w:rPr>
+          <w:rFonts w:ascii="仿宋" w:hAnsi="仿宋" w:eastAsia="仿宋" w:cs="仿宋"/>
+          <w:b w:val="0"/>
+          <w:sz w:val="32"/>
+        </w:rPr>
+        <w:t>4. 原型系统联动。项目形成能力命名与语义路由控制台，包含能力命名空间树、对话与任务状态、任务拆解、语义路由高亮、候选 Agent 排序、执行状态和监管可视化等界面区域。图9展示了风险治理样例从请求输入、任务拆解、语义路由到候选 Agent 排序的运行过程。原型界面中的“能力命名与服务发现”限定为能力目录、受控实例注册表、Agent 接口地址和路径可解释展示。</w:t>
+      </w:r>
+    </w:p>
+    <w:p>
+      <w:pPr>
+        <w:jc w:val="center"/>
+      </w:pPr>
+      <w:r>
+        <w:drawing>
+          <wp:inline xmlns:a="http://schemas.openxmlformats.org/drawingml/2006/main" xmlns:pic="http://schemas.openxmlformats.org/drawingml/2006/picture">
+            <wp:extent cx="5472000" cy="5279625"/>
+            <wp:docPr id="9" name="Picture 9"/>
+            <wp:cNvGraphicFramePr>
+              <a:graphicFrameLocks noChangeAspect="1"/>
+            </wp:cNvGraphicFramePr>
+            <a:graphic>
+              <a:graphicData uri="http://schemas.openxmlformats.org/drawingml/2006/picture">
+                <pic:pic>
+                  <pic:nvPicPr>
+                    <pic:cNvPr id="0" name="agentdnsdemo_risk_flow_adjusted.png"/>
+                    <pic:cNvPicPr/>
+                  </pic:nvPicPr>
+                  <pic:blipFill>
+                    <a:blip r:embed="rId17"/>
+                    <a:stretch>
+                      <a:fillRect/>
+                    </a:stretch>
+                  </pic:blipFill>
+                  <pic:spPr>
+                    <a:xfrm>
+                      <a:off x="0" y="0"/>
+                      <a:ext cx="5472000" cy="5279625"/>
+                    </a:xfrm>
+                    <a:prstGeom prst="rect"/>
+                  </pic:spPr>
+                </pic:pic>
+              </a:graphicData>
+            </a:graphic>
+          </wp:inline>
+        </w:drawing>
+      </w:r>
+    </w:p>
+    <w:p>
+      <w:pPr>
+        <w:spacing w:after="80"/>
+        <w:jc w:val="center"/>
+      </w:pPr>
+      <w:r>
+        <w:rPr>
+          <w:rFonts w:ascii="仿宋" w:hAnsi="仿宋" w:eastAsia="仿宋" w:cs="仿宋"/>
+          <w:b w:val="0"/>
+          <w:sz w:val="32"/>
+        </w:rPr>
+        <w:t>图9 原型系统运行截图：能力命名、语义路由与候选 Agent 排序</w:t>
+      </w:r>
+    </w:p>
+    <w:p>
+      <w:pPr>
+        <w:spacing w:after="0"/>
+        <w:ind w:firstLine="641"/>
+        <w:jc w:val="left"/>
+      </w:pPr>
+      <w:r>
+        <w:rPr>
+          <w:rFonts w:ascii="仿宋" w:hAnsi="仿宋" w:eastAsia="仿宋" w:cs="仿宋"/>
+          <w:b w:val="0"/>
+          <w:sz w:val="32"/>
+        </w:rPr>
+        <w:t>5. 调用复杂度验证。默认配置下，每个请求必经一次单智能体结构化语义判别；协作复核为条件触发增量。测试集进入协作复核样本占比为 44.25%（50/113），进入协作样本的平均角色调用数为 4.72 次，平均额外协作调用当量为 2.09 次/请求，总模型调用当量约为 3.09 次/请求。结构化语义裁决包平均长度为 5702 字符，结构化输出平均长度为 3068 字符，协作角色单次输出平均长度为 336 字符。表5列出调用当量和文本长度统计。</w:t>
+      </w:r>
+    </w:p>
+    <w:p>
+      <w:pPr>
+        <w:spacing w:before="80" w:after="60"/>
+        <w:jc w:val="center"/>
+      </w:pPr>
+      <w:r>
+        <w:rPr>
+          <w:rFonts w:ascii="仿宋" w:hAnsi="仿宋" w:eastAsia="仿宋" w:cs="仿宋"/>
+          <w:b w:val="0"/>
+          <w:sz w:val="32"/>
+        </w:rPr>
+        <w:t>表5 默认配置的调用复杂度代理</w:t>
+      </w:r>
+    </w:p>
+    <w:tbl>
+      <w:tblPr>
+        <w:tblStyle w:val="TableGrid"/>
+        <w:tblW w:type="auto" w:w="0"/>
+        <w:tblLayout w:type="autofit"/>
+        <w:tblLook w:firstColumn="1" w:firstRow="1" w:lastColumn="0" w:lastRow="0" w:noHBand="0" w:noVBand="1" w:val="04A0"/>
+      </w:tblPr>
+      <w:tblGrid>
+        <w:gridCol w:w="2882"/>
+        <w:gridCol w:w="2882"/>
+        <w:gridCol w:w="2882"/>
+      </w:tblGrid>
+      <w:tr>
+        <w:tc>
+          <w:tcPr>
+            <w:tcW w:type="dxa" w:w="2882"/>
+          </w:tcPr>
+          <w:p>
+            <w:pPr>
+              <w:spacing w:line="264" w:lineRule="auto" w:after="0"/>
+              <w:jc w:val="center"/>
+            </w:pPr>
+            <w:r/>
+            <w:r>
+              <w:rPr>
+                <w:rFonts w:ascii="仿宋" w:hAnsi="仿宋" w:eastAsia="仿宋" w:cs="仿宋"/>
+                <w:b/>
+                <w:sz w:val="20"/>
+              </w:rPr>
+              <w:t>统计对象</w:t>
+            </w:r>
+          </w:p>
+        </w:tc>
+        <w:tc>
+          <w:tcPr>
+            <w:tcW w:type="dxa" w:w="2882"/>
+          </w:tcPr>
+          <w:p>
+            <w:pPr>
+              <w:spacing w:line="264" w:lineRule="auto" w:after="0"/>
+              <w:jc w:val="center"/>
+            </w:pPr>
+            <w:r/>
+            <w:r>
+              <w:rPr>
+                <w:rFonts w:ascii="仿宋" w:hAnsi="仿宋" w:eastAsia="仿宋" w:cs="仿宋"/>
+                <w:b/>
+                <w:sz w:val="20"/>
+              </w:rPr>
+              <w:t>指标</w:t>
+            </w:r>
+          </w:p>
+        </w:tc>
+        <w:tc>
+          <w:tcPr>
+            <w:tcW w:type="dxa" w:w="2882"/>
+          </w:tcPr>
+          <w:p>
+            <w:pPr>
+              <w:spacing w:line="264" w:lineRule="auto" w:after="0"/>
+              <w:jc w:val="center"/>
+            </w:pPr>
+            <w:r/>
+            <w:r>
+              <w:rPr>
+                <w:rFonts w:ascii="仿宋" w:hAnsi="仿宋" w:eastAsia="仿宋" w:cs="仿宋"/>
+                <w:b/>
+                <w:sz w:val="20"/>
+              </w:rPr>
+              <w:t>统计值</w:t>
+            </w:r>
+          </w:p>
+        </w:tc>
+      </w:tr>
+      <w:tr>
+        <w:tc>
+          <w:tcPr>
+            <w:tcW w:type="dxa" w:w="2882"/>
+          </w:tcPr>
+          <w:p>
+            <w:pPr>
+              <w:spacing w:line="264" w:lineRule="auto" w:after="0"/>
+              <w:jc w:val="left"/>
+            </w:pPr>
+            <w:r/>
+            <w:r>
+              <w:rPr>
+                <w:rFonts w:ascii="仿宋" w:hAnsi="仿宋" w:eastAsia="仿宋" w:cs="仿宋"/>
+                <w:b w:val="0"/>
+                <w:sz w:val="20"/>
+              </w:rPr>
+              <w:t>必经单智能体阶段</w:t>
+            </w:r>
+          </w:p>
+        </w:tc>
+        <w:tc>
+          <w:tcPr>
+            <w:tcW w:type="dxa" w:w="2882"/>
+          </w:tcPr>
+          <w:p>
+            <w:pPr>
+              <w:spacing w:line="264" w:lineRule="auto" w:after="0"/>
+              <w:jc w:val="center"/>
+            </w:pPr>
+            <w:r/>
+            <w:r>
+              <w:rPr>
+                <w:rFonts w:ascii="仿宋" w:hAnsi="仿宋" w:eastAsia="仿宋" w:cs="仿宋"/>
+                <w:b w:val="0"/>
+                <w:sz w:val="20"/>
+              </w:rPr>
+              <w:t>基础模型调用当量/请求</w:t>
+            </w:r>
+          </w:p>
+        </w:tc>
+        <w:tc>
+          <w:tcPr>
+            <w:tcW w:type="dxa" w:w="2882"/>
+          </w:tcPr>
+          <w:p>
+            <w:pPr>
+              <w:spacing w:line="264" w:lineRule="auto" w:after="0"/>
+              <w:jc w:val="center"/>
+            </w:pPr>
+            <w:r/>
+            <w:r>
+              <w:rPr>
+                <w:rFonts w:ascii="仿宋" w:hAnsi="仿宋" w:eastAsia="仿宋" w:cs="仿宋"/>
+                <w:b w:val="0"/>
+                <w:sz w:val="20"/>
+              </w:rPr>
+              <w:t>1.00 次</w:t>
+            </w:r>
+          </w:p>
+        </w:tc>
+      </w:tr>
+      <w:tr>
+        <w:tc>
+          <w:tcPr>
+            <w:tcW w:type="dxa" w:w="2882"/>
+          </w:tcPr>
+          <w:p>
+            <w:pPr>
+              <w:spacing w:line="264" w:lineRule="auto" w:after="0"/>
+              <w:jc w:val="left"/>
+            </w:pPr>
+            <w:r/>
+            <w:r>
+              <w:rPr>
+                <w:rFonts w:ascii="仿宋" w:hAnsi="仿宋" w:eastAsia="仿宋" w:cs="仿宋"/>
+                <w:b w:val="0"/>
+                <w:sz w:val="20"/>
+              </w:rPr>
+              <w:t>必经单智能体阶段</w:t>
+            </w:r>
+          </w:p>
+        </w:tc>
+        <w:tc>
+          <w:tcPr>
+            <w:tcW w:type="dxa" w:w="2882"/>
+          </w:tcPr>
+          <w:p>
+            <w:pPr>
+              <w:spacing w:line="264" w:lineRule="auto" w:after="0"/>
+              <w:jc w:val="center"/>
+            </w:pPr>
+            <w:r/>
+            <w:r>
+              <w:rPr>
+                <w:rFonts w:ascii="仿宋" w:hAnsi="仿宋" w:eastAsia="仿宋" w:cs="仿宋"/>
+                <w:b w:val="0"/>
+                <w:sz w:val="20"/>
+              </w:rPr>
+              <w:t>结构化语义裁决包平均长度</w:t>
+            </w:r>
+          </w:p>
+        </w:tc>
+        <w:tc>
+          <w:tcPr>
+            <w:tcW w:type="dxa" w:w="2882"/>
+          </w:tcPr>
+          <w:p>
+            <w:pPr>
+              <w:spacing w:line="264" w:lineRule="auto" w:after="0"/>
+              <w:jc w:val="center"/>
+            </w:pPr>
+            <w:r/>
+            <w:r>
+              <w:rPr>
+                <w:rFonts w:ascii="仿宋" w:hAnsi="仿宋" w:eastAsia="仿宋" w:cs="仿宋"/>
+                <w:b w:val="0"/>
+                <w:sz w:val="20"/>
+              </w:rPr>
+              <w:t>5702 字符</w:t>
+            </w:r>
+          </w:p>
+        </w:tc>
+      </w:tr>
+      <w:tr>
+        <w:tc>
+          <w:tcPr>
+            <w:tcW w:type="dxa" w:w="2882"/>
+          </w:tcPr>
+          <w:p>
+            <w:pPr>
+              <w:spacing w:line="264" w:lineRule="auto" w:after="0"/>
+              <w:jc w:val="left"/>
+            </w:pPr>
+            <w:r/>
+            <w:r>
+              <w:rPr>
+                <w:rFonts w:ascii="仿宋" w:hAnsi="仿宋" w:eastAsia="仿宋" w:cs="仿宋"/>
+                <w:b w:val="0"/>
+                <w:sz w:val="20"/>
+              </w:rPr>
+              <w:t>必经单智能体阶段</w:t>
+            </w:r>
+          </w:p>
+        </w:tc>
+        <w:tc>
+          <w:tcPr>
+            <w:tcW w:type="dxa" w:w="2882"/>
+          </w:tcPr>
+          <w:p>
+            <w:pPr>
+              <w:spacing w:line="264" w:lineRule="auto" w:after="0"/>
+              <w:jc w:val="center"/>
+            </w:pPr>
+            <w:r/>
+            <w:r>
+              <w:rPr>
+                <w:rFonts w:ascii="仿宋" w:hAnsi="仿宋" w:eastAsia="仿宋" w:cs="仿宋"/>
+                <w:b w:val="0"/>
+                <w:sz w:val="20"/>
+              </w:rPr>
+              <w:t>结构化输出平均长度</w:t>
+            </w:r>
+          </w:p>
+        </w:tc>
+        <w:tc>
+          <w:tcPr>
+            <w:tcW w:type="dxa" w:w="2882"/>
+          </w:tcPr>
+          <w:p>
+            <w:pPr>
+              <w:spacing w:line="264" w:lineRule="auto" w:after="0"/>
+              <w:jc w:val="center"/>
+            </w:pPr>
+            <w:r/>
+            <w:r>
+              <w:rPr>
+                <w:rFonts w:ascii="仿宋" w:hAnsi="仿宋" w:eastAsia="仿宋" w:cs="仿宋"/>
+                <w:b w:val="0"/>
+                <w:sz w:val="20"/>
+              </w:rPr>
+              <w:t>3068 字符</w:t>
+            </w:r>
+          </w:p>
+        </w:tc>
+      </w:tr>
+      <w:tr>
+        <w:tc>
+          <w:tcPr>
+            <w:tcW w:type="dxa" w:w="2882"/>
+          </w:tcPr>
+          <w:p>
+            <w:pPr>
+              <w:spacing w:line="264" w:lineRule="auto" w:after="0"/>
+              <w:jc w:val="left"/>
+            </w:pPr>
+            <w:r/>
+            <w:r>
+              <w:rPr>
+                <w:rFonts w:ascii="仿宋" w:hAnsi="仿宋" w:eastAsia="仿宋" w:cs="仿宋"/>
+                <w:b w:val="0"/>
+                <w:sz w:val="20"/>
+              </w:rPr>
+              <w:t>默认协作增量</w:t>
+            </w:r>
+          </w:p>
+        </w:tc>
+        <w:tc>
+          <w:tcPr>
+            <w:tcW w:type="dxa" w:w="2882"/>
+          </w:tcPr>
+          <w:p>
+            <w:pPr>
+              <w:spacing w:line="264" w:lineRule="auto" w:after="0"/>
+              <w:jc w:val="center"/>
+            </w:pPr>
+            <w:r/>
+            <w:r>
+              <w:rPr>
+                <w:rFonts w:ascii="仿宋" w:hAnsi="仿宋" w:eastAsia="仿宋" w:cs="仿宋"/>
+                <w:b w:val="0"/>
+                <w:sz w:val="20"/>
+              </w:rPr>
+              <w:t>测试集进入协作复核样本占比</w:t>
+            </w:r>
+          </w:p>
+        </w:tc>
+        <w:tc>
+          <w:tcPr>
+            <w:tcW w:type="dxa" w:w="2882"/>
+          </w:tcPr>
+          <w:p>
+            <w:pPr>
+              <w:spacing w:line="264" w:lineRule="auto" w:after="0"/>
+              <w:jc w:val="center"/>
+            </w:pPr>
+            <w:r/>
+            <w:r>
+              <w:rPr>
+                <w:rFonts w:ascii="仿宋" w:hAnsi="仿宋" w:eastAsia="仿宋" w:cs="仿宋"/>
+                <w:b w:val="0"/>
+                <w:sz w:val="20"/>
+              </w:rPr>
+              <w:t>44.25%（50/113）</w:t>
+            </w:r>
+          </w:p>
+        </w:tc>
+      </w:tr>
+      <w:tr>
+        <w:tc>
+          <w:tcPr>
+            <w:tcW w:type="dxa" w:w="2882"/>
+          </w:tcPr>
+          <w:p>
+            <w:pPr>
+              <w:spacing w:line="264" w:lineRule="auto" w:after="0"/>
+              <w:jc w:val="left"/>
+            </w:pPr>
+            <w:r/>
+            <w:r>
+              <w:rPr>
+                <w:rFonts w:ascii="仿宋" w:hAnsi="仿宋" w:eastAsia="仿宋" w:cs="仿宋"/>
+                <w:b w:val="0"/>
+                <w:sz w:val="20"/>
+              </w:rPr>
+              <w:t>默认协作增量</w:t>
+            </w:r>
+          </w:p>
+        </w:tc>
+        <w:tc>
+          <w:tcPr>
+            <w:tcW w:type="dxa" w:w="2882"/>
+          </w:tcPr>
+          <w:p>
+            <w:pPr>
+              <w:spacing w:line="264" w:lineRule="auto" w:after="0"/>
+              <w:jc w:val="center"/>
+            </w:pPr>
+            <w:r/>
+            <w:r>
+              <w:rPr>
+                <w:rFonts w:ascii="仿宋" w:hAnsi="仿宋" w:eastAsia="仿宋" w:cs="仿宋"/>
+                <w:b w:val="0"/>
+                <w:sz w:val="20"/>
+              </w:rPr>
+              <w:t>进入协作样本的平均角色调用数</w:t>
+            </w:r>
+          </w:p>
+        </w:tc>
+        <w:tc>
+          <w:tcPr>
+            <w:tcW w:type="dxa" w:w="2882"/>
+          </w:tcPr>
+          <w:p>
+            <w:pPr>
+              <w:spacing w:line="264" w:lineRule="auto" w:after="0"/>
+              <w:jc w:val="center"/>
+            </w:pPr>
+            <w:r/>
+            <w:r>
+              <w:rPr>
+                <w:rFonts w:ascii="仿宋" w:hAnsi="仿宋" w:eastAsia="仿宋" w:cs="仿宋"/>
+                <w:b w:val="0"/>
+                <w:sz w:val="20"/>
+              </w:rPr>
+              <w:t>4.72 次</w:t>
+            </w:r>
+          </w:p>
+        </w:tc>
+      </w:tr>
+      <w:tr>
+        <w:tc>
+          <w:tcPr>
+            <w:tcW w:type="dxa" w:w="2882"/>
+          </w:tcPr>
+          <w:p>
+            <w:pPr>
+              <w:spacing w:line="264" w:lineRule="auto" w:after="0"/>
+              <w:jc w:val="left"/>
+            </w:pPr>
+            <w:r/>
+            <w:r>
+              <w:rPr>
+                <w:rFonts w:ascii="仿宋" w:hAnsi="仿宋" w:eastAsia="仿宋" w:cs="仿宋"/>
+                <w:b w:val="0"/>
+                <w:sz w:val="20"/>
+              </w:rPr>
+              <w:t>默认协作增量</w:t>
+            </w:r>
+          </w:p>
+        </w:tc>
+        <w:tc>
+          <w:tcPr>
+            <w:tcW w:type="dxa" w:w="2882"/>
+          </w:tcPr>
+          <w:p>
+            <w:pPr>
+              <w:spacing w:line="264" w:lineRule="auto" w:after="0"/>
+              <w:jc w:val="center"/>
+            </w:pPr>
+            <w:r/>
+            <w:r>
+              <w:rPr>
+                <w:rFonts w:ascii="仿宋" w:hAnsi="仿宋" w:eastAsia="仿宋" w:cs="仿宋"/>
+                <w:b w:val="0"/>
+                <w:sz w:val="20"/>
+              </w:rPr>
+              <w:t>进入协作样本的第二轮复核占比</w:t>
+            </w:r>
+          </w:p>
+        </w:tc>
+        <w:tc>
+          <w:tcPr>
+            <w:tcW w:type="dxa" w:w="2882"/>
+          </w:tcPr>
+          <w:p>
+            <w:pPr>
+              <w:spacing w:line="264" w:lineRule="auto" w:after="0"/>
+              <w:jc w:val="center"/>
+            </w:pPr>
+            <w:r/>
+            <w:r>
+              <w:rPr>
+                <w:rFonts w:ascii="仿宋" w:hAnsi="仿宋" w:eastAsia="仿宋" w:cs="仿宋"/>
+                <w:b w:val="0"/>
+                <w:sz w:val="20"/>
+              </w:rPr>
+              <w:t>18.00%（9/50）</w:t>
+            </w:r>
+          </w:p>
+        </w:tc>
+      </w:tr>
+      <w:tr>
+        <w:tc>
+          <w:tcPr>
+            <w:tcW w:type="dxa" w:w="2882"/>
+          </w:tcPr>
+          <w:p>
+            <w:pPr>
+              <w:spacing w:line="264" w:lineRule="auto" w:after="0"/>
+              <w:jc w:val="left"/>
+            </w:pPr>
+            <w:r/>
+            <w:r>
+              <w:rPr>
+                <w:rFonts w:ascii="仿宋" w:hAnsi="仿宋" w:eastAsia="仿宋" w:cs="仿宋"/>
+                <w:b w:val="0"/>
+                <w:sz w:val="20"/>
+              </w:rPr>
+              <w:t>默认协作增量</w:t>
+            </w:r>
+          </w:p>
+        </w:tc>
+        <w:tc>
+          <w:tcPr>
+            <w:tcW w:type="dxa" w:w="2882"/>
+          </w:tcPr>
+          <w:p>
+            <w:pPr>
+              <w:spacing w:line="264" w:lineRule="auto" w:after="0"/>
+              <w:jc w:val="center"/>
+            </w:pPr>
+            <w:r/>
+            <w:r>
+              <w:rPr>
+                <w:rFonts w:ascii="仿宋" w:hAnsi="仿宋" w:eastAsia="仿宋" w:cs="仿宋"/>
+                <w:b w:val="0"/>
+                <w:sz w:val="20"/>
+              </w:rPr>
+              <w:t>平均额外协作调用当量/请求</w:t>
+            </w:r>
+          </w:p>
+        </w:tc>
+        <w:tc>
+          <w:tcPr>
+            <w:tcW w:type="dxa" w:w="2882"/>
+          </w:tcPr>
+          <w:p>
+            <w:pPr>
+              <w:spacing w:line="264" w:lineRule="auto" w:after="0"/>
+              <w:jc w:val="center"/>
+            </w:pPr>
+            <w:r/>
+            <w:r>
+              <w:rPr>
+                <w:rFonts w:ascii="仿宋" w:hAnsi="仿宋" w:eastAsia="仿宋" w:cs="仿宋"/>
+                <w:b w:val="0"/>
+                <w:sz w:val="20"/>
+              </w:rPr>
+              <w:t>2.09 次</w:t>
+            </w:r>
+          </w:p>
+        </w:tc>
+      </w:tr>
+      <w:tr>
+        <w:tc>
+          <w:tcPr>
+            <w:tcW w:type="dxa" w:w="2882"/>
+          </w:tcPr>
+          <w:p>
+            <w:pPr>
+              <w:spacing w:line="264" w:lineRule="auto" w:after="0"/>
+              <w:jc w:val="left"/>
+            </w:pPr>
+            <w:r/>
+            <w:r>
+              <w:rPr>
+                <w:rFonts w:ascii="仿宋" w:hAnsi="仿宋" w:eastAsia="仿宋" w:cs="仿宋"/>
+                <w:b w:val="0"/>
+                <w:sz w:val="20"/>
+              </w:rPr>
+              <w:t>默认协作增量</w:t>
+            </w:r>
+          </w:p>
+        </w:tc>
+        <w:tc>
+          <w:tcPr>
+            <w:tcW w:type="dxa" w:w="2882"/>
+          </w:tcPr>
+          <w:p>
+            <w:pPr>
+              <w:spacing w:line="264" w:lineRule="auto" w:after="0"/>
+              <w:jc w:val="center"/>
+            </w:pPr>
+            <w:r/>
+            <w:r>
+              <w:rPr>
+                <w:rFonts w:ascii="仿宋" w:hAnsi="仿宋" w:eastAsia="仿宋" w:cs="仿宋"/>
+                <w:b w:val="0"/>
+                <w:sz w:val="20"/>
+              </w:rPr>
+              <w:t>协作角色单次输出平均长度</w:t>
+            </w:r>
+          </w:p>
+        </w:tc>
+        <w:tc>
+          <w:tcPr>
+            <w:tcW w:type="dxa" w:w="2882"/>
+          </w:tcPr>
+          <w:p>
+            <w:pPr>
+              <w:spacing w:line="264" w:lineRule="auto" w:after="0"/>
+              <w:jc w:val="center"/>
+            </w:pPr>
+            <w:r/>
+            <w:r>
+              <w:rPr>
+                <w:rFonts w:ascii="仿宋" w:hAnsi="仿宋" w:eastAsia="仿宋" w:cs="仿宋"/>
+                <w:b w:val="0"/>
+                <w:sz w:val="20"/>
+              </w:rPr>
+              <w:t>336 字符</w:t>
+            </w:r>
+          </w:p>
+        </w:tc>
+      </w:tr>
+      <w:tr>
+        <w:tc>
+          <w:tcPr>
+            <w:tcW w:type="dxa" w:w="2882"/>
+          </w:tcPr>
+          <w:p>
+            <w:pPr>
+              <w:spacing w:line="264" w:lineRule="auto" w:after="0"/>
+              <w:jc w:val="left"/>
+            </w:pPr>
+            <w:r/>
+            <w:r>
+              <w:rPr>
+                <w:rFonts w:ascii="仿宋" w:hAnsi="仿宋" w:eastAsia="仿宋" w:cs="仿宋"/>
+                <w:b w:val="0"/>
+                <w:sz w:val="20"/>
+              </w:rPr>
+              <w:t>默认配置总体</w:t>
+            </w:r>
+          </w:p>
+        </w:tc>
+        <w:tc>
+          <w:tcPr>
+            <w:tcW w:type="dxa" w:w="2882"/>
+          </w:tcPr>
+          <w:p>
+            <w:pPr>
+              <w:spacing w:line="264" w:lineRule="auto" w:after="0"/>
+              <w:jc w:val="center"/>
+            </w:pPr>
+            <w:r/>
+            <w:r>
+              <w:rPr>
+                <w:rFonts w:ascii="仿宋" w:hAnsi="仿宋" w:eastAsia="仿宋" w:cs="仿宋"/>
+                <w:b w:val="0"/>
+                <w:sz w:val="20"/>
+              </w:rPr>
+              <w:t>平均总模型调用当量/请求</w:t>
+            </w:r>
+          </w:p>
+        </w:tc>
+        <w:tc>
+          <w:tcPr>
+            <w:tcW w:type="dxa" w:w="2882"/>
+          </w:tcPr>
+          <w:p>
+            <w:pPr>
+              <w:spacing w:line="264" w:lineRule="auto" w:after="0"/>
+              <w:jc w:val="center"/>
+            </w:pPr>
+            <w:r/>
+            <w:r>
+              <w:rPr>
+                <w:rFonts w:ascii="仿宋" w:hAnsi="仿宋" w:eastAsia="仿宋" w:cs="仿宋"/>
+                <w:b w:val="0"/>
+                <w:sz w:val="20"/>
+              </w:rPr>
+              <w:t>3.09 次</w:t>
+            </w:r>
+          </w:p>
+        </w:tc>
+      </w:tr>
+    </w:tbl>
+    <w:p>
+      <w:pPr>
+        <w:spacing w:after="40"/>
+      </w:pPr>
+    </w:p>
+    <w:p>
+      <w:pPr>
+        <w:spacing w:after="0"/>
+        <w:ind w:firstLine="641"/>
+        <w:jc w:val="left"/>
+      </w:pPr>
+      <w:r>
+        <w:rPr>
+          <w:rFonts w:ascii="仿宋" w:hAnsi="仿宋" w:eastAsia="仿宋" w:cs="仿宋"/>
+          <w:b w:val="0"/>
+          <w:sz w:val="32"/>
+        </w:rPr>
+        <w:t>6. 样本池诊断验证。统一测试集 113 条样本被划分为常规样本池、困难边界样本池和扩展观察样本池。常规样本池 35 条，单智能体结构化语义判别已达到 91.43%，协作复核保持同一水平；困难边界样本池 24 条，系统从 62.50% 提升到 66.67%；扩展观察样本池 54 条，系统从 88.89% 提升到 90.74%。协作复核收益集中在困难边界和扩展观察样本上，分样本池结果见表6。</w:t>
+      </w:r>
+    </w:p>
+    <w:p>
+      <w:pPr>
+        <w:spacing w:before="80" w:after="60"/>
+        <w:jc w:val="center"/>
+      </w:pPr>
+      <w:r>
+        <w:rPr>
+          <w:rFonts w:ascii="仿宋" w:hAnsi="仿宋" w:eastAsia="仿宋" w:cs="仿宋"/>
+          <w:b w:val="0"/>
+          <w:sz w:val="32"/>
+        </w:rPr>
+        <w:t>表6 后验诊断分析结果</w:t>
+      </w:r>
+    </w:p>
+    <w:tbl>
+      <w:tblPr>
+        <w:tblStyle w:val="TableGrid"/>
+        <w:tblW w:type="auto" w:w="0"/>
+        <w:tblLayout w:type="autofit"/>
+        <w:tblLook w:firstColumn="1" w:firstRow="1" w:lastColumn="0" w:lastRow="0" w:noHBand="0" w:noVBand="1" w:val="04A0"/>
+      </w:tblPr>
+      <w:tblGrid>
+        <w:gridCol w:w="2161"/>
+        <w:gridCol w:w="2161"/>
+        <w:gridCol w:w="2161"/>
+        <w:gridCol w:w="2161"/>
+      </w:tblGrid>
+      <w:tr>
+        <w:tc>
+          <w:tcPr>
+            <w:tcW w:type="dxa" w:w="2161"/>
+          </w:tcPr>
+          <w:p>
+            <w:pPr>
+              <w:spacing w:line="264" w:lineRule="auto" w:after="0"/>
+              <w:jc w:val="center"/>
+            </w:pPr>
+            <w:r/>
+            <w:r>
+              <w:rPr>
+                <w:rFonts w:ascii="仿宋" w:hAnsi="仿宋" w:eastAsia="仿宋" w:cs="仿宋"/>
+                <w:b/>
+                <w:sz w:val="20"/>
+              </w:rPr>
+              <w:t>诊断样本池</w:t>
+            </w:r>
+          </w:p>
+        </w:tc>
+        <w:tc>
+          <w:tcPr>
+            <w:tcW w:type="dxa" w:w="2161"/>
+          </w:tcPr>
+          <w:p>
+            <w:pPr>
+              <w:spacing w:line="264" w:lineRule="auto" w:after="0"/>
+              <w:jc w:val="center"/>
+            </w:pPr>
+            <w:r/>
+            <w:r>
+              <w:rPr>
+                <w:rFonts w:ascii="仿宋" w:hAnsi="仿宋" w:eastAsia="仿宋" w:cs="仿宋"/>
+                <w:b/>
+                <w:sz w:val="20"/>
+              </w:rPr>
+              <w:t>样本数</w:t>
+            </w:r>
+          </w:p>
+        </w:tc>
+        <w:tc>
+          <w:tcPr>
+            <w:tcW w:type="dxa" w:w="2161"/>
+          </w:tcPr>
+          <w:p>
+            <w:pPr>
+              <w:spacing w:line="264" w:lineRule="auto" w:after="0"/>
+              <w:jc w:val="center"/>
+            </w:pPr>
+            <w:r/>
+            <w:r>
+              <w:rPr>
+                <w:rFonts w:ascii="仿宋" w:hAnsi="仿宋" w:eastAsia="仿宋" w:cs="仿宋"/>
+                <w:b/>
+                <w:sz w:val="20"/>
+              </w:rPr>
+              <w:t>单智能体结构化语义判别</w:t>
+            </w:r>
+          </w:p>
+        </w:tc>
+        <w:tc>
+          <w:tcPr>
+            <w:tcW w:type="dxa" w:w="2161"/>
+          </w:tcPr>
+          <w:p>
+            <w:pPr>
+              <w:spacing w:line="264" w:lineRule="auto" w:after="0"/>
+              <w:jc w:val="center"/>
+            </w:pPr>
+            <w:r/>
+            <w:r>
+              <w:rPr>
+                <w:rFonts w:ascii="仿宋" w:hAnsi="仿宋" w:eastAsia="仿宋" w:cs="仿宋"/>
+                <w:b/>
+                <w:sz w:val="20"/>
+              </w:rPr>
+              <w:t>单智能体结构化语义判别 + 协作复核</w:t>
+            </w:r>
+          </w:p>
+        </w:tc>
+      </w:tr>
+      <w:tr>
+        <w:tc>
+          <w:tcPr>
+            <w:tcW w:type="dxa" w:w="2161"/>
+          </w:tcPr>
+          <w:p>
+            <w:pPr>
+              <w:spacing w:line="264" w:lineRule="auto" w:after="0"/>
+              <w:jc w:val="left"/>
+            </w:pPr>
+            <w:r/>
+            <w:r>
+              <w:rPr>
+                <w:rFonts w:ascii="仿宋" w:hAnsi="仿宋" w:eastAsia="仿宋" w:cs="仿宋"/>
+                <w:b w:val="0"/>
+                <w:sz w:val="20"/>
+              </w:rPr>
+              <w:t>常规样本池</w:t>
+            </w:r>
+          </w:p>
+        </w:tc>
+        <w:tc>
+          <w:tcPr>
+            <w:tcW w:type="dxa" w:w="2161"/>
+          </w:tcPr>
+          <w:p>
+            <w:pPr>
+              <w:spacing w:line="264" w:lineRule="auto" w:after="0"/>
+              <w:jc w:val="center"/>
+            </w:pPr>
+            <w:r/>
+            <w:r>
+              <w:rPr>
+                <w:rFonts w:ascii="仿宋" w:hAnsi="仿宋" w:eastAsia="仿宋" w:cs="仿宋"/>
+                <w:b w:val="0"/>
+                <w:sz w:val="20"/>
+              </w:rPr>
+              <w:t>35</w:t>
+            </w:r>
+          </w:p>
+        </w:tc>
+        <w:tc>
+          <w:tcPr>
+            <w:tcW w:type="dxa" w:w="2161"/>
+          </w:tcPr>
+          <w:p>
+            <w:pPr>
+              <w:spacing w:line="264" w:lineRule="auto" w:after="0"/>
+              <w:jc w:val="center"/>
+            </w:pPr>
+            <w:r/>
+            <w:r>
+              <w:rPr>
+                <w:rFonts w:ascii="仿宋" w:hAnsi="仿宋" w:eastAsia="仿宋" w:cs="仿宋"/>
+                <w:b w:val="0"/>
+                <w:sz w:val="20"/>
+              </w:rPr>
+              <w:t>0.9143</w:t>
+            </w:r>
+          </w:p>
+        </w:tc>
+        <w:tc>
+          <w:tcPr>
+            <w:tcW w:type="dxa" w:w="2161"/>
+          </w:tcPr>
+          <w:p>
+            <w:pPr>
+              <w:spacing w:line="264" w:lineRule="auto" w:after="0"/>
+              <w:jc w:val="center"/>
+            </w:pPr>
+            <w:r/>
+            <w:r>
+              <w:rPr>
+                <w:rFonts w:ascii="仿宋" w:hAnsi="仿宋" w:eastAsia="仿宋" w:cs="仿宋"/>
+                <w:b w:val="0"/>
+                <w:sz w:val="20"/>
+              </w:rPr>
+              <w:t>0.9143</w:t>
+            </w:r>
+          </w:p>
+        </w:tc>
+      </w:tr>
+      <w:tr>
+        <w:tc>
+          <w:tcPr>
+            <w:tcW w:type="dxa" w:w="2161"/>
+          </w:tcPr>
+          <w:p>
+            <w:pPr>
+              <w:spacing w:line="264" w:lineRule="auto" w:after="0"/>
+              <w:jc w:val="left"/>
+            </w:pPr>
+            <w:r/>
+            <w:r>
+              <w:rPr>
+                <w:rFonts w:ascii="仿宋" w:hAnsi="仿宋" w:eastAsia="仿宋" w:cs="仿宋"/>
+                <w:b w:val="0"/>
+                <w:sz w:val="20"/>
+              </w:rPr>
+              <w:t>困难边界样本池</w:t>
+            </w:r>
+          </w:p>
+        </w:tc>
+        <w:tc>
+          <w:tcPr>
+            <w:tcW w:type="dxa" w:w="2161"/>
+          </w:tcPr>
+          <w:p>
+            <w:pPr>
+              <w:spacing w:line="264" w:lineRule="auto" w:after="0"/>
+              <w:jc w:val="center"/>
+            </w:pPr>
+            <w:r/>
+            <w:r>
+              <w:rPr>
+                <w:rFonts w:ascii="仿宋" w:hAnsi="仿宋" w:eastAsia="仿宋" w:cs="仿宋"/>
+                <w:b w:val="0"/>
+                <w:sz w:val="20"/>
+              </w:rPr>
+              <w:t>24</w:t>
+            </w:r>
+          </w:p>
+        </w:tc>
+        <w:tc>
+          <w:tcPr>
+            <w:tcW w:type="dxa" w:w="2161"/>
+          </w:tcPr>
+          <w:p>
+            <w:pPr>
+              <w:spacing w:line="264" w:lineRule="auto" w:after="0"/>
+              <w:jc w:val="center"/>
+            </w:pPr>
+            <w:r/>
+            <w:r>
+              <w:rPr>
+                <w:rFonts w:ascii="仿宋" w:hAnsi="仿宋" w:eastAsia="仿宋" w:cs="仿宋"/>
+                <w:b w:val="0"/>
+                <w:sz w:val="20"/>
+              </w:rPr>
+              <w:t>0.6250</w:t>
+            </w:r>
+          </w:p>
+        </w:tc>
+        <w:tc>
+          <w:tcPr>
+            <w:tcW w:type="dxa" w:w="2161"/>
+          </w:tcPr>
+          <w:p>
+            <w:pPr>
+              <w:spacing w:line="264" w:lineRule="auto" w:after="0"/>
+              <w:jc w:val="center"/>
+            </w:pPr>
+            <w:r/>
+            <w:r>
+              <w:rPr>
+                <w:rFonts w:ascii="仿宋" w:hAnsi="仿宋" w:eastAsia="仿宋" w:cs="仿宋"/>
+                <w:b w:val="0"/>
+                <w:sz w:val="20"/>
+              </w:rPr>
+              <w:t>0.6667</w:t>
+            </w:r>
+          </w:p>
+        </w:tc>
+      </w:tr>
+      <w:tr>
+        <w:tc>
+          <w:tcPr>
+            <w:tcW w:type="dxa" w:w="2161"/>
+          </w:tcPr>
+          <w:p>
+            <w:pPr>
+              <w:spacing w:line="264" w:lineRule="auto" w:after="0"/>
+              <w:jc w:val="left"/>
+            </w:pPr>
+            <w:r/>
+            <w:r>
+              <w:rPr>
+                <w:rFonts w:ascii="仿宋" w:hAnsi="仿宋" w:eastAsia="仿宋" w:cs="仿宋"/>
+                <w:b w:val="0"/>
+                <w:sz w:val="20"/>
+              </w:rPr>
+              <w:t>扩展观察样本池</w:t>
+            </w:r>
+          </w:p>
+        </w:tc>
+        <w:tc>
+          <w:tcPr>
+            <w:tcW w:type="dxa" w:w="2161"/>
+          </w:tcPr>
+          <w:p>
+            <w:pPr>
+              <w:spacing w:line="264" w:lineRule="auto" w:after="0"/>
+              <w:jc w:val="center"/>
+            </w:pPr>
+            <w:r/>
+            <w:r>
+              <w:rPr>
+                <w:rFonts w:ascii="仿宋" w:hAnsi="仿宋" w:eastAsia="仿宋" w:cs="仿宋"/>
+                <w:b w:val="0"/>
+                <w:sz w:val="20"/>
+              </w:rPr>
+              <w:t>54</w:t>
+            </w:r>
+          </w:p>
+        </w:tc>
+        <w:tc>
+          <w:tcPr>
+            <w:tcW w:type="dxa" w:w="2161"/>
+          </w:tcPr>
+          <w:p>
+            <w:pPr>
+              <w:spacing w:line="264" w:lineRule="auto" w:after="0"/>
+              <w:jc w:val="center"/>
+            </w:pPr>
+            <w:r/>
+            <w:r>
+              <w:rPr>
+                <w:rFonts w:ascii="仿宋" w:hAnsi="仿宋" w:eastAsia="仿宋" w:cs="仿宋"/>
+                <w:b w:val="0"/>
+                <w:sz w:val="20"/>
+              </w:rPr>
+              <w:t>0.8889</w:t>
+            </w:r>
+          </w:p>
+        </w:tc>
+        <w:tc>
+          <w:tcPr>
+            <w:tcW w:type="dxa" w:w="2161"/>
+          </w:tcPr>
+          <w:p>
+            <w:pPr>
+              <w:spacing w:line="264" w:lineRule="auto" w:after="0"/>
+              <w:jc w:val="center"/>
+            </w:pPr>
+            <w:r/>
+            <w:r>
+              <w:rPr>
+                <w:rFonts w:ascii="仿宋" w:hAnsi="仿宋" w:eastAsia="仿宋" w:cs="仿宋"/>
+                <w:b w:val="0"/>
+                <w:sz w:val="20"/>
+              </w:rPr>
+              <w:t>0.9074</w:t>
+            </w:r>
+          </w:p>
+        </w:tc>
+      </w:tr>
+    </w:tbl>
+    <w:p>
+      <w:pPr>
+        <w:spacing w:after="40"/>
+      </w:pPr>
+    </w:p>
+    <w:p>
+      <w:pPr>
+        <w:spacing w:after="0"/>
+        <w:ind w:firstLine="641"/>
+        <w:jc w:val="left"/>
+      </w:pPr>
+      <w:r>
+        <w:rPr>
+          <w:rFonts w:ascii="仿宋" w:hAnsi="仿宋" w:eastAsia="仿宋" w:cs="仿宋"/>
+          <w:b w:val="0"/>
+          <w:sz w:val="32"/>
+        </w:rPr>
+        <w:t>7. 样本池累计稳定性验证。测试划分累计到 73、93 和 113 条样本时，单智能体结构化语义判别准确率分别为 87.67%、87.10% 和 87.61%；默认协作复核分别为 89.04%、88.17% 和 88.50%；扩展配置分别为 93.15%、93.55% 和 92.92%。随着样本数增加，三类方法排序保持稳定。图10展示训练划分和测试划分在累计样本扩展下的排序稳定性。</w:t>
+      </w:r>
+    </w:p>
+    <w:p>
+      <w:pPr>
+        <w:jc w:val="center"/>
+      </w:pPr>
+      <w:r>
+        <w:drawing>
+          <wp:inline xmlns:a="http://schemas.openxmlformats.org/drawingml/2006/main" xmlns:pic="http://schemas.openxmlformats.org/drawingml/2006/picture">
+            <wp:extent cx="5472000" cy="2501015"/>
+            <wp:docPr id="10" name="Picture 10"/>
+            <wp:cNvGraphicFramePr>
+              <a:graphicFrameLocks noChangeAspect="1"/>
+            </wp:cNvGraphicFramePr>
+            <a:graphic>
+              <a:graphicData uri="http://schemas.openxmlformats.org/drawingml/2006/picture">
+                <pic:pic>
+                  <pic:nvPicPr>
+                    <pic:cNvPr id="0" name="09_historical_cumulative_train_test.png"/>
+                    <pic:cNvPicPr/>
+                  </pic:nvPicPr>
+                  <pic:blipFill>
+                    <a:blip r:embed="rId18"/>
+                    <a:stretch>
+                      <a:fillRect/>
+                    </a:stretch>
+                  </pic:blipFill>
+                  <pic:spPr>
+                    <a:xfrm>
+                      <a:off x="0" y="0"/>
+                      <a:ext cx="5472000" cy="2501015"/>
+                    </a:xfrm>
+                    <a:prstGeom prst="rect"/>
+                  </pic:spPr>
+                </pic:pic>
+              </a:graphicData>
+            </a:graphic>
+          </wp:inline>
+        </w:drawing>
+      </w:r>
+    </w:p>
+    <w:p>
+      <w:pPr>
+        <w:spacing w:after="80"/>
+        <w:jc w:val="center"/>
+      </w:pPr>
+      <w:r>
+        <w:rPr>
+          <w:rFonts w:ascii="仿宋" w:hAnsi="仿宋" w:eastAsia="仿宋" w:cs="仿宋"/>
+          <w:b w:val="0"/>
+          <w:sz w:val="32"/>
+        </w:rPr>
+        <w:t>图10 样本池累计扩展下方法排序稳定性</w:t>
       </w:r>
     </w:p>
     <w:p>
       <w:pPr>
         <w:spacing w:before="160" w:after="80"/>
+        <w:ind w:firstLine="641"/>
       </w:pPr>
       <w:r>
         <w:rPr>
-          <w:rFonts w:ascii="Times New Roman" w:hAnsi="Times New Roman" w:eastAsia="黑体"/>
-          <w:b/>
-          <w:sz w:val="28"/>
-        </w:rPr>
-        <w:t>三、研究方案与关键内容</w:t>
+          <w:rFonts w:ascii="黑体" w:hAnsi="黑体" w:eastAsia="黑体" w:cs="黑体"/>
+          <w:b w:val="0"/>
+          <w:sz w:val="32"/>
+        </w:rPr>
+        <w:t>四、研究产出</w:t>
       </w:r>
     </w:p>
     <w:p>
       <w:pPr>
         <w:spacing w:before="120" w:after="80"/>
+        <w:ind w:firstLine="641"/>
       </w:pPr>
       <w:r>
         <w:rPr>
-          <w:rFonts w:ascii="Times New Roman" w:hAnsi="Times New Roman" w:eastAsia="黑体"/>
-          <w:b/>
-          <w:sz w:val="24"/>
-        </w:rPr>
-        <w:t>（一）能力命名空间与地址表达机制</w:t>
+          <w:rFonts w:ascii="楷体" w:hAnsi="楷体" w:eastAsia="楷体" w:cs="楷体"/>
+          <w:b w:val="0"/>
+          <w:sz w:val="32"/>
+        </w:rPr>
+        <w:t>（一）成果产出</w:t>
       </w:r>
     </w:p>
     <w:p>
       <w:pPr>
-        <w:spacing w:line="360" w:lineRule="auto" w:after="0"/>
-        <w:ind w:firstLine="476"/>
+        <w:spacing w:after="0"/>
+        <w:ind w:firstLine="641"/>
+        <w:jc w:val="left"/>
       </w:pPr>
       <w:r>
         <w:rPr>
-          <w:rFonts w:ascii="Times New Roman" w:hAnsi="Times New Roman" w:eastAsia="宋体"/>
-          <w:b w:val="0"/>
-          <w:sz w:val="24"/>
-        </w:rPr>
-        <w:t>围绕互联网基础资源场景下智能体能力组织的问题，项目首先构建了面向语义路由任务的能力命名空间。研究不是把智能体简单视为若干孤立工具，而是从服务能力、层级关系、场景标签、别名信息和节点描述等多个维度对其进行统一表达，形成可以支持候选组织、样本标注、实验验证和原型展示的能力地址体系。通过这一设计，项目实现了从“分散描述能力”到“统一组织能力”的转变，使不同来源、不同形态的智能体服务能够在同一语义坐标系中被比较和调用。</w:t>
+          <w:rFonts w:ascii="仿宋" w:hAnsi="仿宋" w:eastAsia="仿宋" w:cs="仿宋"/>
+          <w:b w:val="0"/>
+          <w:sz w:val="32"/>
+        </w:rPr>
+        <w:t>1. 智能体能力命名与语义路由原型系统。系统支持自然语言请求输入、候选集合构造、规则基线判断、单智能体结构化语义判别、协作复核、主能力地址输出、相关能力输出、候选 Agent 排序、执行状态展示和过程记录回放。系统中的能力命名、路径展示和服务发现均限定在原型能力目录和受控实例注册表中。</w:t>
       </w:r>
     </w:p>
     <w:p>
       <w:pPr>
-        <w:spacing w:line="360" w:lineRule="auto" w:after="0"/>
-        <w:ind w:firstLine="476"/>
+        <w:spacing w:after="0"/>
+        <w:ind w:firstLine="641"/>
+        <w:jc w:val="left"/>
       </w:pPr>
       <w:r>
         <w:rPr>
-          <w:rFonts w:ascii="Times New Roman" w:hAnsi="Times New Roman" w:eastAsia="宋体"/>
-          <w:b w:val="0"/>
-          <w:sz w:val="24"/>
-        </w:rPr>
-        <w:t>在地址表达方面，项目进一步区分了能力地址与实例地址两类对象。能力地址用于表示“这一类请求应交给哪一类能力处理”，是语义路由阶段的核心输出；实例地址用于表示“最终由哪个具体实例执行”，是执行联动阶段的关键对象。这样的分层设计既保持了语义判断与运行时实例选择的功能解耦，也为后续注册、发现、路由、调度和运维留下了清晰接口。</w:t>
+          <w:rFonts w:ascii="仿宋" w:hAnsi="仿宋" w:eastAsia="仿宋" w:cs="仿宋"/>
+          <w:b w:val="0"/>
+          <w:sz w:val="32"/>
+        </w:rPr>
+        <w:t>2. 项目技术报告《面向互联网基础资源的大模型多智能体协作与可信认知标识技术报告》。报告总结能力命名空间、结构化语义路由、职责化协作复核、执行实例过滤、可信过程记录和实验验证成果。</w:t>
+      </w:r>
+    </w:p>
+    <w:p>
+      <w:pPr>
+        <w:spacing w:after="0"/>
+        <w:ind w:firstLine="641"/>
+        <w:jc w:val="left"/>
+      </w:pPr>
+      <w:r>
+        <w:rPr>
+          <w:rFonts w:ascii="仿宋" w:hAnsi="仿宋" w:eastAsia="仿宋" w:cs="仿宋"/>
+          <w:b w:val="0"/>
+          <w:sz w:val="32"/>
+        </w:rPr>
+        <w:t>3. 学术论文《面向受限能力命名空间的单智能体与多智能体协同语义路由方法》。论文围绕受限能力命名空间语义路由任务，提出单智能体结构化语义判别和多智能体职责化协作复核方法，并基于 563 条样本的冻结 train/test 协议完成验证。</w:t>
+      </w:r>
+    </w:p>
+    <w:p>
+      <w:pPr>
+        <w:spacing w:after="0"/>
+        <w:ind w:firstLine="641"/>
+        <w:jc w:val="left"/>
+      </w:pPr>
+      <w:r>
+        <w:rPr>
+          <w:rFonts w:ascii="仿宋" w:hAnsi="仿宋" w:eastAsia="仿宋" w:cs="仿宋"/>
+          <w:b w:val="0"/>
+          <w:sz w:val="32"/>
+        </w:rPr>
+        <w:t>4. 发明专利《一种面向智能体语义寻址与执行发现的受约束多阶段路由决策方法、系统、设备及存储介质》。已形成发明专利申请材料，包括技术交底书、权利要求书、说明书摘要和附图，已通过签报，正在由代理人办理提交/受理流程。申请号、受理号和授权状态待补。</w:t>
+      </w:r>
+    </w:p>
+    <w:p>
+      <w:pPr>
+        <w:spacing w:after="0"/>
+        <w:ind w:firstLine="641"/>
+        <w:jc w:val="left"/>
+      </w:pPr>
+      <w:r>
+        <w:rPr>
+          <w:rFonts w:ascii="仿宋" w:hAnsi="仿宋" w:eastAsia="仿宋" w:cs="仿宋"/>
+          <w:b w:val="0"/>
+          <w:sz w:val="32"/>
+        </w:rPr>
+        <w:t>5. 数据与实验资产。项目形成 563 条智能体语义路由样本、50 个能力节点、45 类主标签、冻结 train/test 评测协议、统一主结果实验、相关能力识别实验、协作配置比较、配对消融、调用复杂度代理、后验诊断和累计稳定性分析。本汇编中的表1至表6、图3、图5、图6和图10对应主要实验资产。</w:t>
       </w:r>
     </w:p>
     <w:p>
       <w:pPr>
         <w:spacing w:before="120" w:after="80"/>
+        <w:ind w:firstLine="641"/>
       </w:pPr>
       <w:r>
         <w:rPr>
-          <w:rFonts w:ascii="Times New Roman" w:hAnsi="Times New Roman" w:eastAsia="黑体"/>
-          <w:b/>
-          <w:sz w:val="24"/>
-        </w:rPr>
-        <w:t>（二）候选组织与规则快路径</w:t>
+          <w:rFonts w:ascii="楷体" w:hAnsi="楷体" w:eastAsia="楷体" w:cs="楷体"/>
+          <w:b w:val="0"/>
+          <w:sz w:val="32"/>
+        </w:rPr>
+        <w:t>（二）成果亮点</w:t>
       </w:r>
     </w:p>
     <w:p>
       <w:pPr>
-        <w:spacing w:line="360" w:lineRule="auto" w:after="0"/>
-        <w:ind w:firstLine="476"/>
+        <w:spacing w:after="0"/>
+        <w:ind w:firstLine="641"/>
+        <w:jc w:val="left"/>
       </w:pPr>
       <w:r>
         <w:rPr>
-          <w:rFonts w:ascii="Times New Roman" w:hAnsi="Times New Roman" w:eastAsia="宋体"/>
-          <w:b w:val="0"/>
-          <w:sz w:val="24"/>
-        </w:rPr>
-        <w:t>在能力命名空间基础上，项目建立了候选组织与规则快路径机制。系统首先根据节点描述、别名信息、层级位置和元数据标签对候选能力进行召回和排序，在统一命名空间内形成受限候选集合。随后，通过规则分值、任务命中、上下文线索和层级粒度等确定性信号生成快路径初判结果。这样做的目的，并不是让规则方法承担全部任务，而是为后续语义判别和复杂样本复核提供一个清晰、稳定的候选边界和基线参考。</w:t>
+          <w:rFonts w:ascii="仿宋" w:hAnsi="仿宋" w:eastAsia="仿宋" w:cs="仿宋"/>
+          <w:b w:val="0"/>
+          <w:sz w:val="32"/>
+        </w:rPr>
+        <w:t>1. 提出面向互联网基础资源智能化演进的智能体能力命名空间。项目把智能体服务调用入口、能力逻辑地址、相关能力集合和执行实例映射纳入同一对象集合，为后续语义路由、协作复核和过程记录提供统一边界。</w:t>
       </w:r>
     </w:p>
     <w:p>
       <w:pPr>
-        <w:spacing w:line="360" w:lineRule="auto" w:after="0"/>
-        <w:ind w:firstLine="476"/>
+        <w:spacing w:after="0"/>
+        <w:ind w:firstLine="641"/>
+        <w:jc w:val="left"/>
       </w:pPr>
       <w:r>
         <w:rPr>
-          <w:rFonts w:ascii="Times New Roman" w:hAnsi="Times New Roman" w:eastAsia="宋体"/>
-          <w:b w:val="0"/>
-          <w:sz w:val="24"/>
-        </w:rPr>
-        <w:t>这一部分研究有两个重要作用。第一，它为整个系统定义了搜索空间，使后续所有判断都在候选集合内部进行，避免开放式生成带来的边界失控。第二，它为系统提供了工程上成本较低、解释较直接的基础链路，使常规样本能够快速处理，而复杂样本则通过后续机制获得更精细的判断能力。项目在实验中也以此作为基线，对不同阶段的增益来源进行明确拆解。</w:t>
+          <w:rFonts w:ascii="仿宋" w:hAnsi="仿宋" w:eastAsia="仿宋" w:cs="仿宋"/>
+          <w:b w:val="0"/>
+          <w:sz w:val="32"/>
+        </w:rPr>
+        <w:t>2. 构建可复核的智能体语义路由评测资产。项目形成 563 条样本、50 个能力节点、45 类主标签，冻结 train=450、test=113，测试集 top-8 候选包 gold 覆盖率达到 97.35%，支撑方法比较、论文复现实验和项目审查。</w:t>
+      </w:r>
+    </w:p>
+    <w:p>
+      <w:pPr>
+        <w:spacing w:after="0"/>
+        <w:ind w:firstLine="641"/>
+        <w:jc w:val="left"/>
+      </w:pPr>
+      <w:r>
+        <w:rPr>
+          <w:rFonts w:ascii="仿宋" w:hAnsi="仿宋" w:eastAsia="仿宋" w:cs="仿宋"/>
+          <w:b w:val="0"/>
+          <w:sz w:val="32"/>
+        </w:rPr>
+        <w:t>3. 提升复杂语义路由主准确率。规则路由基线在统一测试集上的主准确率为 78.76%（89/113），单智能体结构化语义判别达到 87.61%（99/113），扩展协作配置达到 92.92%（105/113），同一测试集净增 16 个正确样本，提升 14.16 个百分点。扩展协作配置的触发范围和授权门槛在训练集上确定，并固定用于测试集评估；默认协作配置作为保守运行口径，测试集主准确率为 88.50%。</w:t>
+      </w:r>
+    </w:p>
+    <w:p>
+      <w:pPr>
+        <w:spacing w:after="0"/>
+        <w:ind w:firstLine="641"/>
+        <w:jc w:val="left"/>
+      </w:pPr>
+      <w:r>
+        <w:rPr>
+          <w:rFonts w:ascii="仿宋" w:hAnsi="仿宋" w:eastAsia="仿宋" w:cs="仿宋"/>
+          <w:b w:val="0"/>
+          <w:sz w:val="32"/>
+        </w:rPr>
+        <w:t>4. 验证大模型多智能体职责化协作的增益。配对消融测试中，单角色复核和同质复核均为 86.25%，职责化协作复核达到 92.50%，增量 6.25 个百分点，说明角色分工、触发条件和显式授权共同贡献了结果提升。</w:t>
+      </w:r>
+    </w:p>
+    <w:p>
+      <w:pPr>
+        <w:spacing w:after="0"/>
+        <w:ind w:firstLine="641"/>
+        <w:jc w:val="left"/>
+      </w:pPr>
+      <w:r>
+        <w:rPr>
+          <w:rFonts w:ascii="仿宋" w:hAnsi="仿宋" w:eastAsia="仿宋" w:cs="仿宋"/>
+          <w:b w:val="0"/>
+          <w:sz w:val="32"/>
+        </w:rPr>
+        <w:t>5. 构建可信认知标识的过程记录对象。项目记录候选快照、规则基线输出、结构化裁决、角色提案、授权判断和实例映射结果，并在原型系统中展示请求、候选能力、主能力地址、候选 Agent 排序和执行状态，为智能体服务调用提供可核验依据。</w:t>
       </w:r>
     </w:p>
     <w:p>
       <w:pPr>
         <w:spacing w:before="120" w:after="80"/>
+        <w:ind w:firstLine="641"/>
       </w:pPr>
       <w:r>
         <w:rPr>
-          <w:rFonts w:ascii="Times New Roman" w:hAnsi="Times New Roman" w:eastAsia="黑体"/>
-          <w:b/>
-          <w:sz w:val="24"/>
-        </w:rPr>
-        <w:t>（三）单智能体结构化语义路由</w:t>
+          <w:rFonts w:ascii="楷体" w:hAnsi="楷体" w:eastAsia="楷体" w:cs="楷体"/>
+          <w:b w:val="0"/>
+          <w:sz w:val="32"/>
+        </w:rPr>
+        <w:t>（三）考核指标对应情况</w:t>
       </w:r>
     </w:p>
+    <w:tbl>
+      <w:tblPr>
+        <w:tblStyle w:val="TableGrid"/>
+        <w:tblW w:type="auto" w:w="0"/>
+        <w:tblLayout w:type="autofit"/>
+        <w:tblLook w:firstColumn="1" w:firstRow="1" w:lastColumn="0" w:lastRow="0" w:noHBand="0" w:noVBand="1" w:val="04A0"/>
+      </w:tblPr>
+      <w:tblGrid>
+        <w:gridCol w:w="2161"/>
+        <w:gridCol w:w="2161"/>
+        <w:gridCol w:w="2161"/>
+        <w:gridCol w:w="2161"/>
+      </w:tblGrid>
+      <w:tr>
+        <w:tc>
+          <w:tcPr>
+            <w:tcW w:type="dxa" w:w="2161"/>
+          </w:tcPr>
+          <w:p>
+            <w:pPr>
+              <w:spacing w:line="264" w:lineRule="auto" w:after="0"/>
+              <w:jc w:val="center"/>
+            </w:pPr>
+            <w:r/>
+            <w:r>
+              <w:rPr>
+                <w:rFonts w:ascii="仿宋" w:hAnsi="仿宋" w:eastAsia="仿宋" w:cs="仿宋"/>
+                <w:b/>
+                <w:sz w:val="20"/>
+              </w:rPr>
+              <w:t>考核方向</w:t>
+            </w:r>
+          </w:p>
+        </w:tc>
+        <w:tc>
+          <w:tcPr>
+            <w:tcW w:type="dxa" w:w="2161"/>
+          </w:tcPr>
+          <w:p>
+            <w:pPr>
+              <w:spacing w:line="264" w:lineRule="auto" w:after="0"/>
+              <w:jc w:val="center"/>
+            </w:pPr>
+            <w:r/>
+            <w:r>
+              <w:rPr>
+                <w:rFonts w:ascii="仿宋" w:hAnsi="仿宋" w:eastAsia="仿宋" w:cs="仿宋"/>
+                <w:b/>
+                <w:sz w:val="20"/>
+              </w:rPr>
+              <w:t>完成情况</w:t>
+            </w:r>
+          </w:p>
+        </w:tc>
+        <w:tc>
+          <w:tcPr>
+            <w:tcW w:type="dxa" w:w="2161"/>
+          </w:tcPr>
+          <w:p>
+            <w:pPr>
+              <w:spacing w:line="264" w:lineRule="auto" w:after="0"/>
+              <w:jc w:val="center"/>
+            </w:pPr>
+            <w:r/>
+            <w:r>
+              <w:rPr>
+                <w:rFonts w:ascii="仿宋" w:hAnsi="仿宋" w:eastAsia="仿宋" w:cs="仿宋"/>
+                <w:b/>
+                <w:sz w:val="20"/>
+              </w:rPr>
+              <w:t>证明材料</w:t>
+            </w:r>
+          </w:p>
+        </w:tc>
+        <w:tc>
+          <w:tcPr>
+            <w:tcW w:type="dxa" w:w="2161"/>
+          </w:tcPr>
+          <w:p>
+            <w:pPr>
+              <w:spacing w:line="264" w:lineRule="auto" w:after="0"/>
+              <w:jc w:val="center"/>
+            </w:pPr>
+            <w:r/>
+            <w:r>
+              <w:rPr>
+                <w:rFonts w:ascii="仿宋" w:hAnsi="仿宋" w:eastAsia="仿宋" w:cs="仿宋"/>
+                <w:b/>
+                <w:sz w:val="20"/>
+              </w:rPr>
+              <w:t>状态</w:t>
+            </w:r>
+          </w:p>
+        </w:tc>
+      </w:tr>
+      <w:tr>
+        <w:tc>
+          <w:tcPr>
+            <w:tcW w:type="dxa" w:w="2161"/>
+          </w:tcPr>
+          <w:p>
+            <w:pPr>
+              <w:spacing w:line="264" w:lineRule="auto" w:after="0"/>
+              <w:jc w:val="left"/>
+            </w:pPr>
+            <w:r/>
+            <w:r>
+              <w:rPr>
+                <w:rFonts w:ascii="仿宋" w:hAnsi="仿宋" w:eastAsia="仿宋" w:cs="仿宋"/>
+                <w:b w:val="0"/>
+                <w:sz w:val="20"/>
+              </w:rPr>
+              <w:t>原型系统</w:t>
+            </w:r>
+          </w:p>
+        </w:tc>
+        <w:tc>
+          <w:tcPr>
+            <w:tcW w:type="dxa" w:w="2161"/>
+          </w:tcPr>
+          <w:p>
+            <w:pPr>
+              <w:spacing w:line="264" w:lineRule="auto" w:after="0"/>
+              <w:jc w:val="center"/>
+            </w:pPr>
+            <w:r/>
+            <w:r>
+              <w:rPr>
+                <w:rFonts w:ascii="仿宋" w:hAnsi="仿宋" w:eastAsia="仿宋" w:cs="仿宋"/>
+                <w:b w:val="0"/>
+                <w:sz w:val="20"/>
+              </w:rPr>
+              <w:t>已形成能力命名与语义路由控制台，覆盖请求输入、候选组织、结构化裁决、协作复核、过程记录和执行实例映射</w:t>
+            </w:r>
+          </w:p>
+        </w:tc>
+        <w:tc>
+          <w:tcPr>
+            <w:tcW w:type="dxa" w:w="2161"/>
+          </w:tcPr>
+          <w:p>
+            <w:pPr>
+              <w:spacing w:line="264" w:lineRule="auto" w:after="0"/>
+              <w:jc w:val="center"/>
+            </w:pPr>
+            <w:r/>
+            <w:r>
+              <w:rPr>
+                <w:rFonts w:ascii="仿宋" w:hAnsi="仿宋" w:eastAsia="仿宋" w:cs="仿宋"/>
+                <w:b w:val="0"/>
+                <w:sz w:val="20"/>
+              </w:rPr>
+              <w:t>图9、系统演示记录</w:t>
+            </w:r>
+          </w:p>
+        </w:tc>
+        <w:tc>
+          <w:tcPr>
+            <w:tcW w:type="dxa" w:w="2161"/>
+          </w:tcPr>
+          <w:p>
+            <w:pPr>
+              <w:spacing w:line="264" w:lineRule="auto" w:after="0"/>
+              <w:jc w:val="center"/>
+            </w:pPr>
+            <w:r/>
+            <w:r>
+              <w:rPr>
+                <w:rFonts w:ascii="仿宋" w:hAnsi="仿宋" w:eastAsia="仿宋" w:cs="仿宋"/>
+                <w:b w:val="0"/>
+                <w:sz w:val="20"/>
+              </w:rPr>
+              <w:t>已完成</w:t>
+            </w:r>
+          </w:p>
+        </w:tc>
+      </w:tr>
+      <w:tr>
+        <w:tc>
+          <w:tcPr>
+            <w:tcW w:type="dxa" w:w="2161"/>
+          </w:tcPr>
+          <w:p>
+            <w:pPr>
+              <w:spacing w:line="264" w:lineRule="auto" w:after="0"/>
+              <w:jc w:val="left"/>
+            </w:pPr>
+            <w:r/>
+            <w:r>
+              <w:rPr>
+                <w:rFonts w:ascii="仿宋" w:hAnsi="仿宋" w:eastAsia="仿宋" w:cs="仿宋"/>
+                <w:b w:val="0"/>
+                <w:sz w:val="20"/>
+              </w:rPr>
+              <w:t>算法方法</w:t>
+            </w:r>
+          </w:p>
+        </w:tc>
+        <w:tc>
+          <w:tcPr>
+            <w:tcW w:type="dxa" w:w="2161"/>
+          </w:tcPr>
+          <w:p>
+            <w:pPr>
+              <w:spacing w:line="264" w:lineRule="auto" w:after="0"/>
+              <w:jc w:val="center"/>
+            </w:pPr>
+            <w:r/>
+            <w:r>
+              <w:rPr>
+                <w:rFonts w:ascii="仿宋" w:hAnsi="仿宋" w:eastAsia="仿宋" w:cs="仿宋"/>
+                <w:b w:val="0"/>
+                <w:sz w:val="20"/>
+              </w:rPr>
+              <w:t>已形成结构化语义路由、职责化协作复核、执行实例过滤和过程轨迹模型</w:t>
+            </w:r>
+          </w:p>
+        </w:tc>
+        <w:tc>
+          <w:tcPr>
+            <w:tcW w:type="dxa" w:w="2161"/>
+          </w:tcPr>
+          <w:p>
+            <w:pPr>
+              <w:spacing w:line="264" w:lineRule="auto" w:after="0"/>
+              <w:jc w:val="center"/>
+            </w:pPr>
+            <w:r/>
+            <w:r>
+              <w:rPr>
+                <w:rFonts w:ascii="仿宋" w:hAnsi="仿宋" w:eastAsia="仿宋" w:cs="仿宋"/>
+                <w:b w:val="0"/>
+                <w:sz w:val="20"/>
+              </w:rPr>
+              <w:t>公式1至公式8、图2至图8</w:t>
+            </w:r>
+          </w:p>
+        </w:tc>
+        <w:tc>
+          <w:tcPr>
+            <w:tcW w:type="dxa" w:w="2161"/>
+          </w:tcPr>
+          <w:p>
+            <w:pPr>
+              <w:spacing w:line="264" w:lineRule="auto" w:after="0"/>
+              <w:jc w:val="center"/>
+            </w:pPr>
+            <w:r/>
+            <w:r>
+              <w:rPr>
+                <w:rFonts w:ascii="仿宋" w:hAnsi="仿宋" w:eastAsia="仿宋" w:cs="仿宋"/>
+                <w:b w:val="0"/>
+                <w:sz w:val="20"/>
+              </w:rPr>
+              <w:t>已完成</w:t>
+            </w:r>
+          </w:p>
+        </w:tc>
+      </w:tr>
+      <w:tr>
+        <w:tc>
+          <w:tcPr>
+            <w:tcW w:type="dxa" w:w="2161"/>
+          </w:tcPr>
+          <w:p>
+            <w:pPr>
+              <w:spacing w:line="264" w:lineRule="auto" w:after="0"/>
+              <w:jc w:val="left"/>
+            </w:pPr>
+            <w:r/>
+            <w:r>
+              <w:rPr>
+                <w:rFonts w:ascii="仿宋" w:hAnsi="仿宋" w:eastAsia="仿宋" w:cs="仿宋"/>
+                <w:b w:val="0"/>
+                <w:sz w:val="20"/>
+              </w:rPr>
+              <w:t>数据实验</w:t>
+            </w:r>
+          </w:p>
+        </w:tc>
+        <w:tc>
+          <w:tcPr>
+            <w:tcW w:type="dxa" w:w="2161"/>
+          </w:tcPr>
+          <w:p>
+            <w:pPr>
+              <w:spacing w:line="264" w:lineRule="auto" w:after="0"/>
+              <w:jc w:val="center"/>
+            </w:pPr>
+            <w:r/>
+            <w:r>
+              <w:rPr>
+                <w:rFonts w:ascii="仿宋" w:hAnsi="仿宋" w:eastAsia="仿宋" w:cs="仿宋"/>
+                <w:b w:val="0"/>
+                <w:sz w:val="20"/>
+              </w:rPr>
+              <w:t>已形成 563 条样本、50 个能力节点、45 类主标签，完成冻结 train/test 实验</w:t>
+            </w:r>
+          </w:p>
+        </w:tc>
+        <w:tc>
+          <w:tcPr>
+            <w:tcW w:type="dxa" w:w="2161"/>
+          </w:tcPr>
+          <w:p>
+            <w:pPr>
+              <w:spacing w:line="264" w:lineRule="auto" w:after="0"/>
+              <w:jc w:val="center"/>
+            </w:pPr>
+            <w:r/>
+            <w:r>
+              <w:rPr>
+                <w:rFonts w:ascii="仿宋" w:hAnsi="仿宋" w:eastAsia="仿宋" w:cs="仿宋"/>
+                <w:b w:val="0"/>
+                <w:sz w:val="20"/>
+              </w:rPr>
+              <w:t>表1至表6、图3、图5、图6、图10</w:t>
+            </w:r>
+          </w:p>
+        </w:tc>
+        <w:tc>
+          <w:tcPr>
+            <w:tcW w:type="dxa" w:w="2161"/>
+          </w:tcPr>
+          <w:p>
+            <w:pPr>
+              <w:spacing w:line="264" w:lineRule="auto" w:after="0"/>
+              <w:jc w:val="center"/>
+            </w:pPr>
+            <w:r/>
+            <w:r>
+              <w:rPr>
+                <w:rFonts w:ascii="仿宋" w:hAnsi="仿宋" w:eastAsia="仿宋" w:cs="仿宋"/>
+                <w:b w:val="0"/>
+                <w:sz w:val="20"/>
+              </w:rPr>
+              <w:t>已完成</w:t>
+            </w:r>
+          </w:p>
+        </w:tc>
+      </w:tr>
+      <w:tr>
+        <w:tc>
+          <w:tcPr>
+            <w:tcW w:type="dxa" w:w="2161"/>
+          </w:tcPr>
+          <w:p>
+            <w:pPr>
+              <w:spacing w:line="264" w:lineRule="auto" w:after="0"/>
+              <w:jc w:val="left"/>
+            </w:pPr>
+            <w:r/>
+            <w:r>
+              <w:rPr>
+                <w:rFonts w:ascii="仿宋" w:hAnsi="仿宋" w:eastAsia="仿宋" w:cs="仿宋"/>
+                <w:b w:val="0"/>
+                <w:sz w:val="20"/>
+              </w:rPr>
+              <w:t>论文报告</w:t>
+            </w:r>
+          </w:p>
+        </w:tc>
+        <w:tc>
+          <w:tcPr>
+            <w:tcW w:type="dxa" w:w="2161"/>
+          </w:tcPr>
+          <w:p>
+            <w:pPr>
+              <w:spacing w:line="264" w:lineRule="auto" w:after="0"/>
+              <w:jc w:val="center"/>
+            </w:pPr>
+            <w:r/>
+            <w:r>
+              <w:rPr>
+                <w:rFonts w:ascii="仿宋" w:hAnsi="仿宋" w:eastAsia="仿宋" w:cs="仿宋"/>
+                <w:b w:val="0"/>
+                <w:sz w:val="20"/>
+              </w:rPr>
+              <w:t>已形成论文《面向受限能力命名空间的单智能体与多智能体协同语义路由方法》，提交技术报告《面向互联网基础资源的大模型多智能体协作与可信认知标识技术报告》</w:t>
+            </w:r>
+          </w:p>
+        </w:tc>
+        <w:tc>
+          <w:tcPr>
+            <w:tcW w:type="dxa" w:w="2161"/>
+          </w:tcPr>
+          <w:p>
+            <w:pPr>
+              <w:spacing w:line="264" w:lineRule="auto" w:after="0"/>
+              <w:jc w:val="center"/>
+            </w:pPr>
+            <w:r/>
+            <w:r>
+              <w:rPr>
+                <w:rFonts w:ascii="仿宋" w:hAnsi="仿宋" w:eastAsia="仿宋" w:cs="仿宋"/>
+                <w:b w:val="0"/>
+                <w:sz w:val="20"/>
+              </w:rPr>
+              <w:t>论文稿、技术报告</w:t>
+            </w:r>
+          </w:p>
+        </w:tc>
+        <w:tc>
+          <w:tcPr>
+            <w:tcW w:type="dxa" w:w="2161"/>
+          </w:tcPr>
+          <w:p>
+            <w:pPr>
+              <w:spacing w:line="264" w:lineRule="auto" w:after="0"/>
+              <w:jc w:val="center"/>
+            </w:pPr>
+            <w:r/>
+            <w:r>
+              <w:rPr>
+                <w:rFonts w:ascii="仿宋" w:hAnsi="仿宋" w:eastAsia="仿宋" w:cs="仿宋"/>
+                <w:b w:val="0"/>
+                <w:sz w:val="20"/>
+              </w:rPr>
+              <w:t>已完成</w:t>
+            </w:r>
+          </w:p>
+        </w:tc>
+      </w:tr>
+      <w:tr>
+        <w:tc>
+          <w:tcPr>
+            <w:tcW w:type="dxa" w:w="2161"/>
+          </w:tcPr>
+          <w:p>
+            <w:pPr>
+              <w:spacing w:line="264" w:lineRule="auto" w:after="0"/>
+              <w:jc w:val="left"/>
+            </w:pPr>
+            <w:r/>
+            <w:r>
+              <w:rPr>
+                <w:rFonts w:ascii="仿宋" w:hAnsi="仿宋" w:eastAsia="仿宋" w:cs="仿宋"/>
+                <w:b w:val="0"/>
+                <w:sz w:val="20"/>
+              </w:rPr>
+              <w:t>知识产权</w:t>
+            </w:r>
+          </w:p>
+        </w:tc>
+        <w:tc>
+          <w:tcPr>
+            <w:tcW w:type="dxa" w:w="2161"/>
+          </w:tcPr>
+          <w:p>
+            <w:pPr>
+              <w:spacing w:line="264" w:lineRule="auto" w:after="0"/>
+              <w:jc w:val="center"/>
+            </w:pPr>
+            <w:r/>
+            <w:r>
+              <w:rPr>
+                <w:rFonts w:ascii="仿宋" w:hAnsi="仿宋" w:eastAsia="仿宋" w:cs="仿宋"/>
+                <w:b w:val="0"/>
+                <w:sz w:val="20"/>
+              </w:rPr>
+              <w:t>已形成发明专利《一种面向智能体语义寻址与执行发现的受约束多阶段路由决策方法、系统、设备及存储介质》申请材料，已通过签报，正在由代理人办理提交/受理流程</w:t>
+            </w:r>
+          </w:p>
+        </w:tc>
+        <w:tc>
+          <w:tcPr>
+            <w:tcW w:type="dxa" w:w="2161"/>
+          </w:tcPr>
+          <w:p>
+            <w:pPr>
+              <w:spacing w:line="264" w:lineRule="auto" w:after="0"/>
+              <w:jc w:val="center"/>
+            </w:pPr>
+            <w:r/>
+            <w:r>
+              <w:rPr>
+                <w:rFonts w:ascii="仿宋" w:hAnsi="仿宋" w:eastAsia="仿宋" w:cs="仿宋"/>
+                <w:b w:val="0"/>
+                <w:sz w:val="20"/>
+              </w:rPr>
+              <w:t>专利交底书、权利要求书、说明书摘要、附图</w:t>
+            </w:r>
+          </w:p>
+        </w:tc>
+        <w:tc>
+          <w:tcPr>
+            <w:tcW w:type="dxa" w:w="2161"/>
+          </w:tcPr>
+          <w:p>
+            <w:pPr>
+              <w:spacing w:line="264" w:lineRule="auto" w:after="0"/>
+              <w:jc w:val="center"/>
+            </w:pPr>
+            <w:r/>
+            <w:r>
+              <w:rPr>
+                <w:rFonts w:ascii="仿宋" w:hAnsi="仿宋" w:eastAsia="仿宋" w:cs="仿宋"/>
+                <w:b w:val="0"/>
+                <w:sz w:val="20"/>
+              </w:rPr>
+              <w:t>状态待补</w:t>
+            </w:r>
+          </w:p>
+        </w:tc>
+      </w:tr>
+    </w:tbl>
     <w:p>
       <w:pPr>
-        <w:spacing w:line="360" w:lineRule="auto" w:after="0"/>
-        <w:ind w:firstLine="476"/>
+        <w:spacing w:after="40"/>
       </w:pPr>
-      <w:r>
-        <w:rPr>
-          <w:rFonts w:ascii="Times New Roman" w:hAnsi="Times New Roman" w:eastAsia="宋体"/>
-          <w:b w:val="0"/>
-          <w:sz w:val="24"/>
-        </w:rPr>
-        <w:t>项目在候选集合内部引入了单智能体结构化语义路由机制，作为提升系统性能的主要核心环节。与一步式自由文本裁决不同，该机制不直接输出笼统结论，而是围绕主任务匹配度、主能力匹配度、相关能力判断、层级粒度适配、风险失配信号、不确定性摘要和竞争候选说明等结构化字段生成决策结果。通过这种方式，模型不再只给出“谁赢了”，而是同时给出“为什么当前候选更合适”“为什么竞争候选未被选中”“哪些因素可能导致后续改判”等一组可复核的证据。</w:t>
-      </w:r>
-    </w:p>
-    <w:p>
-      <w:pPr>
-        <w:spacing w:line="360" w:lineRule="auto" w:after="0"/>
-        <w:ind w:firstLine="476"/>
-      </w:pPr>
-      <w:r>
-        <w:rPr>
-          <w:rFonts w:ascii="Times New Roman" w:hAnsi="Times New Roman" w:eastAsia="宋体"/>
-          <w:b w:val="0"/>
-          <w:sz w:val="24"/>
-        </w:rPr>
-        <w:t>项目选择这种结构化语义判别方式，主要基于三点考虑。一是固定候选空间内真正的难点不是理解自然语言本身，而是如何对多个语义相近、层级相连或场景交叉的候选进行稳定比较。二是只有结构化输出，后续协作复核才能围绕同一组语义摘要开展有针对性的补充判断，而不是重复生成彼此不兼容的自由文本解释。三是统一格式的结果更容易与执行落点解析、错误分析和过程审计结合，提升系统的工程可用性。</w:t>
-      </w:r>
-    </w:p>
-    <w:p>
-      <w:pPr>
-        <w:spacing w:before="120" w:after="80"/>
-      </w:pPr>
-      <w:r>
-        <w:rPr>
-          <w:rFonts w:ascii="Times New Roman" w:hAnsi="Times New Roman" w:eastAsia="黑体"/>
-          <w:b/>
-          <w:sz w:val="24"/>
-        </w:rPr>
-        <w:t>（四）多智能体职责化协作复核</w:t>
-      </w:r>
-    </w:p>
-    <w:p>
-      <w:pPr>
-        <w:spacing w:line="360" w:lineRule="auto" w:after="0"/>
-        <w:ind w:firstLine="476"/>
-      </w:pPr>
-      <w:r>
-        <w:rPr>
-          <w:rFonts w:ascii="Times New Roman" w:hAnsi="Times New Roman" w:eastAsia="宋体"/>
-          <w:b w:val="0"/>
-          <w:sz w:val="24"/>
-        </w:rPr>
-        <w:t>在单智能体结构化语义路由基础上，项目进一步构建了多智能体职责化协作复核机制。与一般意义上的多轮讨论不同，本项目的协作复核并不是让多个角色自由发散讨论，而是围绕固定候选集合和统一语义交接信息，由不同职责视角对同一样本进行定向复核。相关职责可以覆盖任务匹配、治理风险、层级关系、主次意图区分等不同关注点，通过分工方式提高复杂样本上的补充判断能力。</w:t>
-      </w:r>
-    </w:p>
-    <w:p>
-      <w:pPr>
-        <w:spacing w:line="360" w:lineRule="auto" w:after="0"/>
-        <w:ind w:firstLine="476"/>
-      </w:pPr>
-      <w:r>
-        <w:rPr>
-          <w:rFonts w:ascii="Times New Roman" w:hAnsi="Times New Roman" w:eastAsia="宋体"/>
-          <w:b w:val="0"/>
-          <w:sz w:val="24"/>
-        </w:rPr>
-        <w:t>更重要的是，项目没有把协作复核视为天然正确的“第二意见”，而是通过受控触发和显式授权来约束其作用边界。只有当直接路由结果表现出低置信、高风险或明显冲突时，系统才启动复核；只有当复核证据满足既定授权条件时，最终结果才允许被改判。这样做的直接效果，是把“是否复核”和“是否改判”拆成两个独立问题，使项目能够在实验中区分协作覆盖率、协作证据质量和最终净纠错效果，避免把所有收益模糊归因于“多几个智能体参与”。</w:t>
-      </w:r>
-    </w:p>
-    <w:p>
-      <w:pPr>
-        <w:spacing w:before="120" w:after="80"/>
-      </w:pPr>
-      <w:r>
-        <w:rPr>
-          <w:rFonts w:ascii="Times New Roman" w:hAnsi="Times New Roman" w:eastAsia="黑体"/>
-          <w:b/>
-          <w:sz w:val="24"/>
-        </w:rPr>
-        <w:t>（五）可信认知标识与统一过程记录</w:t>
-      </w:r>
-    </w:p>
-    <w:p>
-      <w:pPr>
-        <w:spacing w:line="360" w:lineRule="auto" w:after="0"/>
-        <w:ind w:firstLine="476"/>
-      </w:pPr>
-      <w:r>
-        <w:rPr>
-          <w:rFonts w:ascii="Times New Roman" w:hAnsi="Times New Roman" w:eastAsia="宋体"/>
-          <w:b w:val="0"/>
-          <w:sz w:val="24"/>
-        </w:rPr>
-        <w:t>为了支撑可信认知标识相关研究目标，项目把结构化过程记录作为贯穿全链路的重要组成部分。系统对候选快照、规则快路径结果、单智能体语义摘要、协作角色提案、控制器授权判断、最终语义路由结果和执行落点解析结果进行统一落盘，形成可回放、可审计、可复核的过程轨迹。这样一来，研究人员不仅可以观察最终准确率，还可以逐条分析复杂样本在何处发生分歧、由哪类证据推动改判、哪些角色的判断贡献最大。</w:t>
-      </w:r>
-    </w:p>
-    <w:p>
-      <w:pPr>
-        <w:spacing w:line="360" w:lineRule="auto" w:after="0"/>
-        <w:ind w:firstLine="476"/>
-      </w:pPr>
-      <w:r>
-        <w:rPr>
-          <w:rFonts w:ascii="Times New Roman" w:hAnsi="Times New Roman" w:eastAsia="宋体"/>
-          <w:b w:val="0"/>
-          <w:sz w:val="24"/>
-        </w:rPr>
-        <w:t>从研究价值看，统一过程记录至少带来三个方面收益。第一，它使结果解释不再停留在事后概述，而能够回到具体决策链路。第二，它让错误分析从“结果错了”细化为“召回错了、候选内比较错了、还是授权控制错了”，有助于后续有针对性的改进。第三，它使可信认知标识不再停留于抽象概念，而能够通过结构化记录落到可操作、可核验、可复用的工程载体上。</w:t>
-      </w:r>
-    </w:p>
-    <w:p>
-      <w:pPr>
-        <w:spacing w:before="120" w:after="80"/>
-      </w:pPr>
-      <w:r>
-        <w:rPr>
-          <w:rFonts w:ascii="Times New Roman" w:hAnsi="Times New Roman" w:eastAsia="黑体"/>
-          <w:b/>
-          <w:sz w:val="24"/>
-        </w:rPr>
-        <w:t>（六）执行落点解析与原型系统联动</w:t>
-      </w:r>
-    </w:p>
-    <w:p>
-      <w:pPr>
-        <w:spacing w:line="360" w:lineRule="auto" w:after="0"/>
-        <w:ind w:firstLine="476"/>
-      </w:pPr>
-      <w:r>
-        <w:rPr>
-          <w:rFonts w:ascii="Times New Roman" w:hAnsi="Times New Roman" w:eastAsia="宋体"/>
-          <w:b w:val="0"/>
-          <w:sz w:val="24"/>
-        </w:rPr>
-        <w:t>在完成能力层语义路由之后，项目还对执行落点解析进行了原型化设计。研究的重点并不在于另行引入一套开放式执行生成，而是坚持“语义路由决定做什么，执行解析决定由谁来做”的原则，在主能力地址既定的前提下，对实例集合进行结构化筛选与排序。这一设计既避免了执行层反向篡改上游语义结论，也使能力地址与实例发现之间形成相对清晰的边界。</w:t>
-      </w:r>
-    </w:p>
-    <w:p>
-      <w:pPr>
-        <w:spacing w:line="360" w:lineRule="auto" w:after="0"/>
-        <w:ind w:firstLine="476"/>
-      </w:pPr>
-      <w:r>
-        <w:rPr>
-          <w:rFonts w:ascii="Times New Roman" w:hAnsi="Times New Roman" w:eastAsia="宋体"/>
-          <w:b w:val="0"/>
-          <w:sz w:val="24"/>
-        </w:rPr>
-        <w:t>在原型系统层面，项目实现了从自然语言请求输入、候选组织、结构化裁决、协作复核、结果展示到执行落点衔接的全过程联动能力。该原型既可以作为研究验证环境，用于分析不同方法对准确率和稳定性的影响，也可以作为成果展示平台，用于演示智能体命名、语义路由和可信留痕在互联网基础资源场景中的结合方式。</w:t>
-      </w:r>
     </w:p>
     <w:p>
       <w:pPr>
         <w:spacing w:before="160" w:after="80"/>
+        <w:ind w:firstLine="641"/>
       </w:pPr>
       <w:r>
         <w:rPr>
-          <w:rFonts w:ascii="Times New Roman" w:hAnsi="Times New Roman" w:eastAsia="黑体"/>
-          <w:b/>
-          <w:sz w:val="28"/>
-        </w:rPr>
-        <w:t>四、研究创新点</w:t>
+          <w:rFonts w:ascii="黑体" w:hAnsi="黑体" w:eastAsia="黑体" w:cs="黑体"/>
+          <w:b w:val="0"/>
+          <w:sz w:val="32"/>
+        </w:rPr>
+        <w:t>五、项目标签</w:t>
       </w:r>
     </w:p>
     <w:p>
       <w:pPr>
-        <w:spacing w:before="120" w:after="80"/>
+        <w:ind w:firstLine="641"/>
+        <w:jc w:val="left"/>
       </w:pPr>
       <w:r>
         <w:rPr>
-          <w:rFonts w:ascii="Times New Roman" w:hAnsi="Times New Roman" w:eastAsia="黑体"/>
-          <w:b/>
-          <w:sz w:val="24"/>
-        </w:rPr>
-        <w:t>（一）把研究问题收敛为受限候选边界内的高可信语义路由</w:t>
+          <w:rFonts w:ascii="仿宋" w:hAnsi="仿宋" w:eastAsia="仿宋" w:cs="仿宋"/>
+          <w:b w:val="0"/>
+          <w:sz w:val="32"/>
+        </w:rPr>
+        <w:t>项目编号：暂不填写（待研究处统一编号）</w:t>
       </w:r>
     </w:p>
     <w:p>
       <w:pPr>
-        <w:spacing w:line="360" w:lineRule="auto" w:after="0"/>
-        <w:ind w:firstLine="476"/>
+        <w:ind w:firstLine="641"/>
+        <w:jc w:val="left"/>
       </w:pPr>
       <w:r>
         <w:rPr>
-          <w:rFonts w:ascii="Times New Roman" w:hAnsi="Times New Roman" w:eastAsia="宋体"/>
-          <w:b w:val="0"/>
-          <w:sz w:val="24"/>
-        </w:rPr>
-        <w:t>项目的第一项创新，在于没有把问题泛化为“让大模型给出一个最好答案”，而是把它清晰界定为受限能力命名空间中的高可信语义路由问题。通过这一收敛，项目把主能力判断、相关能力识别和执行落点衔接统一到同一问题框架之中，使研究结论更贴近互联网基础资源场景中的真实约束条件。这种问题定义方式，有助于把方法比较、错误定位和工程部署放在同一个边界内讨论。</w:t>
+          <w:rFonts w:ascii="仿宋" w:hAnsi="仿宋" w:eastAsia="仿宋" w:cs="仿宋"/>
+          <w:b w:val="0"/>
+          <w:sz w:val="32"/>
+        </w:rPr>
+        <w:t>研究处所：中国互联网络信息中心技术发展所</w:t>
       </w:r>
     </w:p>
     <w:p>
       <w:pPr>
-        <w:spacing w:before="120" w:after="80"/>
+        <w:ind w:firstLine="641"/>
+        <w:jc w:val="left"/>
       </w:pPr>
       <w:r>
         <w:rPr>
-          <w:rFonts w:ascii="Times New Roman" w:hAnsi="Times New Roman" w:eastAsia="黑体"/>
-          <w:b/>
-          <w:sz w:val="24"/>
-        </w:rPr>
-        <w:t>（二）以结构化语义判别替代自由文本式候选裁决</w:t>
+          <w:rFonts w:ascii="仿宋" w:hAnsi="仿宋" w:eastAsia="仿宋" w:cs="仿宋"/>
+          <w:b w:val="0"/>
+          <w:sz w:val="32"/>
+        </w:rPr>
+        <w:t>项目负责人：邓斯宇</w:t>
       </w:r>
     </w:p>
     <w:p>
       <w:pPr>
-        <w:spacing w:line="360" w:lineRule="auto" w:after="0"/>
-        <w:ind w:firstLine="476"/>
+        <w:ind w:firstLine="641"/>
+        <w:jc w:val="left"/>
       </w:pPr>
       <w:r>
         <w:rPr>
-          <w:rFonts w:ascii="Times New Roman" w:hAnsi="Times New Roman" w:eastAsia="宋体"/>
-          <w:b w:val="0"/>
-          <w:sz w:val="24"/>
-        </w:rPr>
-        <w:t>项目的第二项创新，在于提出了面向候选内稳定比较的结构化语义判别机制。该机制把语义判断从笼统、难以复核的自由文本输出，转变为包含主能力、相关能力、不确定性摘要和竞争候选说明的结构化证据包，使模型输出既服务于当前路由决策，也服务于后续复核和审计分析。实验结果表明，项目的主要性能台阶正是由这一机制带来，说明在固定候选边界内建立更强的结构化比较能力，是提升语义路由质量的关键所在。</w:t>
-      </w:r>
-    </w:p>
-    <w:p>
-      <w:pPr>
-        <w:spacing w:before="120" w:after="80"/>
-      </w:pPr>
-      <w:r>
-        <w:rPr>
-          <w:rFonts w:ascii="Times New Roman" w:hAnsi="Times New Roman" w:eastAsia="黑体"/>
-          <w:b/>
-          <w:sz w:val="24"/>
-        </w:rPr>
-        <w:t>（三）提出职责化协作复核与显式授权结合的复杂样本修正机制</w:t>
-      </w:r>
-    </w:p>
-    <w:p>
-      <w:pPr>
-        <w:spacing w:line="360" w:lineRule="auto" w:after="0"/>
-        <w:ind w:firstLine="476"/>
-      </w:pPr>
-      <w:r>
-        <w:rPr>
-          <w:rFonts w:ascii="Times New Roman" w:hAnsi="Times New Roman" w:eastAsia="宋体"/>
-          <w:b w:val="0"/>
-          <w:sz w:val="24"/>
-        </w:rPr>
-        <w:t>项目的第三项创新，在于把多智能体协作复核从泛化讨论方式转化为职责化、条件化、受控化的复杂样本修正机制。项目没有假设“多智能体数量越多越好”，而是强调职责分工、语义交接质量和改判授权规则的协同作用。通过把协作触发与改判授权解耦，项目能够更精确地分析协作何时有效、何时应保持保守，并把收益控制在复杂边界样本等高价值场景中。</w:t>
-      </w:r>
-    </w:p>
-    <w:p>
-      <w:pPr>
-        <w:spacing w:before="120" w:after="80"/>
-      </w:pPr>
-      <w:r>
-        <w:rPr>
-          <w:rFonts w:ascii="Times New Roman" w:hAnsi="Times New Roman" w:eastAsia="黑体"/>
-          <w:b/>
-          <w:sz w:val="24"/>
-        </w:rPr>
-        <w:t>（四）形成面向可信认知标识的统一过程记录体系</w:t>
-      </w:r>
-    </w:p>
-    <w:p>
-      <w:pPr>
-        <w:spacing w:line="360" w:lineRule="auto" w:after="0"/>
-        <w:ind w:firstLine="476"/>
-      </w:pPr>
-      <w:r>
-        <w:rPr>
-          <w:rFonts w:ascii="Times New Roman" w:hAnsi="Times New Roman" w:eastAsia="宋体"/>
-          <w:b w:val="0"/>
-          <w:sz w:val="24"/>
-        </w:rPr>
-        <w:t>项目的第四项创新，在于把可信认知标识落实为统一过程记录体系，而不是停留在抽象概念层面。通过对候选、判断、复核、授权和执行等关键节点进行结构化记录，项目把多智能体协作中的证据链、责任链和决策链沉淀下来，形成了可解释、可回放、可核验的技术基础。这为后续构建可审计、可治理、可迁移的智能体服务系统提供了重要方法积累。</w:t>
-      </w:r>
-    </w:p>
-    <w:p>
-      <w:pPr>
-        <w:spacing w:before="120" w:after="80"/>
-      </w:pPr>
-      <w:r>
-        <w:rPr>
-          <w:rFonts w:ascii="Times New Roman" w:hAnsi="Times New Roman" w:eastAsia="黑体"/>
-          <w:b/>
-          <w:sz w:val="24"/>
-        </w:rPr>
-        <w:t>（五）构建面向互联网基础资源场景的命名、路由与执行一体化原型</w:t>
-      </w:r>
-    </w:p>
-    <w:p>
-      <w:pPr>
-        <w:spacing w:line="360" w:lineRule="auto" w:after="0"/>
-        <w:ind w:firstLine="476"/>
-      </w:pPr>
-      <w:r>
-        <w:rPr>
-          <w:rFonts w:ascii="Times New Roman" w:hAnsi="Times New Roman" w:eastAsia="宋体"/>
-          <w:b w:val="0"/>
-          <w:sz w:val="24"/>
-        </w:rPr>
-        <w:t>项目的第五项创新，在于不是孤立完成某一个算法点，而是围绕互联网基础资源场景构建了命名、路由、复核、留痕和执行衔接一体化原型。该原型既能支撑论文和技术报告中的方法验证，也能为成果展示、业务交流、后续拓展和潜在转化提供可视化基础。相较于仅有离线实验结论的研究工作，这种原型化组织方式更有利于把研究成果转化为可展示、可复盘、可延展的阶段性成果体系。</w:t>
-      </w:r>
-    </w:p>
-    <w:p>
-      <w:pPr>
-        <w:spacing w:before="160" w:after="80"/>
-      </w:pPr>
-      <w:r>
-        <w:rPr>
-          <w:rFonts w:ascii="Times New Roman" w:hAnsi="Times New Roman" w:eastAsia="黑体"/>
-          <w:b/>
-          <w:sz w:val="28"/>
-        </w:rPr>
-        <w:t>五、实验验证与结果分析</w:t>
-      </w:r>
-    </w:p>
-    <w:p>
-      <w:pPr>
-        <w:spacing w:before="120" w:after="80"/>
-      </w:pPr>
-      <w:r>
-        <w:rPr>
-          <w:rFonts w:ascii="Times New Roman" w:hAnsi="Times New Roman" w:eastAsia="黑体"/>
-          <w:b/>
-          <w:sz w:val="24"/>
-        </w:rPr>
-        <w:t>（一）构建统一冻结评测资产，保证主结论口径一致</w:t>
-      </w:r>
-    </w:p>
-    <w:p>
-      <w:pPr>
-        <w:spacing w:line="360" w:lineRule="auto" w:after="0"/>
-        <w:ind w:firstLine="476"/>
-      </w:pPr>
-      <w:r>
-        <w:rPr>
-          <w:rFonts w:ascii="Times New Roman" w:hAnsi="Times New Roman" w:eastAsia="宋体"/>
-          <w:b w:val="0"/>
-          <w:sz w:val="24"/>
-        </w:rPr>
-        <w:t>围绕智能体命名与语义路由任务，项目整理形成了总计 563 条样本的数据资产，并冻结划分为训练集 450 条、测试集 113 条。该评测集对应 50 个节点组成的受限能力命名空间，覆盖 45 类主标签；测试集中包含 38 条带相关能力标注的样本，占比 33.63%，同时保留多意图样本 12 条、高风险样本 4 条，用于检验方法在复杂边界情形下的稳定性。项目把统一的训练/测试协议作为主结果口径，训练集主要用于方案开发和配置确定，测试集用于一次性报告核心结论。这种做法避免了把多个彼此不可比的小样本集并列展示，从而增强了结果的统一性和可解释性。</w:t>
-      </w:r>
-    </w:p>
-    <w:p>
-      <w:pPr>
-        <w:spacing w:line="360" w:lineRule="auto" w:after="0"/>
-        <w:ind w:firstLine="476"/>
-      </w:pPr>
-      <w:r>
-        <w:rPr>
-          <w:rFonts w:ascii="Times New Roman" w:hAnsi="Times New Roman" w:eastAsia="宋体"/>
-          <w:b w:val="0"/>
-          <w:sz w:val="24"/>
-        </w:rPr>
-        <w:t>从方法研究角度看，统一冻结协议的重要性在于，它能够让项目明确回答“主要性能提升来自哪个阶段”“协作增益是否稳定”“复杂样本收益出现在哪里”等问题，而不是简单罗列不同样本池上的分散结果。因此，项目在汇报成果时坚持将统一测试集结论作为主结论，把扩展配置结果、对齐子集消融、后验诊断和累计样本池稳定性分析作为补充证据，用于解释收益来源和适用边界。最新论文补充的累计稳定性分析显示，测试划分累计到 73、93 和 113 条样本时，结构化语义路由、默认协作复核和扩展配置的相对排序保持稳定，说明新增样本主要扩展了任务覆盖和边界复杂度，并未改变核心方法相对规则基线的优势关系。</w:t>
-      </w:r>
-    </w:p>
-    <w:p>
-      <w:pPr>
-        <w:spacing w:before="120" w:after="80"/>
-      </w:pPr>
-      <w:r>
-        <w:rPr>
-          <w:rFonts w:ascii="Times New Roman" w:hAnsi="Times New Roman" w:eastAsia="黑体"/>
-          <w:b/>
-          <w:sz w:val="24"/>
-        </w:rPr>
-        <w:t>（二）主结果表明结构化语义判别形成了最主要性能台阶</w:t>
-      </w:r>
-    </w:p>
-    <w:p>
-      <w:pPr>
-        <w:spacing w:line="360" w:lineRule="auto" w:after="0"/>
-        <w:ind w:firstLine="476"/>
-      </w:pPr>
-      <w:r>
-        <w:rPr>
-          <w:rFonts w:ascii="Times New Roman" w:hAnsi="Times New Roman" w:eastAsia="宋体"/>
-          <w:b w:val="0"/>
-          <w:sz w:val="24"/>
-        </w:rPr>
-        <w:t>在统一冻结测试集上，规则路由基线的主标签准确率为 78.76%，可接受准确率为 81.42%。引入单智能体结构化语义路由后，主标签准确率提升至 87.61%，可接受准确率提升至 90.27%。如果在此基础上再加入默认协作复核，主标签准确率进一步提升到 88.50%，可接受准确率达到 91.15%，且未引入误改。由此可见，项目方法的主要增益首先来自结构化语义判别阶段，其后协作复核在默认配置下带来的是小幅但稳健的补充纠错。</w:t>
-      </w:r>
-    </w:p>
-    <w:p>
-      <w:pPr>
-        <w:spacing w:line="360" w:lineRule="auto" w:after="0"/>
-        <w:ind w:firstLine="476"/>
-      </w:pPr>
-      <w:r>
-        <w:rPr>
-          <w:rFonts w:ascii="Times New Roman" w:hAnsi="Times New Roman" w:eastAsia="宋体"/>
-          <w:b w:val="0"/>
-          <w:sz w:val="24"/>
-        </w:rPr>
-        <w:t>这一结果说明，面对互联网基础资源场景中的复杂请求，真正决定系统上限的关键不在于是否再多加入一次复核，而在于候选集合内部是否建立了足够强的语义比较能力。只有当主任务命中、层级粒度、风险边界和竞争候选差异被明确表达出来时，系统才能在复杂场景中形成稳定、可复核的判断基础。这也是项目把结构化语义判别视为主增益来源的重要原因。</w:t>
-      </w:r>
-    </w:p>
-    <w:p>
-      <w:pPr>
-        <w:spacing w:before="120" w:after="80"/>
-      </w:pPr>
-      <w:r>
-        <w:rPr>
-          <w:rFonts w:ascii="Times New Roman" w:hAnsi="Times New Roman" w:eastAsia="黑体"/>
-          <w:b/>
-          <w:sz w:val="24"/>
-        </w:rPr>
-        <w:t>（三）相关能力识别能力同步增强，说明方法并非只优化单一主标签</w:t>
-      </w:r>
-    </w:p>
-    <w:p>
-      <w:pPr>
-        <w:spacing w:line="360" w:lineRule="auto" w:after="0"/>
-        <w:ind w:firstLine="476"/>
-      </w:pPr>
-      <w:r>
-        <w:rPr>
-          <w:rFonts w:ascii="Times New Roman" w:hAnsi="Times New Roman" w:eastAsia="宋体"/>
-          <w:b w:val="0"/>
-          <w:sz w:val="24"/>
-        </w:rPr>
-        <w:t>在相关能力识别方面，项目方法同样表现出明显提升。测试集相关能力召回率由规则基线的 28.95% 提升到结构化语义路由阶段的 36.84%，相关能力精确率由 37.93% 提升到 42.42%。这说明，项目方法不仅提升了主能力判断准确率，也增强了对辅助能力、关联能力和次要诉求的识别能力。</w:t>
-      </w:r>
-    </w:p>
-    <w:p>
-      <w:pPr>
-        <w:spacing w:line="360" w:lineRule="auto" w:after="0"/>
-        <w:ind w:firstLine="476"/>
-      </w:pPr>
-      <w:r>
-        <w:rPr>
-          <w:rFonts w:ascii="Times New Roman" w:hAnsi="Times New Roman" w:eastAsia="宋体"/>
-          <w:b w:val="0"/>
-          <w:sz w:val="24"/>
-        </w:rPr>
-        <w:t>这一结果具有实际意义。互联网基础资源场景中的很多请求并不是单一、纯净、孤立的意图表达，而是包含主任务、配套条件和上下文信息的组合语义。如果系统只能给出单一主标签，却无法识别与之相关的能力集合，那么后续服务组织和执行链路仍然会受到限制。项目在相关能力识别上的改进，说明其方法更接近真实任务结构，而不是停留在简化版分类问题上。</w:t>
-      </w:r>
-    </w:p>
-    <w:p>
-      <w:pPr>
-        <w:spacing w:before="120" w:after="80"/>
-      </w:pPr>
-      <w:r>
-        <w:rPr>
-          <w:rFonts w:ascii="Times New Roman" w:hAnsi="Times New Roman" w:eastAsia="黑体"/>
-          <w:b/>
-          <w:sz w:val="24"/>
-        </w:rPr>
-        <w:t>（四）职责化协作复核在复杂样本上形成了可观净修正收益</w:t>
-      </w:r>
-    </w:p>
-    <w:p>
-      <w:pPr>
-        <w:spacing w:line="360" w:lineRule="auto" w:after="0"/>
-        <w:ind w:firstLine="476"/>
-      </w:pPr>
-      <w:r>
-        <w:rPr>
-          <w:rFonts w:ascii="Times New Roman" w:hAnsi="Times New Roman" w:eastAsia="宋体"/>
-          <w:b w:val="0"/>
-          <w:sz w:val="24"/>
-        </w:rPr>
-        <w:t>项目进一步比较了不同协作决策配置在统一测试集上的表现。结果显示，在训练集上确定并冻结的扩展协作配置下，同一测试集上的一次性结果达到 92.92%，较默认配置提升 4.42 个百分点，并实现 5 次改判均转化为有效纠错、没有引入误改的结果。这表明，当复杂样本能够被更充分送入协作链路，且改判授权边界控制得当时，多智能体职责化协作可以带来明显的净收益。</w:t>
-      </w:r>
-    </w:p>
-    <w:p>
-      <w:pPr>
-        <w:spacing w:line="360" w:lineRule="auto" w:after="0"/>
-        <w:ind w:firstLine="476"/>
-      </w:pPr>
-      <w:r>
-        <w:rPr>
-          <w:rFonts w:ascii="Times New Roman" w:hAnsi="Times New Roman" w:eastAsia="宋体"/>
-          <w:b w:val="0"/>
-          <w:sz w:val="24"/>
-        </w:rPr>
-        <w:t>项目还在配对消融样本集上进行了协作协议消融比较，其中训练侧样本 320 条、测试侧样本 80 条，覆盖常规快路、层级竞争、主次意图拆分、跨域重叠和高风险治理等场景。结果表明，单角色复核和同质复核并不会天然带来收益；在训练侧，职责化协作复核取得 91.87% 的准确率，并形成 13/13/0 的“改判/纠错/误改”结果；在测试侧，单角色复核和同质复核准确率仍停留在 86.25%，而职责化协作复核在扩展配置下提升到 92.50%，增量达到 6.25 个百分点，并形成 5/5/0 的“改判/纠错/误改”结果。这个结论非常关键，它说明收益并不是“只要增加复核流程就会出现”，而是来自职责分工、结构化证据和改判控制三者的共同作用。</w:t>
-      </w:r>
-    </w:p>
-    <w:p>
-      <w:pPr>
-        <w:spacing w:before="120" w:after="80"/>
-      </w:pPr>
-      <w:r>
-        <w:rPr>
-          <w:rFonts w:ascii="Times New Roman" w:hAnsi="Times New Roman" w:eastAsia="黑体"/>
-          <w:b/>
-          <w:sz w:val="24"/>
-        </w:rPr>
-        <w:t>（五）后验诊断和复杂度代理进一步揭示了收益边界</w:t>
-      </w:r>
-    </w:p>
-    <w:p>
-      <w:pPr>
-        <w:spacing w:line="360" w:lineRule="auto" w:after="0"/>
-        <w:ind w:firstLine="476"/>
-      </w:pPr>
-      <w:r>
-        <w:rPr>
-          <w:rFonts w:ascii="Times New Roman" w:hAnsi="Times New Roman" w:eastAsia="宋体"/>
-          <w:b w:val="0"/>
-          <w:sz w:val="24"/>
-        </w:rPr>
-        <w:t>为了理解收益分布，项目对不同类型样本进行了后验诊断分析。结果显示，在常规样本池上，结构化语义判别已经达到 91.43%，协作复核未再带来额外增益；在困难边界样本池上，系统由 62.50% 提升到 66.67%；在扩展观察样本池上，系统由 88.89% 提升到 90.74%。这说明，协作收益并非平均分布，而是更集中出现在语义重叠更强、层级冲突更明显或意图更混杂的样本池上。</w:t>
-      </w:r>
-    </w:p>
-    <w:p>
-      <w:pPr>
-        <w:spacing w:line="360" w:lineRule="auto" w:after="0"/>
-        <w:ind w:firstLine="476"/>
-      </w:pPr>
-      <w:r>
-        <w:rPr>
-          <w:rFonts w:ascii="Times New Roman" w:hAnsi="Times New Roman" w:eastAsia="宋体"/>
-          <w:b w:val="0"/>
-          <w:sz w:val="24"/>
-        </w:rPr>
-        <w:t>项目还对默认配置下的执行负载进行了代理分析。测试集中约 44.25% 的样本会进入协作复核，进入协作的样本中只有约 18.00% 会触发第二轮复核；按调用当量估算，每个请求平均额外增加 2.09 次协作角色调用，总调用当量约为 3.09 次。这说明项目方法并没有把全部请求都送入高成本协作链路，而是在保持复核覆盖受控的前提下，把协作预算集中用于更可能产生净修正收益的样本。</w:t>
-      </w:r>
-    </w:p>
-    <w:p>
-      <w:pPr>
-        <w:spacing w:before="120" w:after="80"/>
-      </w:pPr>
-      <w:r>
-        <w:rPr>
-          <w:rFonts w:ascii="Times New Roman" w:hAnsi="Times New Roman" w:eastAsia="黑体"/>
-          <w:b/>
-          <w:sz w:val="24"/>
-        </w:rPr>
-        <w:t>（六）实验结论形成了较为稳健的研究认识</w:t>
-      </w:r>
-    </w:p>
-    <w:p>
-      <w:pPr>
-        <w:spacing w:line="360" w:lineRule="auto" w:after="0"/>
-        <w:ind w:firstLine="476"/>
-      </w:pPr>
-      <w:r>
-        <w:rPr>
-          <w:rFonts w:ascii="Times New Roman" w:hAnsi="Times New Roman" w:eastAsia="宋体"/>
-          <w:b w:val="0"/>
-          <w:sz w:val="24"/>
-        </w:rPr>
-        <w:t>综合主结果、扩展配置、协议消融、后验诊断和复杂度代理分析，项目形成了一个较为稳健的结论：对于互联网基础资源场景下的高可信语义路由，主要性能台阶来自固定候选边界内的结构化语义判别；多智能体协作复核并非普遍适用的统一慢路径，而是只有在职责化证据、触发条件和改判授权相互对齐时，才会在复杂样本上稳定形成净收益。这一结论既体现了项目在方法上的研究价值，也为后续构建可部署、可审计的语义路由系统提供了更清晰的设计原则。</w:t>
-      </w:r>
-    </w:p>
-    <w:p>
-      <w:pPr>
-        <w:spacing w:before="160" w:after="80"/>
-      </w:pPr>
-      <w:r>
-        <w:rPr>
-          <w:rFonts w:ascii="Times New Roman" w:hAnsi="Times New Roman" w:eastAsia="黑体"/>
-          <w:b/>
-          <w:sz w:val="28"/>
-        </w:rPr>
-        <w:t>六、阶段性成果与产出体系</w:t>
-      </w:r>
-    </w:p>
-    <w:p>
-      <w:pPr>
-        <w:spacing w:before="120" w:after="80"/>
-      </w:pPr>
-      <w:r>
-        <w:rPr>
-          <w:rFonts w:ascii="Times New Roman" w:hAnsi="Times New Roman" w:eastAsia="黑体"/>
-          <w:b/>
-          <w:sz w:val="24"/>
-        </w:rPr>
-        <w:t>（一）形成了可运行的原型系统和配套数据资产</w:t>
-      </w:r>
-    </w:p>
-    <w:p>
-      <w:pPr>
-        <w:spacing w:line="360" w:lineRule="auto" w:after="0"/>
-        <w:ind w:firstLine="476"/>
-      </w:pPr>
-      <w:r>
-        <w:rPr>
-          <w:rFonts w:ascii="Times New Roman" w:hAnsi="Times New Roman" w:eastAsia="宋体"/>
-          <w:b w:val="0"/>
-          <w:sz w:val="24"/>
-        </w:rPr>
-        <w:t>围绕项目典型场景，团队已经形成面向智能体命名与语义路由的原型系统，覆盖自然语言请求输入、候选组织、结构化裁决、协作复核、结果展示和执行落点衔接等关键环节。该原型不仅能够支持典型业务场景演示，也能够作为研究验证平台，对不同配置、不同样本池和不同协作协议进行复现实验与误差分析。</w:t>
-      </w:r>
-    </w:p>
-    <w:p>
-      <w:pPr>
-        <w:spacing w:line="360" w:lineRule="auto" w:after="0"/>
-        <w:ind w:firstLine="476"/>
-      </w:pPr>
-      <w:r>
-        <w:rPr>
-          <w:rFonts w:ascii="Times New Roman" w:hAnsi="Times New Roman" w:eastAsia="宋体"/>
-          <w:b w:val="0"/>
-          <w:sz w:val="24"/>
-        </w:rPr>
-        <w:t>同时，项目还沉淀了较为系统的数据资产和过程记录材料，包括统一命名空间描述文件、正式样本数据、冻结训练/测试划分、结构化过程轨迹、实验汇总结果和图表数据等。这些资产为后续扩展研究、独立复核、论文撰写和成果转化提供了可持续的基础。</w:t>
-      </w:r>
-    </w:p>
-    <w:p>
-      <w:pPr>
-        <w:spacing w:before="120" w:after="80"/>
-      </w:pPr>
-      <w:r>
-        <w:rPr>
-          <w:rFonts w:ascii="Times New Roman" w:hAnsi="Times New Roman" w:eastAsia="黑体"/>
-          <w:b/>
-          <w:sz w:val="24"/>
-        </w:rPr>
-        <w:t>（二）形成了研究报告、论文材料和图表成果</w:t>
-      </w:r>
-    </w:p>
-    <w:p>
-      <w:pPr>
-        <w:spacing w:line="360" w:lineRule="auto" w:after="0"/>
-        <w:ind w:firstLine="476"/>
-      </w:pPr>
-      <w:r>
-        <w:rPr>
-          <w:rFonts w:ascii="Times New Roman" w:hAnsi="Times New Roman" w:eastAsia="宋体"/>
-          <w:b w:val="0"/>
-          <w:sz w:val="24"/>
-        </w:rPr>
-        <w:t>依托上述方法和实验结果，项目已形成技术研究报告、论文投稿稿、图表材料和相关附属说明文档。现有论文和技术报告对问题定义、方法设计、实验协议、主结果、协作收益来源和系统局限性进行了较系统总结；配套图表则对统一主结果、配置比较、协作消融、后验诊断和执行负载代理进行了直观展示。通过这些文档，项目已具备较为完整的学术表达和成果沉淀能力。</w:t>
-      </w:r>
-    </w:p>
-    <w:p>
-      <w:pPr>
-        <w:spacing w:line="360" w:lineRule="auto" w:after="0"/>
-        <w:ind w:firstLine="476"/>
-      </w:pPr>
-      <w:r>
-        <w:rPr>
-          <w:rFonts w:ascii="Times New Roman" w:hAnsi="Times New Roman" w:eastAsia="宋体"/>
-          <w:b w:val="0"/>
-          <w:sz w:val="24"/>
-        </w:rPr>
-        <w:t>更重要的是，现有论文材料并非与项目目标脱节，而是直接服务于项目成果凝练。论文中形成的统一问题定义、核心方法框架、实验协议和结果分析，已经成为本次成果汇编的重要内容来源，也说明项目从一开始就把“研究验证”“成果写作”“对外表达”和“后续转化”作为一体化工作来推进。</w:t>
-      </w:r>
-    </w:p>
-    <w:p>
-      <w:pPr>
-        <w:spacing w:before="120" w:after="80"/>
-      </w:pPr>
-      <w:r>
-        <w:rPr>
-          <w:rFonts w:ascii="Times New Roman" w:hAnsi="Times New Roman" w:eastAsia="黑体"/>
-          <w:b/>
-          <w:sz w:val="24"/>
-        </w:rPr>
-        <w:t>（三）形成了专利申请和技术交底相关材料</w:t>
-      </w:r>
-    </w:p>
-    <w:p>
-      <w:pPr>
-        <w:spacing w:line="360" w:lineRule="auto" w:after="0"/>
-        <w:ind w:firstLine="476"/>
-      </w:pPr>
-      <w:r>
-        <w:rPr>
-          <w:rFonts w:ascii="Times New Roman" w:hAnsi="Times New Roman" w:eastAsia="宋体"/>
-          <w:b w:val="0"/>
-          <w:sz w:val="24"/>
-        </w:rPr>
-        <w:t>围绕项目形成的关键机制与原型框架，团队已同步形成发明专利申请材料、技术交底书、权利要求书初稿、说明书摘要初稿和附图等一系列知识产权文档。这些材料从能力命名、结构化语义路由、协作复核和过程留痕等角度，对项目的核心创新进行了系统凝练，为后续知识产权保护和成果转化奠定了文书基础。</w:t>
-      </w:r>
-    </w:p>
-    <w:p>
-      <w:pPr>
-        <w:spacing w:line="360" w:lineRule="auto" w:after="0"/>
-        <w:ind w:firstLine="476"/>
-      </w:pPr>
-      <w:r>
-        <w:rPr>
-          <w:rFonts w:ascii="Times New Roman" w:hAnsi="Times New Roman" w:eastAsia="宋体"/>
-          <w:b w:val="0"/>
-          <w:sz w:val="24"/>
-        </w:rPr>
-        <w:t>按照成果汇编要求，本文不附上述专利和交底材料原文，但从阶段产出角度看，项目已完成从方法研究到专利凝练的衔接工作，体现出较强的研究成果沉淀能力和持续转化能力。</w:t>
-      </w:r>
-    </w:p>
-    <w:p>
-      <w:pPr>
-        <w:spacing w:before="120" w:after="80"/>
-      </w:pPr>
-      <w:r>
-        <w:rPr>
-          <w:rFonts w:ascii="Times New Roman" w:hAnsi="Times New Roman" w:eastAsia="黑体"/>
-          <w:b/>
-          <w:sz w:val="24"/>
-        </w:rPr>
-        <w:t>（四）形成了宣传展示和成果报送支撑材料</w:t>
-      </w:r>
-    </w:p>
-    <w:p>
-      <w:pPr>
-        <w:spacing w:line="360" w:lineRule="auto" w:after="0"/>
-        <w:ind w:firstLine="476"/>
-      </w:pPr>
-      <w:r>
-        <w:rPr>
-          <w:rFonts w:ascii="Times New Roman" w:hAnsi="Times New Roman" w:eastAsia="宋体"/>
-          <w:b w:val="0"/>
-          <w:sz w:val="24"/>
-        </w:rPr>
-        <w:t>除研究报告和专利材料外，项目还形成了成果宣传稿、安全公开版宣传稿、审批版宣传稿、图示预览、附图优化稿和其他展示支撑材料。这些成果说明项目已经对“学术表达”“内部报送”“对外宣传”和“图形展示”等不同使用场景进行了区分处理，能够根据不同口径控制披露范围和表达重心。</w:t>
-      </w:r>
-    </w:p>
-    <w:p>
-      <w:pPr>
-        <w:spacing w:line="360" w:lineRule="auto" w:after="0"/>
-        <w:ind w:firstLine="476"/>
-      </w:pPr>
-      <w:r>
-        <w:rPr>
-          <w:rFonts w:ascii="Times New Roman" w:hAnsi="Times New Roman" w:eastAsia="宋体"/>
-          <w:b w:val="0"/>
-          <w:sz w:val="24"/>
-        </w:rPr>
-        <w:t>从成果组织角度看，这种多版本文档体系非常重要。它说明项目不仅重视技术本身，也重视成果的制度化表达和可复用传播路径，能够根据审阅对象和发布渠道，形成安全、准确、可裁剪的材料体系。</w:t>
-      </w:r>
-    </w:p>
-    <w:p>
-      <w:pPr>
-        <w:spacing w:before="120" w:after="80"/>
-      </w:pPr>
-      <w:r>
-        <w:rPr>
-          <w:rFonts w:ascii="Times New Roman" w:hAnsi="Times New Roman" w:eastAsia="黑体"/>
-          <w:b/>
-          <w:sz w:val="24"/>
-        </w:rPr>
-        <w:t>（五）与任务书考核指标形成了较好对应关系</w:t>
-      </w:r>
-    </w:p>
-    <w:p>
-      <w:pPr>
-        <w:spacing w:line="360" w:lineRule="auto" w:after="0"/>
-        <w:ind w:firstLine="476"/>
-      </w:pPr>
-      <w:r>
-        <w:rPr>
-          <w:rFonts w:ascii="Times New Roman" w:hAnsi="Times New Roman" w:eastAsia="宋体"/>
-          <w:b w:val="0"/>
-          <w:sz w:val="24"/>
-        </w:rPr>
-        <w:t>对照项目任务书，项目当前形成的阶段性成果与考核指标之间具有较高匹配度。一是在原型系统方面，项目已形成可运行的多智能体协作语义路由原型框架，具备结构化裁决、协作复核、过程记录和结果展示能力。二是在成果凝练方面，项目已形成研究报告和论文材料，并同步推进专利申请文档整理。三是在展示支撑方面，项目已形成宣传稿、图示和演示支撑材料，可用于内部汇报和阶段成果展示。四是在数据与实验方面，项目已完成多轮评测和对比分析，为结项验收提供了较充分的实证依据。</w:t>
-      </w:r>
-    </w:p>
-    <w:p>
-      <w:pPr>
-        <w:spacing w:before="160" w:after="80"/>
-      </w:pPr>
-      <w:r>
-        <w:rPr>
-          <w:rFonts w:ascii="Times New Roman" w:hAnsi="Times New Roman" w:eastAsia="黑体"/>
-          <w:b/>
-          <w:sz w:val="28"/>
-        </w:rPr>
-        <w:t>七、应用价值与推广前景</w:t>
-      </w:r>
-    </w:p>
-    <w:p>
-      <w:pPr>
-        <w:spacing w:before="120" w:after="80"/>
-      </w:pPr>
-      <w:r>
-        <w:rPr>
-          <w:rFonts w:ascii="Times New Roman" w:hAnsi="Times New Roman" w:eastAsia="黑体"/>
-          <w:b/>
-          <w:sz w:val="24"/>
-        </w:rPr>
-        <w:t>（一）为互联网基础资源向智能体服务延伸提供了方法探索</w:t>
-      </w:r>
-    </w:p>
-    <w:p>
-      <w:pPr>
-        <w:spacing w:line="360" w:lineRule="auto" w:after="0"/>
-        <w:ind w:firstLine="476"/>
-      </w:pPr>
-      <w:r>
-        <w:rPr>
-          <w:rFonts w:ascii="Times New Roman" w:hAnsi="Times New Roman" w:eastAsia="宋体"/>
-          <w:b w:val="0"/>
-          <w:sz w:val="24"/>
-        </w:rPr>
-        <w:t>项目成果的第一层价值，在于为互联网基础资源如何支撑智能体服务组织、能力标识和语义寻址提供了具体方法探索。随着智能体服务逐渐成为网络应用的重要组成部分，传统面向静态资源的表达和组织方式需要扩展到对能力、实例和协作过程的表达。项目提出的能力命名空间、能力地址与实例地址分层表达、受限候选边界内的结构化语义路由等研究内容，为这一演进方向提供了可操作的原型基础。</w:t>
-      </w:r>
-    </w:p>
-    <w:p>
-      <w:pPr>
-        <w:spacing w:before="120" w:after="80"/>
-      </w:pPr>
-      <w:r>
-        <w:rPr>
-          <w:rFonts w:ascii="Times New Roman" w:hAnsi="Times New Roman" w:eastAsia="黑体"/>
-          <w:b/>
-          <w:sz w:val="24"/>
-        </w:rPr>
-        <w:t>（二）为复杂任务下的可信调用与治理支撑提供了技术路径</w:t>
-      </w:r>
-    </w:p>
-    <w:p>
-      <w:pPr>
-        <w:spacing w:line="360" w:lineRule="auto" w:after="0"/>
-        <w:ind w:firstLine="476"/>
-      </w:pPr>
-      <w:r>
-        <w:rPr>
-          <w:rFonts w:ascii="Times New Roman" w:hAnsi="Times New Roman" w:eastAsia="宋体"/>
-          <w:b w:val="0"/>
-          <w:sz w:val="24"/>
-        </w:rPr>
-        <w:t>项目成果的第二层价值，在于为复杂语义任务下的可信调用和治理支撑提供了更可审计的技术路径。传统系统常常关注“能不能给出结果”，而项目更强调“结果是否稳定”“改判是否有依据”“过程是否可回放”。通过职责化协作复核、显式授权机制和统一过程记录，项目证明了复杂样本上的增益可以在有边界的前提下获得，这对于后续面向审核辅助、能力编排、服务发现、智能合规等场景的系统建设具有启发意义。</w:t>
-      </w:r>
-    </w:p>
-    <w:p>
-      <w:pPr>
-        <w:spacing w:before="120" w:after="80"/>
-      </w:pPr>
-      <w:r>
-        <w:rPr>
-          <w:rFonts w:ascii="Times New Roman" w:hAnsi="Times New Roman" w:eastAsia="黑体"/>
-          <w:b/>
-          <w:sz w:val="24"/>
-        </w:rPr>
-        <w:t>（三）为后续标准化表达、平台化建设和成果转化奠定了基础</w:t>
-      </w:r>
-    </w:p>
-    <w:p>
-      <w:pPr>
-        <w:spacing w:line="360" w:lineRule="auto" w:after="0"/>
-        <w:ind w:firstLine="476"/>
-      </w:pPr>
-      <w:r>
-        <w:rPr>
-          <w:rFonts w:ascii="Times New Roman" w:hAnsi="Times New Roman" w:eastAsia="宋体"/>
-          <w:b w:val="0"/>
-          <w:sz w:val="24"/>
-        </w:rPr>
-        <w:t>项目成果的第三层价值，在于为后续标准化表达、平台化建设和成果转化预留了空间。能力命名、地址表达、过程留痕、统一指标和主结果口径等工作，本质上都是把原本分散、经验化的研究积累转化为更具制度化和复用性的成果单元。随着独立验证集进一步扩大、执行落点联调进一步完善、业务场景进一步拓展，这些成果有望在后续标准研究、系统建设和应用转化中发挥更大作用。</w:t>
-      </w:r>
-    </w:p>
-    <w:p>
-      <w:pPr>
-        <w:spacing w:before="160" w:after="80"/>
-      </w:pPr>
-      <w:r>
-        <w:rPr>
-          <w:rFonts w:ascii="Times New Roman" w:hAnsi="Times New Roman" w:eastAsia="黑体"/>
-          <w:b/>
-          <w:sz w:val="28"/>
-        </w:rPr>
-        <w:t>八、下一步工作考虑</w:t>
-      </w:r>
-    </w:p>
-    <w:p>
-      <w:pPr>
-        <w:spacing w:before="120" w:after="80"/>
-      </w:pPr>
-      <w:r>
-        <w:rPr>
-          <w:rFonts w:ascii="Times New Roman" w:hAnsi="Times New Roman" w:eastAsia="黑体"/>
-          <w:b/>
-          <w:sz w:val="24"/>
-        </w:rPr>
-        <w:t>（一）继续扩大独立验证样本和业务覆盖范围</w:t>
-      </w:r>
-    </w:p>
-    <w:p>
-      <w:pPr>
-        <w:spacing w:line="360" w:lineRule="auto" w:after="0"/>
-        <w:ind w:firstLine="476"/>
-      </w:pPr>
-      <w:r>
-        <w:rPr>
-          <w:rFonts w:ascii="Times New Roman" w:hAnsi="Times New Roman" w:eastAsia="宋体"/>
-          <w:b w:val="0"/>
-          <w:sz w:val="24"/>
-        </w:rPr>
-        <w:t>项目已经基于 563 条样本形成统一冻结评测资产，并通过累计样本池稳定性分析验证了当前样本规模能够支撑方法比较结论。面向更大范围应用时，仍有必要进一步补充更多来源、更广覆盖、更具独立性的验证样本。后续可围绕不同能力命名空间、不同请求来源、不同业务语义类型和不同治理风险条件扩展数据集，以进一步检验现有结论的外推性和泛化能力。</w:t>
-      </w:r>
-    </w:p>
-    <w:p>
-      <w:pPr>
-        <w:spacing w:before="120" w:after="80"/>
-      </w:pPr>
-      <w:r>
-        <w:rPr>
-          <w:rFonts w:ascii="Times New Roman" w:hAnsi="Times New Roman" w:eastAsia="黑体"/>
-          <w:b/>
-          <w:sz w:val="24"/>
-        </w:rPr>
-        <w:t>（二）完善质量、成本与运行日志的统一记录</w:t>
-      </w:r>
-    </w:p>
-    <w:p>
-      <w:pPr>
-        <w:spacing w:line="360" w:lineRule="auto" w:after="0"/>
-        <w:ind w:firstLine="476"/>
-      </w:pPr>
-      <w:r>
-        <w:rPr>
-          <w:rFonts w:ascii="Times New Roman" w:hAnsi="Times New Roman" w:eastAsia="宋体"/>
-          <w:b w:val="0"/>
-          <w:sz w:val="24"/>
-        </w:rPr>
-        <w:t>当前项目已经通过调用复杂度代理对成本侧进行了初步刻画，但真实运行中的 token、时延、接口稳定性和资源消耗等指标仍有进一步统一记录和分析空间。后续如能把质量、成本和治理边界放到同一评测框架中，将更有利于形成面向部署场景的综合评价体系。</w:t>
-      </w:r>
-    </w:p>
-    <w:p>
-      <w:pPr>
-        <w:spacing w:before="120" w:after="80"/>
-      </w:pPr>
-      <w:r>
-        <w:rPr>
-          <w:rFonts w:ascii="Times New Roman" w:hAnsi="Times New Roman" w:eastAsia="黑体"/>
-          <w:b/>
-          <w:sz w:val="24"/>
-        </w:rPr>
-        <w:t>（三）推进原型能力向更系统的成果转化方向延伸</w:t>
-      </w:r>
-    </w:p>
-    <w:p>
-      <w:pPr>
-        <w:spacing w:line="360" w:lineRule="auto" w:after="0"/>
-        <w:ind w:firstLine="476"/>
-      </w:pPr>
-      <w:r>
-        <w:rPr>
-          <w:rFonts w:ascii="Times New Roman" w:hAnsi="Times New Roman" w:eastAsia="宋体"/>
-          <w:b w:val="0"/>
-          <w:sz w:val="24"/>
-        </w:rPr>
-        <w:t>后续工作还可围绕原型系统进一步推进成果转化，包括继续完善执行落点联动、补充面向更多业务场景的演示流程、整理更加规范的成果报送材料，以及研究能力命名、过程留痕和协作复核在更广范围内的复用方式。总体而言，项目已经形成较完整的研究基础，下一阶段的重点将从“证明方法可行”逐步转向“扩大验证范围、增强制度化表达、支撑持续转化应用”。</w:t>
-      </w:r>
-    </w:p>
-    <w:p>
-      <w:pPr>
-        <w:spacing w:before="160" w:after="80"/>
-      </w:pPr>
-      <w:r>
-        <w:rPr>
-          <w:rFonts w:ascii="Times New Roman" w:hAnsi="Times New Roman" w:eastAsia="黑体"/>
-          <w:b/>
-          <w:sz w:val="28"/>
-        </w:rPr>
-        <w:t>九、项目标签</w:t>
-      </w:r>
-    </w:p>
-    <w:p>
-      <w:pPr>
-        <w:spacing w:line="360" w:lineRule="auto"/>
-      </w:pPr>
-      <w:r>
-        <w:rPr>
-          <w:rFonts w:ascii="Times New Roman" w:hAnsi="Times New Roman" w:eastAsia="宋体"/>
-          <w:b w:val="0"/>
-          <w:sz w:val="24"/>
-        </w:rPr>
-        <w:t>项目编号：暂不填写（待研究处统一编号）</w:t>
-      </w:r>
-    </w:p>
-    <w:p>
-      <w:pPr>
-        <w:spacing w:line="360" w:lineRule="auto"/>
-      </w:pPr>
-      <w:r>
-        <w:rPr>
-          <w:rFonts w:ascii="Times New Roman" w:hAnsi="Times New Roman" w:eastAsia="宋体"/>
-          <w:b w:val="0"/>
-          <w:sz w:val="24"/>
-        </w:rPr>
-        <w:t>研究处所：中国互联网络信息中心技术发展所</w:t>
-      </w:r>
-    </w:p>
-    <w:p>
-      <w:pPr>
-        <w:spacing w:line="360" w:lineRule="auto"/>
-      </w:pPr>
-      <w:r>
-        <w:rPr>
-          <w:rFonts w:ascii="Times New Roman" w:hAnsi="Times New Roman" w:eastAsia="宋体"/>
-          <w:b w:val="0"/>
-          <w:sz w:val="24"/>
-        </w:rPr>
-        <w:t>项目负责人：邓斯宇</w:t>
-      </w:r>
-    </w:p>
-    <w:p>
-      <w:pPr>
-        <w:spacing w:line="360" w:lineRule="auto"/>
-      </w:pPr>
-      <w:r>
-        <w:rPr>
-          <w:rFonts w:ascii="Times New Roman" w:hAnsi="Times New Roman" w:eastAsia="宋体"/>
-          <w:b w:val="0"/>
-          <w:sz w:val="24"/>
+          <w:rFonts w:ascii="仿宋" w:hAnsi="仿宋" w:eastAsia="仿宋" w:cs="仿宋"/>
+          <w:b w:val="0"/>
+          <w:sz w:val="32"/>
         </w:rPr>
         <w:t>项目参与人：邓斯宇、姚健康、李真辉、殷智勇、申旭刚</w:t>
       </w:r>
     </w:p>
     <w:sectPr>
       <w:pgSz w:w="12240" w:h="15840"/>
-      <w:pgMar w:top="1440" w:right="1474" w:bottom="1440" w:left="1701" w:header="720" w:footer="720" w:gutter="0"/>
+      <w:pgMar w:top="1440" w:right="1797" w:bottom="1440" w:left="1797" w:header="720" w:footer="720" w:gutter="0"/>
       <w:cols w:space="720"/>
       <w:docGrid w:linePitch="360"/>
     </w:sectPr>
   </w:body>
 </w:document>
+</file>
+
+<file path=word/footnotes.xml><?xml version="1.0" encoding="utf-8"?>
+<w:footnotes xmlns:w="http://schemas.openxmlformats.org/wordprocessingml/2006/main">
+  <w:footnote w:type="separator" w:id="-1">
+    <w:p>
+      <w:r>
+        <w:separator/>
+      </w:r>
+    </w:p>
+  </w:footnote>
+  <w:footnote w:type="continuationSeparator" w:id="0">
+    <w:p>
+      <w:r>
+        <w:continuationSeparator/>
+      </w:r>
+    </w:p>
+  </w:footnote>
+  <w:footnote w:id="1">
+    <w:p>
+      <w:pPr>
+        <w:pStyle w:val="FootnoteText"/>
+      </w:pPr>
+      <w:r>
+        <w:rPr>
+          <w:rStyle w:val="FootnoteReference"/>
+        </w:rPr>
+        <w:footnoteRef/>
+      </w:r>
+      <w:r>
+        <w:rPr>
+          <w:rFonts w:ascii="仿宋" w:hAnsi="仿宋" w:eastAsia="仿宋"/>
+          <w:sz w:val="21"/>
+        </w:rPr>
+        <w:t>Moffatt v. Air Canada, 2024 BCCRT 149, Civil Resolution Tribunal (British Columbia), CanLII: https://www.canlii.org/en/bc/bccrt/doc/2024/2024bccrt149/2024bccrt149.html。</w:t>
+      </w:r>
+    </w:p>
+  </w:footnote>
+</w:footnotes>
 </file>
 
 <file path=word/numbering.xml><?xml version="1.0" encoding="utf-8"?>
@@ -1785,8 +8078,8 @@
     <w:qFormat/>
     <w:rsid w:val="00FC693F"/>
     <w:rPr>
-      <w:rFonts w:ascii="Times New Roman" w:hAnsi="Times New Roman" w:eastAsia="宋体"/>
-      <w:sz w:val="24"/>
+      <w:rFonts w:ascii="仿宋" w:hAnsi="仿宋" w:eastAsia="仿宋" w:cs="仿宋"/>
+      <w:sz w:val="32"/>
     </w:rPr>
   </w:style>
   <w:style w:type="paragraph" w:styleId="Header">
